--- a/ТО04 (Правки).docx
+++ b/ТО04 (Правки).docx
@@ -1,6 +1,6 @@
 
 <file path=word/document.xml><?xml version="1.0" encoding="utf-8"?>
-<w:document xmlns:wpc="http://schemas.microsoft.com/office/word/2010/wordprocessingCanvas" xmlns:cx="http://schemas.microsoft.com/office/drawing/2014/chartex" xmlns:cx1="http://schemas.microsoft.com/office/drawing/2015/9/8/chartex" xmlns:cx2="http://schemas.microsoft.com/office/drawing/2015/10/21/chartex" xmlns:cx3="http://schemas.microsoft.com/office/drawing/2016/5/9/chartex" xmlns:cx4="http://schemas.microsoft.com/office/drawing/2016/5/10/chartex" xmlns:cx5="http://schemas.microsoft.com/office/drawing/2016/5/11/chartex" xmlns:cx6="http://schemas.microsoft.com/office/drawing/2016/5/12/chartex" xmlns:cx7="http://schemas.microsoft.com/office/drawing/2016/5/13/chartex" xmlns:cx8="http://schemas.microsoft.com/office/drawing/2016/5/14/chartex" xmlns:mc="http://schemas.openxmlformats.org/markup-compatibility/2006" xmlns:aink="http://schemas.microsoft.com/office/drawing/2016/ink" xmlns:am3d="http://schemas.microsoft.com/office/drawing/2017/model3d" xmlns:o="urn:schemas-microsoft-com:office:office" xmlns:oel="http://schemas.microsoft.com/office/2019/extlst" xmlns:r="http://schemas.openxmlformats.org/officeDocument/2006/relationships" xmlns:m="http://schemas.openxmlformats.org/officeDocument/2006/math" xmlns:v="urn:schemas-microsoft-com:vml" xmlns:wp14="http://schemas.microsoft.com/office/word/2010/wordprocessingDrawing" xmlns:wp="http://schemas.openxmlformats.org/drawingml/2006/wordprocessingDrawing" xmlns:w10="urn:schemas-microsoft-com:office:word" xmlns:w="http://schemas.openxmlformats.org/wordprocessingml/2006/main" xmlns:w14="http://schemas.microsoft.com/office/word/2010/wordml" xmlns:w15="http://schemas.microsoft.com/office/word/2012/wordml" xmlns:w16cex="http://schemas.microsoft.com/office/word/2018/wordml/cex" xmlns:w16cid="http://schemas.microsoft.com/office/word/2016/wordml/cid" xmlns:w16="http://schemas.microsoft.com/office/word/2018/wordml" xmlns:w16du="http://schemas.microsoft.com/office/word/2023/wordml/word16du" xmlns:w16sdtdh="http://schemas.microsoft.com/office/word/2020/wordml/sdtdatahash" xmlns:w16sdtfl="http://schemas.microsoft.com/office/word/2024/wordml/sdtformatlock" xmlns:w16se="http://schemas.microsoft.com/office/word/2015/wordml/symex" xmlns:wpg="http://schemas.microsoft.com/office/word/2010/wordprocessingGroup" xmlns:wpi="http://schemas.microsoft.com/office/word/2010/wordprocessingInk" xmlns:wne="http://schemas.microsoft.com/office/word/2006/wordml" xmlns:wps="http://schemas.microsoft.com/office/word/2010/wordprocessingShape" mc:Ignorable="w14 w15 w16se w16cid w16 w16cex w16sdtdh w16sdtfl w16du wp14">
+<w:document xmlns:wpc="http://schemas.microsoft.com/office/word/2010/wordprocessingCanvas" xmlns:cx="http://schemas.microsoft.com/office/drawing/2014/chartex" xmlns:mc="http://schemas.openxmlformats.org/markup-compatibility/2006" xmlns:o="urn:schemas-microsoft-com:office:office" xmlns:r="http://schemas.openxmlformats.org/officeDocument/2006/relationships" xmlns:m="http://schemas.openxmlformats.org/officeDocument/2006/math" xmlns:v="urn:schemas-microsoft-com:vml" xmlns:wp14="http://schemas.microsoft.com/office/word/2010/wordprocessingDrawing" xmlns:wp="http://schemas.openxmlformats.org/drawingml/2006/wordprocessingDrawing" xmlns:w10="urn:schemas-microsoft-com:office:word" xmlns:w="http://schemas.openxmlformats.org/wordprocessingml/2006/main" xmlns:w14="http://schemas.microsoft.com/office/word/2010/wordml" xmlns:w15="http://schemas.microsoft.com/office/word/2012/wordml" xmlns:w16se="http://schemas.microsoft.com/office/word/2015/wordml/symex" xmlns:wpg="http://schemas.microsoft.com/office/word/2010/wordprocessingGroup" xmlns:wpi="http://schemas.microsoft.com/office/word/2010/wordprocessingInk" xmlns:wne="http://schemas.microsoft.com/office/word/2006/wordml" xmlns:wps="http://schemas.microsoft.com/office/word/2010/wordprocessingShape" mc:Ignorable="w14 w15 w16se wp14">
   <w:body>
     <w:sdt>
       <w:sdtPr>
@@ -396,6 +396,8 @@
             </w:rPr>
             <w:t xml:space="preserve"> ____________</w:t>
           </w:r>
+          <w:bookmarkStart w:id="0" w:name="_GoBack"/>
+          <w:bookmarkEnd w:id="0"/>
         </w:p>
         <w:p>
           <w:pPr>
@@ -627,7 +629,7 @@
                     <w:kern w:val="0"/>
                     <w:sz w:val="40"/>
                     <w:szCs w:val="40"/>
-                    <w:lang w:val="en-US" w:eastAsia="ru-RU"/>
+                    <w:lang w:eastAsia="ru-RU"/>
                     <w14:ligatures w14:val="none"/>
                   </w:rPr>
                   <w:t xml:space="preserve"> </w:t>
@@ -941,7 +943,7 @@
               <w:kern w:val="0"/>
               <w:sz w:val="24"/>
               <w:szCs w:val="24"/>
-              <w:lang w:val="en-US" w:eastAsia="ru-RU"/>
+              <w:lang w:eastAsia="ru-RU"/>
               <w14:ligatures w14:val="none"/>
             </w:rPr>
           </w:pPr>
@@ -1095,7 +1097,6 @@
                 <w:r>
                   <w:rPr>
                     <w:rFonts w:eastAsia="Times New Roman" w:cs="Times New Roman"/>
-                    <w:lang w:val="en-US"/>
                   </w:rPr>
                   <w:t>21</w:t>
                 </w:r>
@@ -1702,7 +1703,7 @@
     </w:sdt>
     <w:p>
       <w:pPr>
-        <w:pStyle w:val="a5"/>
+        <w:pStyle w:val="af8"/>
       </w:pPr>
       <w:r>
         <w:lastRenderedPageBreak/>
@@ -1711,7 +1712,7 @@
     </w:p>
     <w:p>
       <w:pPr>
-        <w:pStyle w:val="TOC1"/>
+        <w:pStyle w:val="12"/>
         <w:tabs>
           <w:tab w:val="right" w:leader="dot" w:pos="9344"/>
         </w:tabs>
@@ -1735,7 +1736,7 @@
       <w:hyperlink w:anchor="_Toc224499320" w:history="1">
         <w:r>
           <w:rPr>
-            <w:rStyle w:val="Hyperlink"/>
+            <w:rStyle w:val="af7"/>
             <w:noProof/>
           </w:rPr>
           <w:t>Перечень сокращений и обозначений</w:t>
@@ -1792,7 +1793,7 @@
     </w:p>
     <w:p>
       <w:pPr>
-        <w:pStyle w:val="TOC1"/>
+        <w:pStyle w:val="12"/>
         <w:tabs>
           <w:tab w:val="right" w:leader="dot" w:pos="9344"/>
         </w:tabs>
@@ -1807,7 +1808,7 @@
       <w:hyperlink w:anchor="_Toc224499321" w:history="1">
         <w:r>
           <w:rPr>
-            <w:rStyle w:val="Hyperlink"/>
+            <w:rStyle w:val="af7"/>
             <w:noProof/>
           </w:rPr>
           <w:t>Введение</w:t>
@@ -1864,7 +1865,7 @@
     </w:p>
     <w:p>
       <w:pPr>
-        <w:pStyle w:val="TOC1"/>
+        <w:pStyle w:val="12"/>
         <w:tabs>
           <w:tab w:val="right" w:leader="dot" w:pos="9344"/>
         </w:tabs>
@@ -1879,7 +1880,7 @@
       <w:hyperlink w:anchor="_Toc224499322" w:history="1">
         <w:r>
           <w:rPr>
-            <w:rStyle w:val="Hyperlink"/>
+            <w:rStyle w:val="af7"/>
             <w:noProof/>
           </w:rPr>
           <w:t>1 Охрана труда и техника безопасности при работе на ПК</w:t>
@@ -1936,7 +1937,7 @@
     </w:p>
     <w:p>
       <w:pPr>
-        <w:pStyle w:val="TOC2"/>
+        <w:pStyle w:val="23"/>
         <w:rPr>
           <w:rFonts w:asciiTheme="minorHAnsi" w:eastAsiaTheme="minorEastAsia" w:hAnsiTheme="minorHAnsi"/>
           <w:noProof/>
@@ -1948,7 +1949,7 @@
       <w:hyperlink w:anchor="_Toc224499323" w:history="1">
         <w:r>
           <w:rPr>
-            <w:rStyle w:val="Hyperlink"/>
+            <w:rStyle w:val="af7"/>
             <w:rFonts w:eastAsia="Times New Roman"/>
             <w:noProof/>
           </w:rPr>
@@ -1956,7 +1957,7 @@
         </w:r>
         <w:r>
           <w:rPr>
-            <w:rStyle w:val="Hyperlink"/>
+            <w:rStyle w:val="af7"/>
             <w:noProof/>
           </w:rPr>
           <w:t xml:space="preserve"> Общие требования безопасности</w:t>
@@ -2013,7 +2014,7 @@
     </w:p>
     <w:p>
       <w:pPr>
-        <w:pStyle w:val="TOC2"/>
+        <w:pStyle w:val="23"/>
         <w:rPr>
           <w:rFonts w:asciiTheme="minorHAnsi" w:eastAsiaTheme="minorEastAsia" w:hAnsiTheme="minorHAnsi"/>
           <w:noProof/>
@@ -2025,7 +2026,7 @@
       <w:hyperlink w:anchor="_Toc224499324" w:history="1">
         <w:r>
           <w:rPr>
-            <w:rStyle w:val="Hyperlink"/>
+            <w:rStyle w:val="af7"/>
             <w:rFonts w:eastAsia="Times New Roman"/>
             <w:noProof/>
           </w:rPr>
@@ -2083,7 +2084,7 @@
     </w:p>
     <w:p>
       <w:pPr>
-        <w:pStyle w:val="TOC2"/>
+        <w:pStyle w:val="23"/>
         <w:rPr>
           <w:rFonts w:asciiTheme="minorHAnsi" w:eastAsiaTheme="minorEastAsia" w:hAnsiTheme="minorHAnsi"/>
           <w:noProof/>
@@ -2095,7 +2096,7 @@
       <w:hyperlink w:anchor="_Toc224499325" w:history="1">
         <w:r>
           <w:rPr>
-            <w:rStyle w:val="Hyperlink"/>
+            <w:rStyle w:val="af7"/>
             <w:rFonts w:eastAsia="Times New Roman"/>
             <w:noProof/>
           </w:rPr>
@@ -2153,7 +2154,7 @@
     </w:p>
     <w:p>
       <w:pPr>
-        <w:pStyle w:val="TOC1"/>
+        <w:pStyle w:val="12"/>
         <w:tabs>
           <w:tab w:val="right" w:leader="dot" w:pos="9344"/>
         </w:tabs>
@@ -2168,7 +2169,7 @@
       <w:hyperlink w:anchor="_Toc224499326" w:history="1">
         <w:r>
           <w:rPr>
-            <w:rStyle w:val="Hyperlink"/>
+            <w:rStyle w:val="af7"/>
             <w:noProof/>
             <w:lang w:val="en-US"/>
           </w:rPr>
@@ -2176,14 +2177,14 @@
         </w:r>
         <w:r>
           <w:rPr>
-            <w:rStyle w:val="Hyperlink"/>
+            <w:rStyle w:val="af7"/>
             <w:noProof/>
           </w:rPr>
           <w:t xml:space="preserve"> Выполнение</w:t>
         </w:r>
         <w:r>
           <w:rPr>
-            <w:rStyle w:val="Hyperlink"/>
+            <w:rStyle w:val="af7"/>
             <w:noProof/>
             <w:lang w:val="en-US"/>
           </w:rPr>
@@ -2191,14 +2192,14 @@
         </w:r>
         <w:r>
           <w:rPr>
-            <w:rStyle w:val="Hyperlink"/>
+            <w:rStyle w:val="af7"/>
             <w:noProof/>
           </w:rPr>
           <w:t>работ</w:t>
         </w:r>
         <w:r>
           <w:rPr>
-            <w:rStyle w:val="Hyperlink"/>
+            <w:rStyle w:val="af7"/>
             <w:noProof/>
             <w:lang w:val="en-US"/>
           </w:rPr>
@@ -2206,14 +2207,14 @@
         </w:r>
         <w:r>
           <w:rPr>
-            <w:rStyle w:val="Hyperlink"/>
+            <w:rStyle w:val="af7"/>
             <w:noProof/>
           </w:rPr>
           <w:t>по</w:t>
         </w:r>
         <w:r>
           <w:rPr>
-            <w:rStyle w:val="Hyperlink"/>
+            <w:rStyle w:val="af7"/>
             <w:noProof/>
             <w:lang w:val="en-US"/>
           </w:rPr>
@@ -2221,14 +2222,14 @@
         </w:r>
         <w:r>
           <w:rPr>
-            <w:rStyle w:val="Hyperlink"/>
+            <w:rStyle w:val="af7"/>
             <w:noProof/>
           </w:rPr>
           <w:t>ПМ</w:t>
         </w:r>
         <w:r>
           <w:rPr>
-            <w:rStyle w:val="Hyperlink"/>
+            <w:rStyle w:val="af7"/>
             <w:noProof/>
             <w:lang w:val="en-US"/>
           </w:rPr>
@@ -2236,7 +2237,7 @@
         </w:r>
         <w:r>
           <w:rPr>
-            <w:rStyle w:val="Hyperlink"/>
+            <w:rStyle w:val="af7"/>
             <w:noProof/>
           </w:rPr>
           <w:t>4</w:t>
@@ -2293,7 +2294,7 @@
     </w:p>
     <w:p>
       <w:pPr>
-        <w:pStyle w:val="TOC2"/>
+        <w:pStyle w:val="23"/>
         <w:rPr>
           <w:rFonts w:asciiTheme="minorHAnsi" w:eastAsiaTheme="minorEastAsia" w:hAnsiTheme="minorHAnsi"/>
           <w:noProof/>
@@ -2305,7 +2306,7 @@
       <w:hyperlink w:anchor="_Toc224499327" w:history="1">
         <w:r>
           <w:rPr>
-            <w:rStyle w:val="Hyperlink"/>
+            <w:rStyle w:val="af7"/>
             <w:noProof/>
           </w:rPr>
           <w:t>2.1 Настройка конфигурации и инсталляции ПО</w:t>
@@ -2362,7 +2363,7 @@
     </w:p>
     <w:p>
       <w:pPr>
-        <w:pStyle w:val="TOC2"/>
+        <w:pStyle w:val="23"/>
         <w:rPr>
           <w:rFonts w:asciiTheme="minorHAnsi" w:eastAsiaTheme="minorEastAsia" w:hAnsiTheme="minorHAnsi"/>
           <w:noProof/>
@@ -2374,7 +2375,7 @@
       <w:hyperlink w:anchor="_Toc224499328" w:history="1">
         <w:r>
           <w:rPr>
-            <w:rStyle w:val="Hyperlink"/>
+            <w:rStyle w:val="af7"/>
             <w:noProof/>
             <w:lang w:val="en-US"/>
           </w:rPr>
@@ -2382,7 +2383,7 @@
         </w:r>
         <w:r>
           <w:rPr>
-            <w:rStyle w:val="Hyperlink"/>
+            <w:rStyle w:val="af7"/>
             <w:noProof/>
           </w:rPr>
           <w:t xml:space="preserve"> Анализ эксплуатационных характеристик</w:t>
@@ -2439,7 +2440,7 @@
     </w:p>
     <w:p>
       <w:pPr>
-        <w:pStyle w:val="TOC2"/>
+        <w:pStyle w:val="23"/>
         <w:rPr>
           <w:rFonts w:asciiTheme="minorHAnsi" w:eastAsiaTheme="minorEastAsia" w:hAnsiTheme="minorHAnsi"/>
           <w:noProof/>
@@ -2451,7 +2452,7 @@
       <w:hyperlink w:anchor="_Toc224499329" w:history="1">
         <w:r>
           <w:rPr>
-            <w:rStyle w:val="Hyperlink"/>
+            <w:rStyle w:val="af7"/>
             <w:noProof/>
           </w:rPr>
           <w:t>2.3 Модификация компонентов ПО</w:t>
@@ -2508,7 +2509,7 @@
     </w:p>
     <w:p>
       <w:pPr>
-        <w:pStyle w:val="TOC2"/>
+        <w:pStyle w:val="23"/>
         <w:rPr>
           <w:rFonts w:asciiTheme="minorHAnsi" w:eastAsiaTheme="minorEastAsia" w:hAnsiTheme="minorHAnsi"/>
           <w:noProof/>
@@ -2520,7 +2521,7 @@
       <w:hyperlink w:anchor="_Toc224499330" w:history="1">
         <w:r>
           <w:rPr>
-            <w:rStyle w:val="Hyperlink"/>
+            <w:rStyle w:val="af7"/>
             <w:noProof/>
           </w:rPr>
           <w:t>2.4 Обеспечение защиты ПО и данных</w:t>
@@ -2577,7 +2578,7 @@
     </w:p>
     <w:p>
       <w:pPr>
-        <w:pStyle w:val="TOC1"/>
+        <w:pStyle w:val="12"/>
         <w:tabs>
           <w:tab w:val="right" w:leader="dot" w:pos="9344"/>
         </w:tabs>
@@ -2592,7 +2593,7 @@
       <w:hyperlink w:anchor="_Toc224499331" w:history="1">
         <w:r>
           <w:rPr>
-            <w:rStyle w:val="Hyperlink"/>
+            <w:rStyle w:val="af7"/>
             <w:noProof/>
           </w:rPr>
           <w:t>Заключение</w:t>
@@ -2649,7 +2650,7 @@
     </w:p>
     <w:p>
       <w:pPr>
-        <w:pStyle w:val="TOC1"/>
+        <w:pStyle w:val="12"/>
         <w:tabs>
           <w:tab w:val="right" w:leader="dot" w:pos="9344"/>
         </w:tabs>
@@ -2664,7 +2665,7 @@
       <w:hyperlink w:anchor="_Toc224499332" w:history="1">
         <w:r>
           <w:rPr>
-            <w:rStyle w:val="Hyperlink"/>
+            <w:rStyle w:val="af7"/>
             <w:noProof/>
           </w:rPr>
           <w:t>Список использованных источников</w:t>
@@ -2726,28 +2727,28 @@
     </w:p>
     <w:p>
       <w:pPr>
-        <w:pStyle w:val="Heading1"/>
+        <w:pStyle w:val="10"/>
         <w:numPr>
           <w:ilvl w:val="0"/>
           <w:numId w:val="0"/>
         </w:numPr>
         <w:jc w:val="center"/>
       </w:pPr>
-      <w:bookmarkStart w:id="0" w:name="_Toc223119244"/>
-      <w:bookmarkStart w:id="1" w:name="_Toc224499320"/>
+      <w:bookmarkStart w:id="1" w:name="_Toc223119244"/>
+      <w:bookmarkStart w:id="2" w:name="_Toc224499320"/>
       <w:r>
         <w:lastRenderedPageBreak/>
         <w:t>П</w:t>
       </w:r>
-      <w:bookmarkEnd w:id="0"/>
+      <w:bookmarkEnd w:id="1"/>
       <w:r>
         <w:t>ЕРЕЧЕНЬ СОКРАЩЕНИЙ И ОБОЗНАЧЕНИЙ</w:t>
       </w:r>
-      <w:bookmarkEnd w:id="1"/>
-    </w:p>
-    <w:p>
-      <w:pPr>
-        <w:pStyle w:val="a2"/>
+      <w:bookmarkEnd w:id="2"/>
+    </w:p>
+    <w:p>
+      <w:pPr>
+        <w:pStyle w:val="a3"/>
       </w:pPr>
       <w:r>
         <w:t xml:space="preserve">В настоящем </w:t>
@@ -2767,7 +2768,7 @@
     </w:p>
     <w:p>
       <w:pPr>
-        <w:pStyle w:val="a2"/>
+        <w:pStyle w:val="a3"/>
       </w:pPr>
       <w:r>
         <w:t>ИС – информационная система</w:t>
@@ -2775,7 +2776,7 @@
     </w:p>
     <w:p>
       <w:pPr>
-        <w:pStyle w:val="a2"/>
+        <w:pStyle w:val="a3"/>
         <w:widowControl w:val="0"/>
         <w:rPr>
           <w:rFonts w:eastAsia="Times New Roman" w:cs="Times New Roman"/>
@@ -2791,7 +2792,7 @@
     </w:p>
     <w:p>
       <w:pPr>
-        <w:pStyle w:val="a2"/>
+        <w:pStyle w:val="a3"/>
         <w:widowControl w:val="0"/>
         <w:rPr>
           <w:rFonts w:eastAsia="Times New Roman" w:cs="Times New Roman"/>
@@ -2830,7 +2831,7 @@
     </w:p>
     <w:p>
       <w:pPr>
-        <w:pStyle w:val="a2"/>
+        <w:pStyle w:val="a3"/>
         <w:widowControl w:val="0"/>
         <w:rPr>
           <w:rFonts w:eastAsia="Times New Roman" w:cs="Times New Roman"/>
@@ -2845,7 +2846,7 @@
     </w:p>
     <w:p>
       <w:pPr>
-        <w:pStyle w:val="a2"/>
+        <w:pStyle w:val="a3"/>
         <w:widowControl w:val="0"/>
         <w:rPr>
           <w:rFonts w:eastAsia="Times New Roman" w:cs="Times New Roman"/>
@@ -2854,7 +2855,7 @@
     </w:p>
     <w:p>
       <w:pPr>
-        <w:pStyle w:val="a2"/>
+        <w:pStyle w:val="a3"/>
         <w:widowControl w:val="0"/>
         <w:rPr>
           <w:rFonts w:eastAsia="Times New Roman" w:cs="Times New Roman"/>
@@ -2892,7 +2893,7 @@
     </w:p>
     <w:p>
       <w:pPr>
-        <w:pStyle w:val="a2"/>
+        <w:pStyle w:val="a3"/>
         <w:widowControl w:val="0"/>
         <w:rPr>
           <w:rFonts w:eastAsia="Times New Roman" w:cs="Times New Roman"/>
@@ -2920,7 +2921,7 @@
     </w:p>
     <w:p>
       <w:pPr>
-        <w:pStyle w:val="a2"/>
+        <w:pStyle w:val="a3"/>
         <w:widowControl w:val="0"/>
         <w:rPr>
           <w:rFonts w:eastAsia="Times New Roman" w:cs="Times New Roman"/>
@@ -2935,7 +2936,7 @@
     </w:p>
     <w:p>
       <w:pPr>
-        <w:pStyle w:val="a2"/>
+        <w:pStyle w:val="a3"/>
         <w:widowControl w:val="0"/>
         <w:rPr>
           <w:rFonts w:eastAsia="Times New Roman" w:cs="Times New Roman"/>
@@ -2945,24 +2946,24 @@
     </w:p>
     <w:p>
       <w:pPr>
-        <w:pStyle w:val="Heading1"/>
+        <w:pStyle w:val="10"/>
         <w:numPr>
           <w:ilvl w:val="0"/>
           <w:numId w:val="0"/>
         </w:numPr>
         <w:jc w:val="center"/>
       </w:pPr>
-      <w:bookmarkStart w:id="2" w:name="_Toc223119245"/>
-      <w:bookmarkStart w:id="3" w:name="_Toc224499321"/>
+      <w:bookmarkStart w:id="3" w:name="_Toc223119245"/>
+      <w:bookmarkStart w:id="4" w:name="_Toc224499321"/>
       <w:r>
         <w:lastRenderedPageBreak/>
         <w:t>В</w:t>
       </w:r>
-      <w:bookmarkEnd w:id="2"/>
+      <w:bookmarkEnd w:id="3"/>
       <w:r>
         <w:t>ВЕДЕНИЕ</w:t>
       </w:r>
-      <w:bookmarkEnd w:id="3"/>
+      <w:bookmarkEnd w:id="4"/>
     </w:p>
     <w:p>
       <w:pPr>
@@ -3431,33 +3432,33 @@
     </w:p>
     <w:p>
       <w:pPr>
-        <w:pStyle w:val="Heading1"/>
-      </w:pPr>
-      <w:bookmarkStart w:id="4" w:name="_Toc224499322"/>
+        <w:pStyle w:val="10"/>
+      </w:pPr>
+      <w:bookmarkStart w:id="5" w:name="_Toc224499322"/>
       <w:r>
         <w:lastRenderedPageBreak/>
         <w:t>Охрана труда и техника безопасности при работе на ПК</w:t>
       </w:r>
-      <w:bookmarkEnd w:id="4"/>
-    </w:p>
-    <w:p>
-      <w:pPr>
-        <w:pStyle w:val="Heading2"/>
+      <w:bookmarkEnd w:id="5"/>
+    </w:p>
+    <w:p>
+      <w:pPr>
+        <w:pStyle w:val="2"/>
         <w:rPr>
           <w:rFonts w:eastAsia="Times New Roman"/>
         </w:rPr>
       </w:pPr>
-      <w:bookmarkStart w:id="5" w:name="_Toc198813370"/>
-      <w:bookmarkStart w:id="6" w:name="_Toc224499323"/>
+      <w:bookmarkStart w:id="6" w:name="_Toc198813370"/>
+      <w:bookmarkStart w:id="7" w:name="_Toc224499323"/>
       <w:r>
         <w:t>Общие требования безопасности</w:t>
       </w:r>
-      <w:bookmarkEnd w:id="5"/>
       <w:bookmarkEnd w:id="6"/>
-    </w:p>
-    <w:p>
-      <w:pPr>
-        <w:pStyle w:val="a2"/>
+      <w:bookmarkEnd w:id="7"/>
+    </w:p>
+    <w:p>
+      <w:pPr>
+        <w:pStyle w:val="a3"/>
       </w:pPr>
       <w:r>
         <w:t>К работе на персональном компьютере допускаются лица, прошедшие обучение безопасным методам труда, вводный инструктаж, первичный инструктаж на рабочем месте.</w:t>
@@ -3465,7 +3466,7 @@
     </w:p>
     <w:p>
       <w:pPr>
-        <w:pStyle w:val="a2"/>
+        <w:pStyle w:val="a3"/>
       </w:pPr>
       <w:r>
         <w:t>При эксплуатации персонального компьютера на работника могут оказывать действие следующие опасные и вредные производственные факторы:</w:t>
@@ -3505,7 +3506,7 @@
     </w:p>
     <w:p>
       <w:pPr>
-        <w:pStyle w:val="a2"/>
+        <w:pStyle w:val="a3"/>
       </w:pPr>
       <w:r>
         <w:t>Работник обязан выполнять только ту работу, которая определена его должностной инструкцией.</w:t>
@@ -3513,25 +3514,25 @@
     </w:p>
     <w:p>
       <w:pPr>
-        <w:pStyle w:val="Heading2"/>
+        <w:pStyle w:val="2"/>
         <w:rPr>
           <w:rFonts w:eastAsia="Times New Roman"/>
         </w:rPr>
       </w:pPr>
-      <w:bookmarkStart w:id="7" w:name="_Toc198813371"/>
-      <w:bookmarkStart w:id="8" w:name="_Toc224499324"/>
+      <w:bookmarkStart w:id="8" w:name="_Toc198813371"/>
+      <w:bookmarkStart w:id="9" w:name="_Toc224499324"/>
       <w:r>
         <w:rPr>
           <w:rFonts w:eastAsia="Times New Roman"/>
         </w:rPr>
         <w:t>Требования безопасности перед началом работы</w:t>
       </w:r>
-      <w:bookmarkEnd w:id="7"/>
       <w:bookmarkEnd w:id="8"/>
-    </w:p>
-    <w:p>
-      <w:pPr>
-        <w:pStyle w:val="a2"/>
+      <w:bookmarkEnd w:id="9"/>
+    </w:p>
+    <w:p>
+      <w:pPr>
+        <w:pStyle w:val="a3"/>
       </w:pPr>
       <w:r>
         <w:t>Перед началом работы пользователь обязан:</w:t>
@@ -3603,25 +3604,25 @@
     </w:p>
     <w:p>
       <w:pPr>
-        <w:pStyle w:val="Heading2"/>
+        <w:pStyle w:val="2"/>
         <w:rPr>
           <w:rFonts w:eastAsia="Times New Roman"/>
         </w:rPr>
       </w:pPr>
-      <w:bookmarkStart w:id="9" w:name="_Toc198813372"/>
-      <w:bookmarkStart w:id="10" w:name="_Toc224499325"/>
+      <w:bookmarkStart w:id="10" w:name="_Toc198813372"/>
+      <w:bookmarkStart w:id="11" w:name="_Toc224499325"/>
       <w:r>
         <w:rPr>
           <w:rFonts w:eastAsia="Times New Roman"/>
         </w:rPr>
         <w:t>Требования безопасности по окончании работы</w:t>
       </w:r>
-      <w:bookmarkEnd w:id="9"/>
       <w:bookmarkEnd w:id="10"/>
-    </w:p>
-    <w:p>
-      <w:pPr>
-        <w:pStyle w:val="a2"/>
+      <w:bookmarkEnd w:id="11"/>
+    </w:p>
+    <w:p>
+      <w:pPr>
+        <w:pStyle w:val="a3"/>
       </w:pPr>
       <w:r>
         <w:t>По окончании работы компьютера необходимо</w:t>
@@ -3665,13 +3666,13 @@
     </w:p>
     <w:p>
       <w:pPr>
-        <w:pStyle w:val="Heading1"/>
-        <w:rPr>
-          <w:lang w:val="en-US"/>
-        </w:rPr>
-      </w:pPr>
-      <w:bookmarkStart w:id="11" w:name="_Toc223114662"/>
-      <w:bookmarkStart w:id="12" w:name="_Toc224499326"/>
+        <w:pStyle w:val="10"/>
+        <w:rPr>
+          <w:lang w:val="en-US"/>
+        </w:rPr>
+      </w:pPr>
+      <w:bookmarkStart w:id="12" w:name="_Toc223114662"/>
+      <w:bookmarkStart w:id="13" w:name="_Toc224499326"/>
       <w:r>
         <w:lastRenderedPageBreak/>
         <w:t>Выполнение</w:t>
@@ -3712,24 +3713,24 @@
       <w:r>
         <w:t>4</w:t>
       </w:r>
-      <w:bookmarkEnd w:id="11"/>
       <w:bookmarkEnd w:id="12"/>
-    </w:p>
-    <w:p>
-      <w:pPr>
-        <w:pStyle w:val="Heading2"/>
-      </w:pPr>
-      <w:bookmarkStart w:id="13" w:name="_Toc223114663"/>
-      <w:bookmarkStart w:id="14" w:name="_Toc224499327"/>
+      <w:bookmarkEnd w:id="13"/>
+    </w:p>
+    <w:p>
+      <w:pPr>
+        <w:pStyle w:val="2"/>
+      </w:pPr>
+      <w:bookmarkStart w:id="14" w:name="_Toc223114663"/>
+      <w:bookmarkStart w:id="15" w:name="_Toc224499327"/>
       <w:r>
         <w:t>Настройка конфигурации и инсталляции ПО</w:t>
       </w:r>
-      <w:bookmarkEnd w:id="13"/>
       <w:bookmarkEnd w:id="14"/>
-    </w:p>
-    <w:p>
-      <w:pPr>
-        <w:pStyle w:val="a2"/>
+      <w:bookmarkEnd w:id="15"/>
+    </w:p>
+    <w:p>
+      <w:pPr>
+        <w:pStyle w:val="a3"/>
       </w:pPr>
       <w:r>
         <w:t>В ходе производственной практики разработано и развернуто приложение</w:t>
@@ -3791,7 +3792,7 @@
     </w:p>
     <w:p>
       <w:pPr>
-        <w:pStyle w:val="a2"/>
+        <w:pStyle w:val="a3"/>
       </w:pPr>
       <w:r>
         <w:t>Для развертывания системы применен Docker Compose. Он позволяет объединить вс</w:t>
@@ -3820,12 +3821,12 @@
     </w:p>
     <w:p>
       <w:pPr>
-        <w:pStyle w:val="a2"/>
-      </w:pPr>
-    </w:p>
-    <w:p>
-      <w:pPr>
-        <w:pStyle w:val="a2"/>
+        <w:pStyle w:val="a3"/>
+      </w:pPr>
+    </w:p>
+    <w:p>
+      <w:pPr>
+        <w:pStyle w:val="a3"/>
         <w:ind w:firstLine="0"/>
       </w:pPr>
       <w:r>
@@ -3834,7 +3835,7 @@
     </w:p>
     <w:p>
       <w:pPr>
-        <w:pStyle w:val="ac"/>
+        <w:pStyle w:val="aff0"/>
       </w:pPr>
       <w:r>
         <w:t xml:space="preserve"># Содержимое конфигурационного файла </w:t>
@@ -3857,7 +3858,7 @@
     </w:p>
     <w:p>
       <w:pPr>
-        <w:pStyle w:val="ac"/>
+        <w:pStyle w:val="aff0"/>
       </w:pPr>
       <w:r>
         <w:rPr>
@@ -3871,12 +3872,12 @@
     </w:p>
     <w:p>
       <w:pPr>
-        <w:pStyle w:val="ac"/>
-      </w:pPr>
-    </w:p>
-    <w:p>
-      <w:pPr>
-        <w:pStyle w:val="ac"/>
+        <w:pStyle w:val="aff0"/>
+      </w:pPr>
+    </w:p>
+    <w:p>
+      <w:pPr>
+        <w:pStyle w:val="aff0"/>
         <w:rPr>
           <w:lang w:val="en-US"/>
         </w:rPr>
@@ -3890,7 +3891,7 @@
     </w:p>
     <w:p>
       <w:pPr>
-        <w:pStyle w:val="ac"/>
+        <w:pStyle w:val="aff0"/>
         <w:rPr>
           <w:lang w:val="en-US"/>
         </w:rPr>
@@ -3904,7 +3905,7 @@
     </w:p>
     <w:p>
       <w:pPr>
-        <w:pStyle w:val="ac"/>
+        <w:pStyle w:val="aff0"/>
         <w:rPr>
           <w:lang w:val="en-US"/>
         </w:rPr>
@@ -3919,21 +3920,7 @@
         <w:rPr>
           <w:lang w:val="en-US"/>
         </w:rPr>
-        <w:t xml:space="preserve"> </w:t>
-      </w:r>
-      <w:proofErr w:type="spellStart"/>
-      <w:r>
-        <w:rPr>
-          <w:lang w:val="en-US"/>
-        </w:rPr>
-        <w:t>tourapp-</w:t>
-      </w:r>
-      <w:proofErr w:type="gramStart"/>
-      <w:r>
-        <w:rPr>
-          <w:lang w:val="en-US"/>
-        </w:rPr>
-        <w:t>api</w:t>
+        <w:t xml:space="preserve"> tourapp-api</w:t>
       </w:r>
       <w:r>
         <w:rPr>
@@ -3941,12 +3928,10 @@
         </w:rPr>
         <w:t>:latest</w:t>
       </w:r>
-      <w:proofErr w:type="spellEnd"/>
-      <w:proofErr w:type="gramEnd"/>
-    </w:p>
-    <w:p>
-      <w:pPr>
-        <w:pStyle w:val="ac"/>
+    </w:p>
+    <w:p>
+      <w:pPr>
+        <w:pStyle w:val="aff0"/>
         <w:rPr>
           <w:lang w:val="en-US"/>
         </w:rPr>
@@ -3960,29 +3945,75 @@
     </w:p>
     <w:p>
       <w:pPr>
-        <w:pStyle w:val="ac"/>
-        <w:rPr>
-          <w:lang w:val="en-US"/>
-        </w:rPr>
-      </w:pPr>
-      <w:r>
-        <w:rPr>
-          <w:lang w:val="en-US"/>
-        </w:rPr>
-        <w:t xml:space="preserve">      context</w:t>
-      </w:r>
-      <w:proofErr w:type="gramStart"/>
-      <w:r>
-        <w:rPr>
-          <w:lang w:val="en-US"/>
-        </w:rPr>
-        <w:t>: .</w:t>
-      </w:r>
-      <w:proofErr w:type="gramEnd"/>
-    </w:p>
-    <w:p>
-      <w:pPr>
-        <w:pStyle w:val="ac"/>
+        <w:pStyle w:val="aff0"/>
+        <w:rPr>
+          <w:lang w:val="en-US"/>
+        </w:rPr>
+      </w:pPr>
+      <w:r>
+        <w:rPr>
+          <w:lang w:val="en-US"/>
+        </w:rPr>
+        <w:t xml:space="preserve">      context: .</w:t>
+      </w:r>
+    </w:p>
+    <w:p>
+      <w:pPr>
+        <w:pStyle w:val="aff0"/>
+        <w:rPr>
+          <w:lang w:val="en-US"/>
+        </w:rPr>
+      </w:pPr>
+      <w:r>
+        <w:rPr>
+          <w:lang w:val="en-US"/>
+        </w:rPr>
+        <w:t xml:space="preserve">      dockerfile: Dockerfile</w:t>
+      </w:r>
+    </w:p>
+    <w:p>
+      <w:pPr>
+        <w:pStyle w:val="aff0"/>
+        <w:rPr>
+          <w:lang w:val="en-US"/>
+        </w:rPr>
+      </w:pPr>
+      <w:r>
+        <w:rPr>
+          <w:lang w:val="en-US"/>
+        </w:rPr>
+        <w:t xml:space="preserve">    restart: always</w:t>
+      </w:r>
+    </w:p>
+    <w:p>
+      <w:pPr>
+        <w:pStyle w:val="aff0"/>
+        <w:rPr>
+          <w:lang w:val="en-US"/>
+        </w:rPr>
+      </w:pPr>
+      <w:r>
+        <w:rPr>
+          <w:lang w:val="en-US"/>
+        </w:rPr>
+        <w:t xml:space="preserve">    </w:t>
+      </w:r>
+      <w:r>
+        <w:rPr>
+          <w:lang w:val="en-US"/>
+        </w:rPr>
+        <w:t>expose</w:t>
+      </w:r>
+      <w:r>
+        <w:rPr>
+          <w:lang w:val="en-US"/>
+        </w:rPr>
+        <w:t>:</w:t>
+      </w:r>
+    </w:p>
+    <w:p>
+      <w:pPr>
+        <w:pStyle w:val="aff0"/>
         <w:rPr>
           <w:lang w:val="en-US"/>
         </w:rPr>
@@ -3993,32 +4024,150 @@
         </w:rPr>
         <w:t xml:space="preserve">      </w:t>
       </w:r>
-      <w:proofErr w:type="spellStart"/>
-      <w:r>
-        <w:rPr>
-          <w:lang w:val="en-US"/>
-        </w:rPr>
-        <w:t>dockerfile</w:t>
-      </w:r>
-      <w:proofErr w:type="spellEnd"/>
-      <w:r>
-        <w:rPr>
-          <w:lang w:val="en-US"/>
-        </w:rPr>
-        <w:t xml:space="preserve">: </w:t>
-      </w:r>
-      <w:proofErr w:type="spellStart"/>
-      <w:r>
-        <w:rPr>
-          <w:lang w:val="en-US"/>
-        </w:rPr>
-        <w:t>Dockerfile</w:t>
-      </w:r>
-      <w:proofErr w:type="spellEnd"/>
-    </w:p>
-    <w:p>
-      <w:pPr>
-        <w:pStyle w:val="ac"/>
+      <w:r>
+        <w:rPr>
+          <w:lang w:val="en-US"/>
+        </w:rPr>
+        <w:t>- "8080</w:t>
+      </w:r>
+      <w:r>
+        <w:rPr>
+          <w:lang w:val="en-US"/>
+        </w:rPr>
+        <w:t>"</w:t>
+      </w:r>
+    </w:p>
+    <w:p>
+      <w:pPr>
+        <w:pStyle w:val="aff0"/>
+        <w:rPr>
+          <w:lang w:val="en-US"/>
+        </w:rPr>
+      </w:pPr>
+      <w:r>
+        <w:rPr>
+          <w:lang w:val="en-US"/>
+        </w:rPr>
+        <w:t xml:space="preserve">    environment:</w:t>
+      </w:r>
+    </w:p>
+    <w:p>
+      <w:pPr>
+        <w:pStyle w:val="aff0"/>
+        <w:rPr>
+          <w:lang w:val="en-US"/>
+        </w:rPr>
+      </w:pPr>
+      <w:r>
+        <w:rPr>
+          <w:lang w:val="en-US"/>
+        </w:rPr>
+        <w:t xml:space="preserve">      - ASPNETCORE_ENVIRONMENT=</w:t>
+      </w:r>
+      <w:r>
+        <w:rPr>
+          <w:lang w:val="en-US"/>
+        </w:rPr>
+        <w:t>Production</w:t>
+      </w:r>
+    </w:p>
+    <w:p>
+      <w:pPr>
+        <w:pStyle w:val="aff0"/>
+        <w:rPr>
+          <w:lang w:val="en-US"/>
+        </w:rPr>
+      </w:pPr>
+      <w:r>
+        <w:rPr>
+          <w:lang w:val="en-US"/>
+        </w:rPr>
+        <w:t xml:space="preserve">  </w:t>
+      </w:r>
+      <w:r>
+        <w:rPr>
+          <w:lang w:val="en-US"/>
+        </w:rPr>
+        <w:t xml:space="preserve">- </w:t>
+      </w:r>
+      <w:r>
+        <w:rPr>
+          <w:lang w:val="en-US"/>
+        </w:rPr>
+        <w:t>ConnectionStrings__DefaultConnection=${DB_CONNECTION_STRING</w:t>
+      </w:r>
+      <w:r>
+        <w:rPr>
+          <w:lang w:val="en-US"/>
+        </w:rPr>
+        <w:t>}</w:t>
+      </w:r>
+    </w:p>
+    <w:p>
+      <w:pPr>
+        <w:pStyle w:val="aff0"/>
+        <w:rPr>
+          <w:lang w:val="en-US"/>
+        </w:rPr>
+      </w:pPr>
+      <w:r>
+        <w:rPr>
+          <w:lang w:val="en-US"/>
+        </w:rPr>
+        <w:t xml:space="preserve">  </w:t>
+      </w:r>
+      <w:r>
+        <w:rPr>
+          <w:lang w:val="en-US"/>
+        </w:rPr>
+        <w:t xml:space="preserve">  volumes:</w:t>
+      </w:r>
+    </w:p>
+    <w:p>
+      <w:pPr>
+        <w:pStyle w:val="aff0"/>
+        <w:rPr>
+          <w:lang w:val="en-US"/>
+        </w:rPr>
+      </w:pPr>
+      <w:r>
+        <w:rPr>
+          <w:lang w:val="en-US"/>
+        </w:rPr>
+        <w:t xml:space="preserve">      - ./data:app/data</w:t>
+      </w:r>
+    </w:p>
+    <w:p>
+      <w:pPr>
+        <w:pStyle w:val="aff0"/>
+        <w:rPr>
+          <w:lang w:val="en-US"/>
+        </w:rPr>
+      </w:pPr>
+      <w:r>
+        <w:rPr>
+          <w:lang w:val="en-US"/>
+        </w:rPr>
+        <w:t xml:space="preserve">  nginx:</w:t>
+      </w:r>
+    </w:p>
+    <w:p>
+      <w:pPr>
+        <w:pStyle w:val="aff0"/>
+        <w:rPr>
+          <w:lang w:val="en-US"/>
+        </w:rPr>
+      </w:pPr>
+      <w:r>
+        <w:rPr>
+          <w:lang w:val="en-US"/>
+        </w:rPr>
+        <w:t xml:space="preserve">    image: nginx:latest</w:t>
+      </w:r>
+    </w:p>
+    <w:p>
+      <w:pPr>
+        <w:pStyle w:val="aff0"/>
         <w:rPr>
           <w:lang w:val="en-US"/>
         </w:rPr>
@@ -4032,48 +4181,30 @@
     </w:p>
     <w:p>
       <w:pPr>
-        <w:pStyle w:val="ac"/>
-        <w:rPr>
-          <w:lang w:val="en-US"/>
-        </w:rPr>
-      </w:pPr>
-      <w:r>
-        <w:rPr>
-          <w:lang w:val="en-US"/>
-        </w:rPr>
-        <w:t xml:space="preserve">    </w:t>
-      </w:r>
-      <w:r>
-        <w:rPr>
-          <w:lang w:val="en-US"/>
-        </w:rPr>
-        <w:t>expose</w:t>
-      </w:r>
-      <w:r>
-        <w:rPr>
-          <w:lang w:val="en-US"/>
-        </w:rPr>
-        <w:t>:</w:t>
-      </w:r>
-    </w:p>
-    <w:p>
-      <w:pPr>
-        <w:pStyle w:val="ac"/>
-        <w:rPr>
-          <w:lang w:val="en-US"/>
-        </w:rPr>
-      </w:pPr>
-      <w:r>
-        <w:rPr>
-          <w:lang w:val="en-US"/>
-        </w:rPr>
-        <w:t xml:space="preserve">      </w:t>
-      </w:r>
-      <w:r>
-        <w:rPr>
-          <w:lang w:val="en-US"/>
-        </w:rPr>
-        <w:t>- "8080</w:t>
+        <w:pStyle w:val="aff0"/>
+        <w:rPr>
+          <w:lang w:val="en-US"/>
+        </w:rPr>
+      </w:pPr>
+      <w:r>
+        <w:rPr>
+          <w:lang w:val="en-US"/>
+        </w:rPr>
+        <w:t xml:space="preserve">    ports:</w:t>
+      </w:r>
+    </w:p>
+    <w:p>
+      <w:pPr>
+        <w:pStyle w:val="aff0"/>
+        <w:rPr>
+          <w:lang w:val="en-US"/>
+        </w:rPr>
+      </w:pPr>
+      <w:r>
+        <w:rPr>
+          <w:lang w:val="en-US"/>
+        </w:rPr>
+        <w:t xml:space="preserve">      - </w:t>
       </w:r>
       <w:r>
         <w:rPr>
@@ -4081,235 +4212,11 @@
         </w:rPr>
         <w:t>"</w:t>
       </w:r>
-    </w:p>
-    <w:p>
-      <w:pPr>
-        <w:pStyle w:val="ac"/>
-        <w:rPr>
-          <w:lang w:val="en-US"/>
-        </w:rPr>
-      </w:pPr>
-      <w:r>
-        <w:rPr>
-          <w:lang w:val="en-US"/>
-        </w:rPr>
-        <w:t xml:space="preserve">    environment:</w:t>
-      </w:r>
-    </w:p>
-    <w:p>
-      <w:pPr>
-        <w:pStyle w:val="ac"/>
-        <w:rPr>
-          <w:lang w:val="en-US"/>
-        </w:rPr>
-      </w:pPr>
-      <w:r>
-        <w:rPr>
-          <w:lang w:val="en-US"/>
-        </w:rPr>
-        <w:t xml:space="preserve">      - ASPNETCORE_ENVIRONMENT=</w:t>
-      </w:r>
-      <w:r>
-        <w:rPr>
-          <w:lang w:val="en-US"/>
-        </w:rPr>
-        <w:t>Production</w:t>
-      </w:r>
-    </w:p>
-    <w:p>
-      <w:pPr>
-        <w:pStyle w:val="ac"/>
-        <w:rPr>
-          <w:lang w:val="en-US"/>
-        </w:rPr>
-      </w:pPr>
-      <w:r>
-        <w:rPr>
-          <w:lang w:val="en-US"/>
-        </w:rPr>
-        <w:t xml:space="preserve">  </w:t>
-      </w:r>
-      <w:r>
-        <w:rPr>
-          <w:lang w:val="en-US"/>
-        </w:rPr>
-        <w:t xml:space="preserve">- </w:t>
-      </w:r>
-      <w:proofErr w:type="spellStart"/>
-      <w:r>
-        <w:rPr>
-          <w:lang w:val="en-US"/>
-        </w:rPr>
-        <w:t>ConnectionStrings</w:t>
-      </w:r>
-      <w:proofErr w:type="spellEnd"/>
-      <w:r>
-        <w:rPr>
-          <w:lang w:val="en-US"/>
-        </w:rPr>
-        <w:t>__</w:t>
-      </w:r>
-      <w:proofErr w:type="spellStart"/>
-      <w:r>
-        <w:rPr>
-          <w:lang w:val="en-US"/>
-        </w:rPr>
-        <w:t>DefaultConnection</w:t>
-      </w:r>
-      <w:proofErr w:type="spellEnd"/>
-      <w:r>
-        <w:rPr>
-          <w:lang w:val="en-US"/>
-        </w:rPr>
-        <w:t>=${DB_CONNECTION_STRING</w:t>
-      </w:r>
-      <w:r>
-        <w:rPr>
-          <w:lang w:val="en-US"/>
-        </w:rPr>
-        <w:t>}</w:t>
-      </w:r>
-    </w:p>
-    <w:p>
-      <w:pPr>
-        <w:pStyle w:val="ac"/>
-        <w:rPr>
-          <w:lang w:val="en-US"/>
-        </w:rPr>
-      </w:pPr>
-      <w:r>
-        <w:rPr>
-          <w:lang w:val="en-US"/>
-        </w:rPr>
-        <w:t xml:space="preserve">  </w:t>
-      </w:r>
-      <w:r>
-        <w:rPr>
-          <w:lang w:val="en-US"/>
-        </w:rPr>
-        <w:t xml:space="preserve">  volumes:</w:t>
-      </w:r>
-    </w:p>
-    <w:p>
-      <w:pPr>
-        <w:pStyle w:val="ac"/>
-        <w:rPr>
-          <w:lang w:val="en-US"/>
-        </w:rPr>
-      </w:pPr>
-      <w:r>
-        <w:rPr>
-          <w:lang w:val="en-US"/>
-        </w:rPr>
-        <w:t xml:space="preserve">      </w:t>
-      </w:r>
-      <w:proofErr w:type="gramStart"/>
-      <w:r>
-        <w:rPr>
-          <w:lang w:val="en-US"/>
-        </w:rPr>
-        <w:t>- .</w:t>
-      </w:r>
-      <w:proofErr w:type="gramEnd"/>
-      <w:r>
-        <w:rPr>
-          <w:lang w:val="en-US"/>
-        </w:rPr>
-        <w:t>/</w:t>
-      </w:r>
-      <w:proofErr w:type="spellStart"/>
-      <w:r>
-        <w:rPr>
-          <w:lang w:val="en-US"/>
-        </w:rPr>
-        <w:t>data:app</w:t>
-      </w:r>
-      <w:proofErr w:type="spellEnd"/>
-      <w:r>
-        <w:rPr>
-          <w:lang w:val="en-US"/>
-        </w:rPr>
-        <w:t>/data</w:t>
-      </w:r>
-    </w:p>
-    <w:p>
-      <w:pPr>
-        <w:pStyle w:val="ac"/>
-        <w:rPr>
-          <w:lang w:val="en-US"/>
-        </w:rPr>
-      </w:pPr>
-      <w:r>
-        <w:rPr>
-          <w:lang w:val="en-US"/>
-        </w:rPr>
-        <w:t xml:space="preserve">  nginx:</w:t>
-      </w:r>
-    </w:p>
-    <w:p>
-      <w:pPr>
-        <w:pStyle w:val="ac"/>
-        <w:rPr>
-          <w:lang w:val="en-US"/>
-        </w:rPr>
-      </w:pPr>
-      <w:r>
-        <w:rPr>
-          <w:lang w:val="en-US"/>
-        </w:rPr>
-        <w:t xml:space="preserve">    image: </w:t>
-      </w:r>
-      <w:proofErr w:type="spellStart"/>
-      <w:proofErr w:type="gramStart"/>
-      <w:r>
-        <w:rPr>
-          <w:lang w:val="en-US"/>
-        </w:rPr>
-        <w:t>nginx:latest</w:t>
-      </w:r>
-      <w:proofErr w:type="spellEnd"/>
-      <w:proofErr w:type="gramEnd"/>
-    </w:p>
-    <w:p>
-      <w:pPr>
-        <w:pStyle w:val="ac"/>
-        <w:rPr>
-          <w:lang w:val="en-US"/>
-        </w:rPr>
-      </w:pPr>
-      <w:r>
-        <w:rPr>
-          <w:lang w:val="en-US"/>
-        </w:rPr>
-        <w:t xml:space="preserve">    restart: always</w:t>
-      </w:r>
-    </w:p>
-    <w:p>
-      <w:pPr>
-        <w:pStyle w:val="ac"/>
-        <w:rPr>
-          <w:lang w:val="en-US"/>
-        </w:rPr>
-      </w:pPr>
-      <w:r>
-        <w:rPr>
-          <w:lang w:val="en-US"/>
-        </w:rPr>
-        <w:t xml:space="preserve">    ports:</w:t>
-      </w:r>
-    </w:p>
-    <w:p>
-      <w:pPr>
-        <w:pStyle w:val="ac"/>
-        <w:rPr>
-          <w:lang w:val="en-US"/>
-        </w:rPr>
-      </w:pPr>
-      <w:r>
-        <w:rPr>
-          <w:lang w:val="en-US"/>
-        </w:rPr>
-        <w:t xml:space="preserve">      - </w:t>
+      <w:r>
+        <w:rPr>
+          <w:lang w:val="en-US"/>
+        </w:rPr>
+        <w:t>433:433</w:t>
       </w:r>
       <w:r>
         <w:rPr>
@@ -4317,22 +4224,10 @@
         </w:rPr>
         <w:t>"</w:t>
       </w:r>
-      <w:r>
-        <w:rPr>
-          <w:lang w:val="en-US"/>
-        </w:rPr>
-        <w:t>433:433</w:t>
-      </w:r>
-      <w:r>
-        <w:rPr>
-          <w:lang w:val="en-US"/>
-        </w:rPr>
-        <w:t>"</w:t>
-      </w:r>
-    </w:p>
-    <w:p>
-      <w:pPr>
-        <w:pStyle w:val="ac"/>
+    </w:p>
+    <w:p>
+      <w:pPr>
+        <w:pStyle w:val="aff0"/>
         <w:rPr>
           <w:lang w:val="en-US"/>
         </w:rPr>
@@ -4346,85 +4241,35 @@
     </w:p>
     <w:p>
       <w:pPr>
-        <w:pStyle w:val="ac"/>
-        <w:rPr>
-          <w:lang w:val="en-US"/>
-        </w:rPr>
-      </w:pPr>
-      <w:r>
-        <w:rPr>
-          <w:lang w:val="en-US"/>
-        </w:rPr>
-        <w:t xml:space="preserve">      - ./</w:t>
-      </w:r>
-      <w:proofErr w:type="spellStart"/>
-      <w:r>
-        <w:rPr>
-          <w:lang w:val="en-US"/>
-        </w:rPr>
-        <w:t>nginx.conf</w:t>
-      </w:r>
-      <w:proofErr w:type="spellEnd"/>
-      <w:r>
-        <w:rPr>
-          <w:lang w:val="en-US"/>
-        </w:rPr>
-        <w:t>:/</w:t>
-      </w:r>
-      <w:proofErr w:type="spellStart"/>
-      <w:r>
-        <w:rPr>
-          <w:lang w:val="en-US"/>
-        </w:rPr>
-        <w:t>etc</w:t>
-      </w:r>
-      <w:proofErr w:type="spellEnd"/>
-      <w:r>
-        <w:rPr>
-          <w:lang w:val="en-US"/>
-        </w:rPr>
-        <w:t>/nginx/</w:t>
-      </w:r>
-      <w:proofErr w:type="spellStart"/>
-      <w:r>
-        <w:rPr>
-          <w:lang w:val="en-US"/>
-        </w:rPr>
-        <w:t>nginx.conf</w:t>
-      </w:r>
-      <w:proofErr w:type="spellEnd"/>
-    </w:p>
-    <w:p>
-      <w:pPr>
-        <w:pStyle w:val="ac"/>
-        <w:rPr>
-          <w:lang w:val="en-US"/>
-        </w:rPr>
-      </w:pPr>
-      <w:r>
-        <w:rPr>
-          <w:lang w:val="en-US"/>
-        </w:rPr>
-        <w:t xml:space="preserve">    </w:t>
-      </w:r>
-      <w:proofErr w:type="spellStart"/>
-      <w:r>
-        <w:rPr>
-          <w:lang w:val="en-US"/>
-        </w:rPr>
-        <w:t>depends_on</w:t>
-      </w:r>
-      <w:proofErr w:type="spellEnd"/>
-      <w:r>
-        <w:rPr>
-          <w:lang w:val="en-US"/>
-        </w:rPr>
-        <w:t>:</w:t>
-      </w:r>
-    </w:p>
-    <w:p>
-      <w:pPr>
-        <w:pStyle w:val="ac"/>
+        <w:pStyle w:val="aff0"/>
+        <w:rPr>
+          <w:lang w:val="en-US"/>
+        </w:rPr>
+      </w:pPr>
+      <w:r>
+        <w:rPr>
+          <w:lang w:val="en-US"/>
+        </w:rPr>
+        <w:t xml:space="preserve">      - ./nginx.conf:/etc/nginx/nginx.conf</w:t>
+      </w:r>
+    </w:p>
+    <w:p>
+      <w:pPr>
+        <w:pStyle w:val="aff0"/>
+        <w:rPr>
+          <w:lang w:val="en-US"/>
+        </w:rPr>
+      </w:pPr>
+      <w:r>
+        <w:rPr>
+          <w:lang w:val="en-US"/>
+        </w:rPr>
+        <w:t xml:space="preserve">    depends_on:</w:t>
+      </w:r>
+    </w:p>
+    <w:p>
+      <w:pPr>
+        <w:pStyle w:val="aff0"/>
         <w:rPr>
           <w:lang w:val="en-US"/>
         </w:rPr>
@@ -4438,23 +4283,23 @@
     </w:p>
     <w:p>
       <w:pPr>
-        <w:pStyle w:val="Heading2"/>
-        <w:rPr>
-          <w:lang w:val="en-US"/>
-        </w:rPr>
-      </w:pPr>
-      <w:bookmarkStart w:id="15" w:name="_Toc223114664"/>
-      <w:bookmarkStart w:id="16" w:name="_Toc224499328"/>
+        <w:pStyle w:val="2"/>
+        <w:rPr>
+          <w:lang w:val="en-US"/>
+        </w:rPr>
+      </w:pPr>
+      <w:bookmarkStart w:id="16" w:name="_Toc223114664"/>
+      <w:bookmarkStart w:id="17" w:name="_Toc224499328"/>
       <w:r>
         <w:lastRenderedPageBreak/>
         <w:t>Анализ эксплуатационных характеристик</w:t>
       </w:r>
-      <w:bookmarkEnd w:id="15"/>
       <w:bookmarkEnd w:id="16"/>
-    </w:p>
-    <w:p>
-      <w:pPr>
-        <w:pStyle w:val="a2"/>
+      <w:bookmarkEnd w:id="17"/>
+    </w:p>
+    <w:p>
+      <w:pPr>
+        <w:pStyle w:val="a3"/>
       </w:pPr>
       <w:r>
         <w:t>В ходе анализа системных и технических требований к разработанному оконному приложению выявлено, что оборудование, используемое для его работы, должно соответствовать следующим минимальным аппаратным и программным требованиям:</w:t>
@@ -4462,7 +4307,7 @@
     </w:p>
     <w:p>
       <w:pPr>
-        <w:pStyle w:val="a2"/>
+        <w:pStyle w:val="a3"/>
         <w:numPr>
           <w:ilvl w:val="0"/>
           <w:numId w:val="13"/>
@@ -4488,7 +4333,7 @@
     </w:p>
     <w:p>
       <w:pPr>
-        <w:pStyle w:val="a2"/>
+        <w:pStyle w:val="a3"/>
         <w:numPr>
           <w:ilvl w:val="0"/>
           <w:numId w:val="13"/>
@@ -4504,7 +4349,7 @@
     </w:p>
     <w:p>
       <w:pPr>
-        <w:pStyle w:val="a2"/>
+        <w:pStyle w:val="a3"/>
         <w:numPr>
           <w:ilvl w:val="0"/>
           <w:numId w:val="13"/>
@@ -4532,7 +4377,7 @@
     </w:p>
     <w:p>
       <w:pPr>
-        <w:pStyle w:val="a2"/>
+        <w:pStyle w:val="a3"/>
         <w:numPr>
           <w:ilvl w:val="0"/>
           <w:numId w:val="13"/>
@@ -4560,7 +4405,7 @@
     </w:p>
     <w:p>
       <w:pPr>
-        <w:pStyle w:val="a2"/>
+        <w:pStyle w:val="a3"/>
       </w:pPr>
       <w:r>
         <w:t>Отказоустойчивость приложения обеспечивается механизмами автоматического перезапуска платформы Docker. По результатам тестирования информационная система подтвердила соответствие стандартам надежности и высокую производительность</w:t>
@@ -4571,19 +4416,19 @@
     </w:p>
     <w:p>
       <w:pPr>
-        <w:pStyle w:val="Heading2"/>
-      </w:pPr>
-      <w:bookmarkStart w:id="17" w:name="_Toc223114665"/>
-      <w:bookmarkStart w:id="18" w:name="_Toc224499329"/>
+        <w:pStyle w:val="2"/>
+      </w:pPr>
+      <w:bookmarkStart w:id="18" w:name="_Toc223114665"/>
+      <w:bookmarkStart w:id="19" w:name="_Toc224499329"/>
       <w:r>
         <w:t>Модификация компонентов ПО</w:t>
       </w:r>
-      <w:bookmarkEnd w:id="17"/>
       <w:bookmarkEnd w:id="18"/>
-    </w:p>
-    <w:p>
-      <w:pPr>
-        <w:pStyle w:val="a2"/>
+      <w:bookmarkEnd w:id="19"/>
+    </w:p>
+    <w:p>
+      <w:pPr>
+        <w:pStyle w:val="a3"/>
       </w:pPr>
       <w:r>
         <w:t>Дизайн интерфейса системы полностью адаптирован под</w:t>
@@ -4621,7 +4466,7 @@
     </w:p>
     <w:p>
       <w:pPr>
-        <w:pStyle w:val="a2"/>
+        <w:pStyle w:val="a3"/>
       </w:pPr>
       <w:r>
         <w:t>Содержимое файла Dockerfile представлено листингом 3.</w:t>
@@ -4629,13 +4474,13 @@
     </w:p>
     <w:p>
       <w:pPr>
-        <w:pStyle w:val="a2"/>
+        <w:pStyle w:val="a3"/>
         <w:ind w:firstLine="0"/>
       </w:pPr>
     </w:p>
     <w:p>
       <w:pPr>
-        <w:pStyle w:val="a2"/>
+        <w:pStyle w:val="a3"/>
         <w:ind w:firstLine="0"/>
       </w:pPr>
       <w:r>
@@ -4644,7 +4489,7 @@
     </w:p>
     <w:p>
       <w:pPr>
-        <w:pStyle w:val="ac"/>
+        <w:pStyle w:val="aff0"/>
       </w:pPr>
       <w:r>
         <w:rPr>
@@ -4655,25 +4500,21 @@
       <w:r>
         <w:t xml:space="preserve"> </w:t>
       </w:r>
-      <w:proofErr w:type="spellStart"/>
       <w:r>
         <w:rPr>
           <w:lang w:val="en-US"/>
         </w:rPr>
         <w:t>mcr</w:t>
       </w:r>
-      <w:proofErr w:type="spellEnd"/>
       <w:r>
         <w:t>.</w:t>
       </w:r>
-      <w:proofErr w:type="spellStart"/>
       <w:r>
         <w:rPr>
           <w:lang w:val="en-US"/>
         </w:rPr>
         <w:t>microsoft</w:t>
       </w:r>
-      <w:proofErr w:type="spellEnd"/>
       <w:r>
         <w:t>.</w:t>
       </w:r>
@@ -4695,14 +4536,12 @@
       <w:r>
         <w:t>/</w:t>
       </w:r>
-      <w:proofErr w:type="spellStart"/>
       <w:r>
         <w:rPr>
           <w:lang w:val="en-US"/>
         </w:rPr>
         <w:t>sdk</w:t>
       </w:r>
-      <w:proofErr w:type="spellEnd"/>
       <w:r>
         <w:t xml:space="preserve">:8.0 </w:t>
       </w:r>
@@ -4724,37 +4563,29 @@
     </w:p>
     <w:p>
       <w:pPr>
-        <w:pStyle w:val="ac"/>
-        <w:rPr>
-          <w:lang w:val="en-US"/>
-        </w:rPr>
-      </w:pPr>
-      <w:r>
-        <w:rPr>
-          <w:lang w:val="en-US"/>
-        </w:rPr>
-        <w:t>WORKDIR /</w:t>
-      </w:r>
-      <w:proofErr w:type="spellStart"/>
-      <w:r>
-        <w:rPr>
-          <w:lang w:val="en-US"/>
-        </w:rPr>
-        <w:t>src</w:t>
-      </w:r>
-      <w:proofErr w:type="spellEnd"/>
-    </w:p>
-    <w:p>
-      <w:pPr>
-        <w:pStyle w:val="ac"/>
-        <w:rPr>
-          <w:lang w:val="en-US"/>
-        </w:rPr>
-      </w:pPr>
-    </w:p>
-    <w:p>
-      <w:pPr>
-        <w:pStyle w:val="ac"/>
+        <w:pStyle w:val="aff0"/>
+        <w:rPr>
+          <w:lang w:val="en-US"/>
+        </w:rPr>
+      </w:pPr>
+      <w:r>
+        <w:rPr>
+          <w:lang w:val="en-US"/>
+        </w:rPr>
+        <w:t>WORKDIR /src</w:t>
+      </w:r>
+    </w:p>
+    <w:p>
+      <w:pPr>
+        <w:pStyle w:val="aff0"/>
+        <w:rPr>
+          <w:lang w:val="en-US"/>
+        </w:rPr>
+      </w:pPr>
+    </w:p>
+    <w:p>
+      <w:pPr>
+        <w:pStyle w:val="aff0"/>
         <w:rPr>
           <w:lang w:val="en-US"/>
         </w:rPr>
@@ -4764,295 +4595,189 @@
           <w:lang w:val="en-US"/>
         </w:rPr>
         <w:lastRenderedPageBreak/>
-        <w:t>COPY ["</w:t>
-      </w:r>
-      <w:proofErr w:type="spellStart"/>
-      <w:r>
-        <w:rPr>
-          <w:lang w:val="en-US"/>
-        </w:rPr>
-        <w:t>TourAppAPI.csproj</w:t>
-      </w:r>
-      <w:proofErr w:type="spellEnd"/>
-      <w:r>
-        <w:rPr>
-          <w:lang w:val="en-US"/>
-        </w:rPr>
-        <w:t xml:space="preserve">", </w:t>
-      </w:r>
-      <w:proofErr w:type="gramStart"/>
-      <w:r>
-        <w:rPr>
-          <w:lang w:val="en-US"/>
-        </w:rPr>
-        <w:t>"./</w:t>
-      </w:r>
-      <w:proofErr w:type="gramEnd"/>
-      <w:r>
-        <w:rPr>
-          <w:lang w:val="en-US"/>
-        </w:rPr>
+        <w:t>COPY ["TourAppAPI.csproj", "./"]</w:t>
+      </w:r>
+    </w:p>
+    <w:p>
+      <w:pPr>
+        <w:pStyle w:val="aff0"/>
+        <w:rPr>
+          <w:lang w:val="en-US"/>
+        </w:rPr>
+      </w:pPr>
+      <w:r>
+        <w:rPr>
+          <w:lang w:val="en-US"/>
+        </w:rPr>
+        <w:t>RUN dotnet restore "./TourAppAPI.csproj"</w:t>
+      </w:r>
+    </w:p>
+    <w:p>
+      <w:pPr>
+        <w:pStyle w:val="aff0"/>
+        <w:rPr>
+          <w:lang w:val="en-US"/>
+        </w:rPr>
+      </w:pPr>
+    </w:p>
+    <w:p>
+      <w:pPr>
+        <w:pStyle w:val="aff0"/>
+        <w:rPr>
+          <w:lang w:val="en-US"/>
+        </w:rPr>
+      </w:pPr>
+      <w:r>
+        <w:rPr>
+          <w:lang w:val="en-US"/>
+        </w:rPr>
+        <w:t>COPY . .</w:t>
+      </w:r>
+    </w:p>
+    <w:p>
+      <w:pPr>
+        <w:pStyle w:val="aff0"/>
+        <w:rPr>
+          <w:lang w:val="en-US"/>
+        </w:rPr>
+      </w:pPr>
+      <w:r>
+        <w:rPr>
+          <w:lang w:val="en-US"/>
+        </w:rPr>
+        <w:t>RUN dotnet build "TourAppAPI.csproj" -c Release -o /app/build</w:t>
+      </w:r>
+    </w:p>
+    <w:p>
+      <w:pPr>
+        <w:pStyle w:val="aff0"/>
+        <w:rPr>
+          <w:lang w:val="en-US"/>
+        </w:rPr>
+      </w:pPr>
+    </w:p>
+    <w:p>
+      <w:pPr>
+        <w:pStyle w:val="aff0"/>
+        <w:rPr>
+          <w:lang w:val="en-US"/>
+        </w:rPr>
+      </w:pPr>
+      <w:r>
+        <w:rPr>
+          <w:lang w:val="en-US"/>
+        </w:rPr>
+        <w:t>FROM build AS publish</w:t>
+      </w:r>
+    </w:p>
+    <w:p>
+      <w:pPr>
+        <w:pStyle w:val="aff0"/>
+        <w:rPr>
+          <w:lang w:val="en-US"/>
+        </w:rPr>
+      </w:pPr>
+      <w:r>
+        <w:rPr>
+          <w:lang w:val="en-US"/>
+        </w:rPr>
+        <w:t>RUN dotnet publish "TourAppAPI.csproj" -c Release -o /app/publish /p:UseAppHost=false</w:t>
+      </w:r>
+    </w:p>
+    <w:p>
+      <w:pPr>
+        <w:pStyle w:val="aff0"/>
+        <w:rPr>
+          <w:lang w:val="en-US"/>
+        </w:rPr>
+      </w:pPr>
+    </w:p>
+    <w:p>
+      <w:pPr>
+        <w:pStyle w:val="aff0"/>
+        <w:rPr>
+          <w:lang w:val="en-US"/>
+        </w:rPr>
+      </w:pPr>
+      <w:r>
+        <w:rPr>
+          <w:lang w:val="en-US"/>
+        </w:rPr>
+        <w:t>FROM mcr.microsoft.com/dotnet/aspnet:8.0-alpine AS final</w:t>
+      </w:r>
+    </w:p>
+    <w:p>
+      <w:pPr>
+        <w:pStyle w:val="aff0"/>
+        <w:rPr>
+          <w:lang w:val="en-US"/>
+        </w:rPr>
+      </w:pPr>
+      <w:r>
+        <w:rPr>
+          <w:lang w:val="en-US"/>
+        </w:rPr>
+        <w:t>WORKDIR /app</w:t>
+      </w:r>
+    </w:p>
+    <w:p>
+      <w:pPr>
+        <w:pStyle w:val="aff0"/>
+        <w:rPr>
+          <w:lang w:val="en-US"/>
+        </w:rPr>
+      </w:pPr>
+      <w:r>
+        <w:rPr>
+          <w:lang w:val="en-US"/>
+        </w:rPr>
+        <w:t>COPY --from=publish /app/publish .</w:t>
+      </w:r>
+    </w:p>
+    <w:p>
+      <w:pPr>
+        <w:pStyle w:val="aff0"/>
+      </w:pPr>
+      <w:r>
+        <w:rPr>
+          <w:lang w:val="en-US"/>
+        </w:rPr>
+        <w:t>ENTRYPOINT</w:t>
+      </w:r>
+      <w:r>
+        <w:t xml:space="preserve"> ["</w:t>
+      </w:r>
+      <w:r>
+        <w:rPr>
+          <w:lang w:val="en-US"/>
+        </w:rPr>
+        <w:t>dotnet</w:t>
+      </w:r>
+      <w:r>
+        <w:t>", "</w:t>
+      </w:r>
+      <w:r>
+        <w:rPr>
+          <w:lang w:val="en-US"/>
+        </w:rPr>
+        <w:t>TourAppAPI</w:t>
+      </w:r>
+      <w:r>
+        <w:t>.</w:t>
+      </w:r>
+      <w:r>
+        <w:rPr>
+          <w:lang w:val="en-US"/>
+        </w:rPr>
+        <w:t>dll</w:t>
+      </w:r>
+      <w:r>
         <w:t>"]</w:t>
       </w:r>
     </w:p>
     <w:p>
       <w:pPr>
-        <w:pStyle w:val="ac"/>
-        <w:rPr>
-          <w:lang w:val="en-US"/>
-        </w:rPr>
-      </w:pPr>
-      <w:r>
-        <w:rPr>
-          <w:lang w:val="en-US"/>
-        </w:rPr>
-        <w:t>RUN dotnet restore "./</w:t>
-      </w:r>
-      <w:proofErr w:type="spellStart"/>
-      <w:r>
-        <w:rPr>
-          <w:lang w:val="en-US"/>
-        </w:rPr>
-        <w:t>TourAppAPI.csproj</w:t>
-      </w:r>
-      <w:proofErr w:type="spellEnd"/>
-      <w:r>
-        <w:rPr>
-          <w:lang w:val="en-US"/>
-        </w:rPr>
-        <w:t>"</w:t>
-      </w:r>
-    </w:p>
-    <w:p>
-      <w:pPr>
-        <w:pStyle w:val="ac"/>
-        <w:rPr>
-          <w:lang w:val="en-US"/>
-        </w:rPr>
-      </w:pPr>
-    </w:p>
-    <w:p>
-      <w:pPr>
-        <w:pStyle w:val="ac"/>
-        <w:rPr>
-          <w:lang w:val="en-US"/>
-        </w:rPr>
-      </w:pPr>
-      <w:proofErr w:type="gramStart"/>
-      <w:r>
-        <w:rPr>
-          <w:lang w:val="en-US"/>
-        </w:rPr>
-        <w:t>COPY .</w:t>
-      </w:r>
-      <w:proofErr w:type="gramEnd"/>
-      <w:r>
-        <w:rPr>
-          <w:lang w:val="en-US"/>
-        </w:rPr>
-        <w:t xml:space="preserve"> .</w:t>
-      </w:r>
-    </w:p>
-    <w:p>
-      <w:pPr>
-        <w:pStyle w:val="ac"/>
-        <w:rPr>
-          <w:lang w:val="en-US"/>
-        </w:rPr>
-      </w:pPr>
-      <w:r>
-        <w:rPr>
-          <w:lang w:val="en-US"/>
-        </w:rPr>
-        <w:t>RUN dotnet build "</w:t>
-      </w:r>
-      <w:proofErr w:type="spellStart"/>
-      <w:r>
-        <w:rPr>
-          <w:lang w:val="en-US"/>
-        </w:rPr>
-        <w:t>TourAppAPI.csproj</w:t>
-      </w:r>
-      <w:proofErr w:type="spellEnd"/>
-      <w:r>
-        <w:rPr>
-          <w:lang w:val="en-US"/>
-        </w:rPr>
-        <w:t>" -c Release -o /app/build</w:t>
-      </w:r>
-    </w:p>
-    <w:p>
-      <w:pPr>
-        <w:pStyle w:val="ac"/>
-        <w:rPr>
-          <w:lang w:val="en-US"/>
-        </w:rPr>
-      </w:pPr>
-    </w:p>
-    <w:p>
-      <w:pPr>
-        <w:pStyle w:val="ac"/>
-        <w:rPr>
-          <w:lang w:val="en-US"/>
-        </w:rPr>
-      </w:pPr>
-      <w:r>
-        <w:rPr>
-          <w:lang w:val="en-US"/>
-        </w:rPr>
-        <w:t>FROM build AS publish</w:t>
-      </w:r>
-    </w:p>
-    <w:p>
-      <w:pPr>
-        <w:pStyle w:val="ac"/>
-        <w:rPr>
-          <w:lang w:val="en-US"/>
-        </w:rPr>
-      </w:pPr>
-      <w:r>
-        <w:rPr>
-          <w:lang w:val="en-US"/>
-        </w:rPr>
-        <w:t>RUN dotnet publish "</w:t>
-      </w:r>
-      <w:proofErr w:type="spellStart"/>
-      <w:r>
-        <w:rPr>
-          <w:lang w:val="en-US"/>
-        </w:rPr>
-        <w:t>TourAppAPI.csproj</w:t>
-      </w:r>
-      <w:proofErr w:type="spellEnd"/>
-      <w:r>
-        <w:rPr>
-          <w:lang w:val="en-US"/>
-        </w:rPr>
-        <w:t>" -c Release -o /app/publish /</w:t>
-      </w:r>
-      <w:proofErr w:type="spellStart"/>
-      <w:proofErr w:type="gramStart"/>
-      <w:r>
-        <w:rPr>
-          <w:lang w:val="en-US"/>
-        </w:rPr>
-        <w:t>p:UseAppHost</w:t>
-      </w:r>
-      <w:proofErr w:type="spellEnd"/>
-      <w:proofErr w:type="gramEnd"/>
-      <w:r>
-        <w:rPr>
-          <w:lang w:val="en-US"/>
-        </w:rPr>
-        <w:t>=false</w:t>
-      </w:r>
-    </w:p>
-    <w:p>
-      <w:pPr>
-        <w:pStyle w:val="ac"/>
-        <w:rPr>
-          <w:lang w:val="en-US"/>
-        </w:rPr>
-      </w:pPr>
-    </w:p>
-    <w:p>
-      <w:pPr>
-        <w:pStyle w:val="ac"/>
-        <w:rPr>
-          <w:lang w:val="en-US"/>
-        </w:rPr>
-      </w:pPr>
-      <w:r>
-        <w:rPr>
-          <w:lang w:val="en-US"/>
-        </w:rPr>
-        <w:t>FROM mcr.microsoft.com/dotnet/aspnet:8.0-alpine AS final</w:t>
-      </w:r>
-    </w:p>
-    <w:p>
-      <w:pPr>
-        <w:pStyle w:val="ac"/>
-        <w:rPr>
-          <w:lang w:val="en-US"/>
-        </w:rPr>
-      </w:pPr>
-      <w:r>
-        <w:rPr>
-          <w:lang w:val="en-US"/>
-        </w:rPr>
-        <w:t>WORKDIR /app</w:t>
-      </w:r>
-    </w:p>
-    <w:p>
-      <w:pPr>
-        <w:pStyle w:val="ac"/>
-        <w:rPr>
-          <w:lang w:val="en-US"/>
-        </w:rPr>
-      </w:pPr>
-      <w:r>
-        <w:rPr>
-          <w:lang w:val="en-US"/>
-        </w:rPr>
-        <w:t>COPY --from=publish /app/</w:t>
-      </w:r>
-      <w:proofErr w:type="gramStart"/>
-      <w:r>
-        <w:rPr>
-          <w:lang w:val="en-US"/>
-        </w:rPr>
-        <w:t>publish .</w:t>
-      </w:r>
-      <w:proofErr w:type="gramEnd"/>
-    </w:p>
-    <w:p>
-      <w:pPr>
-        <w:pStyle w:val="ac"/>
-      </w:pPr>
-      <w:r>
-        <w:rPr>
-          <w:lang w:val="en-US"/>
-        </w:rPr>
-        <w:t>ENTRYPOINT</w:t>
-      </w:r>
-      <w:r>
-        <w:t xml:space="preserve"> ["</w:t>
-      </w:r>
-      <w:r>
-        <w:rPr>
-          <w:lang w:val="en-US"/>
-        </w:rPr>
-        <w:t>dotnet</w:t>
-      </w:r>
-      <w:r>
-        <w:t>", "</w:t>
-      </w:r>
-      <w:proofErr w:type="spellStart"/>
-      <w:r>
-        <w:rPr>
-          <w:lang w:val="en-US"/>
-        </w:rPr>
-        <w:t>TourAppAPI</w:t>
-      </w:r>
-      <w:proofErr w:type="spellEnd"/>
-      <w:r>
-        <w:t>.</w:t>
-      </w:r>
-      <w:proofErr w:type="spellStart"/>
-      <w:r>
-        <w:rPr>
-          <w:lang w:val="en-US"/>
-        </w:rPr>
-        <w:t>dll</w:t>
-      </w:r>
-      <w:proofErr w:type="spellEnd"/>
-      <w:r>
-        <w:t>"]</w:t>
-      </w:r>
-    </w:p>
-    <w:p>
-      <w:pPr>
-        <w:pStyle w:val="a2"/>
+        <w:pStyle w:val="a3"/>
       </w:pPr>
       <w:r>
         <w:t xml:space="preserve">Внешний вид страницы </w:t>
@@ -5066,12 +4791,14 @@
     </w:p>
     <w:p>
       <w:pPr>
-        <w:pStyle w:val="a2"/>
-      </w:pPr>
-    </w:p>
-    <w:p>
-      <w:pPr>
-        <w:pStyle w:val="a2"/>
+        <w:pStyle w:val="a3"/>
+      </w:pPr>
+    </w:p>
+    <w:p>
+      <w:pPr>
+        <w:pStyle w:val="a3"/>
+        <w:ind w:firstLine="0"/>
+        <w:jc w:val="center"/>
       </w:pPr>
       <w:r>
         <w:rPr>
@@ -5079,9 +4806,9 @@
           <w:lang w:eastAsia="ru-RU"/>
         </w:rPr>
         <w:drawing>
-          <wp:inline distT="0" distB="0" distL="0" distR="0" wp14:anchorId="11AD4213" wp14:editId="52BA3785">
-            <wp:extent cx="5652654" cy="1911350"/>
-            <wp:effectExtent l="19050" t="19050" r="24765" b="12700"/>
+          <wp:inline distT="0" distB="0" distL="0" distR="0" wp14:anchorId="11AD4213" wp14:editId="0E1809A1">
+            <wp:extent cx="5429250" cy="1835810"/>
+            <wp:effectExtent l="19050" t="19050" r="19050" b="12065"/>
             <wp:docPr id="368851741" name="Picture 4"/>
             <wp:cNvGraphicFramePr>
               <a:graphicFrameLocks xmlns:a="http://schemas.openxmlformats.org/drawingml/2006/main" noChangeAspect="1"/>
@@ -5111,7 +4838,7 @@
                   <pic:spPr bwMode="auto">
                     <a:xfrm>
                       <a:off x="0" y="0"/>
-                      <a:ext cx="5685572" cy="1922481"/>
+                      <a:ext cx="5474280" cy="1851036"/>
                     </a:xfrm>
                     <a:prstGeom prst="rect">
                       <a:avLst/>
@@ -5132,12 +4859,12 @@
     </w:p>
     <w:p>
       <w:pPr>
-        <w:pStyle w:val="a2"/>
-      </w:pPr>
-    </w:p>
-    <w:p>
-      <w:pPr>
-        <w:pStyle w:val="a2"/>
+        <w:pStyle w:val="a3"/>
+      </w:pPr>
+    </w:p>
+    <w:p>
+      <w:pPr>
+        <w:pStyle w:val="a3"/>
         <w:jc w:val="center"/>
       </w:pPr>
       <w:r>
@@ -5152,12 +4879,13 @@
     </w:p>
     <w:p>
       <w:pPr>
-        <w:pStyle w:val="a2"/>
-      </w:pPr>
-    </w:p>
-    <w:p>
-      <w:pPr>
-        <w:pStyle w:val="a2"/>
+        <w:pStyle w:val="a3"/>
+      </w:pPr>
+    </w:p>
+    <w:p>
+      <w:pPr>
+        <w:pStyle w:val="a3"/>
+        <w:jc w:val="center"/>
       </w:pPr>
       <w:r>
         <w:rPr>
@@ -5217,12 +4945,12 @@
     </w:p>
     <w:p>
       <w:pPr>
-        <w:pStyle w:val="a2"/>
-      </w:pPr>
-    </w:p>
-    <w:p>
-      <w:pPr>
-        <w:pStyle w:val="a2"/>
+        <w:pStyle w:val="a3"/>
+      </w:pPr>
+    </w:p>
+    <w:p>
+      <w:pPr>
+        <w:pStyle w:val="a3"/>
         <w:jc w:val="center"/>
       </w:pPr>
       <w:r>
@@ -5240,20 +4968,20 @@
     </w:p>
     <w:p>
       <w:pPr>
-        <w:pStyle w:val="Heading2"/>
-      </w:pPr>
-      <w:bookmarkStart w:id="19" w:name="_Toc223114666"/>
-      <w:bookmarkStart w:id="20" w:name="_Toc224499330"/>
+        <w:pStyle w:val="2"/>
+      </w:pPr>
+      <w:bookmarkStart w:id="20" w:name="_Toc223114666"/>
+      <w:bookmarkStart w:id="21" w:name="_Toc224499330"/>
       <w:r>
         <w:lastRenderedPageBreak/>
         <w:t>Обеспечение защиты ПО и данных</w:t>
       </w:r>
-      <w:bookmarkEnd w:id="19"/>
       <w:bookmarkEnd w:id="20"/>
-    </w:p>
-    <w:p>
-      <w:pPr>
-        <w:pStyle w:val="a2"/>
+      <w:bookmarkEnd w:id="21"/>
+    </w:p>
+    <w:p>
+      <w:pPr>
+        <w:pStyle w:val="a3"/>
       </w:pPr>
       <w:r>
         <w:t>Для обеспечения безопасности ИС выполнена настройка брандмауэра сервера и внедрена JWT-аутентификация пользователей. Для защиты загружаемых файлов, содержащих информацию о товарах, применяют автоматическое переименование</w:t>
@@ -5267,7 +4995,7 @@
     </w:p>
     <w:p>
       <w:pPr>
-        <w:pStyle w:val="a2"/>
+        <w:pStyle w:val="a3"/>
       </w:pPr>
       <w:r>
         <w:t xml:space="preserve">Метод аутентификации с помощью </w:t>
@@ -5293,12 +5021,12 @@
     </w:p>
     <w:p>
       <w:pPr>
-        <w:pStyle w:val="a2"/>
-      </w:pPr>
-    </w:p>
-    <w:p>
-      <w:pPr>
-        <w:pStyle w:val="a2"/>
+        <w:pStyle w:val="a3"/>
+      </w:pPr>
+    </w:p>
+    <w:p>
+      <w:pPr>
+        <w:pStyle w:val="a3"/>
         <w:ind w:firstLine="0"/>
       </w:pPr>
       <w:r>
@@ -5313,71 +5041,21 @@
     </w:p>
     <w:p>
       <w:pPr>
-        <w:pStyle w:val="ac"/>
-        <w:rPr>
-          <w:lang w:val="en-US"/>
-        </w:rPr>
-      </w:pPr>
-      <w:r>
-        <w:rPr>
-          <w:lang w:val="en-US"/>
-        </w:rPr>
-        <w:t xml:space="preserve">public </w:t>
-      </w:r>
-      <w:proofErr w:type="spellStart"/>
-      <w:r>
-        <w:rPr>
-          <w:lang w:val="en-US"/>
-        </w:rPr>
-        <w:t>IActionResult</w:t>
-      </w:r>
-      <w:proofErr w:type="spellEnd"/>
-      <w:r>
-        <w:rPr>
-          <w:lang w:val="en-US"/>
-        </w:rPr>
-        <w:t xml:space="preserve"> </w:t>
-      </w:r>
-      <w:proofErr w:type="gramStart"/>
-      <w:r>
-        <w:rPr>
-          <w:lang w:val="en-US"/>
-        </w:rPr>
-        <w:t>Login(</w:t>
-      </w:r>
-      <w:proofErr w:type="spellStart"/>
-      <w:proofErr w:type="gramEnd"/>
-      <w:r>
-        <w:rPr>
-          <w:lang w:val="en-US"/>
-        </w:rPr>
-        <w:t>LoginDto</w:t>
-      </w:r>
-      <w:proofErr w:type="spellEnd"/>
-      <w:r>
-        <w:rPr>
-          <w:lang w:val="en-US"/>
-        </w:rPr>
-        <w:t xml:space="preserve"> </w:t>
-      </w:r>
-      <w:proofErr w:type="spellStart"/>
-      <w:r>
-        <w:rPr>
-          <w:lang w:val="en-US"/>
-        </w:rPr>
-        <w:t>dto</w:t>
-      </w:r>
-      <w:proofErr w:type="spellEnd"/>
-      <w:r>
-        <w:rPr>
-          <w:lang w:val="en-US"/>
-        </w:rPr>
-        <w:t>)</w:t>
-      </w:r>
-    </w:p>
-    <w:p>
-      <w:pPr>
-        <w:pStyle w:val="ac"/>
+        <w:pStyle w:val="aff0"/>
+        <w:rPr>
+          <w:lang w:val="en-US"/>
+        </w:rPr>
+      </w:pPr>
+      <w:r>
+        <w:rPr>
+          <w:lang w:val="en-US"/>
+        </w:rPr>
+        <w:t>public IActionResult Login(LoginDto dto)</w:t>
+      </w:r>
+    </w:p>
+    <w:p>
+      <w:pPr>
+        <w:pStyle w:val="aff0"/>
         <w:rPr>
           <w:lang w:val="en-US"/>
         </w:rPr>
@@ -5391,317 +5069,101 @@
     </w:p>
     <w:p>
       <w:pPr>
-        <w:pStyle w:val="ac"/>
-        <w:rPr>
-          <w:lang w:val="en-US"/>
-        </w:rPr>
-      </w:pPr>
-      <w:r>
-        <w:rPr>
-          <w:lang w:val="en-US"/>
-        </w:rPr>
-        <w:t xml:space="preserve">    var user = _</w:t>
-      </w:r>
-      <w:proofErr w:type="spellStart"/>
-      <w:proofErr w:type="gramStart"/>
-      <w:r>
-        <w:rPr>
-          <w:lang w:val="en-US"/>
-        </w:rPr>
-        <w:t>context.Users.FirstOrDefault</w:t>
-      </w:r>
-      <w:proofErr w:type="spellEnd"/>
-      <w:proofErr w:type="gramEnd"/>
-      <w:r>
-        <w:rPr>
-          <w:lang w:val="en-US"/>
-        </w:rPr>
-        <w:t xml:space="preserve">(u =&gt; </w:t>
-      </w:r>
-      <w:proofErr w:type="spellStart"/>
-      <w:proofErr w:type="gramStart"/>
-      <w:r>
-        <w:rPr>
-          <w:lang w:val="en-US"/>
-        </w:rPr>
-        <w:t>u.Login</w:t>
-      </w:r>
-      <w:proofErr w:type="spellEnd"/>
-      <w:proofErr w:type="gramEnd"/>
-      <w:r>
-        <w:rPr>
-          <w:lang w:val="en-US"/>
-        </w:rPr>
-        <w:t xml:space="preserve"> == </w:t>
-      </w:r>
-      <w:proofErr w:type="spellStart"/>
-      <w:proofErr w:type="gramStart"/>
-      <w:r>
-        <w:rPr>
-          <w:lang w:val="en-US"/>
-        </w:rPr>
-        <w:t>dto.Login</w:t>
-      </w:r>
-      <w:proofErr w:type="spellEnd"/>
-      <w:r>
-        <w:rPr>
-          <w:lang w:val="en-US"/>
-        </w:rPr>
-        <w:t>);</w:t>
-      </w:r>
-      <w:proofErr w:type="gramEnd"/>
-    </w:p>
-    <w:p>
-      <w:pPr>
-        <w:pStyle w:val="ac"/>
-        <w:rPr>
-          <w:lang w:val="en-US"/>
-        </w:rPr>
-      </w:pPr>
-    </w:p>
-    <w:p>
-      <w:pPr>
-        <w:pStyle w:val="ac"/>
-        <w:rPr>
-          <w:lang w:val="en-US"/>
-        </w:rPr>
-      </w:pPr>
-      <w:r>
-        <w:rPr>
-          <w:lang w:val="en-US"/>
-        </w:rPr>
-        <w:t xml:space="preserve">    if (user == null || </w:t>
-      </w:r>
-      <w:proofErr w:type="spellStart"/>
-      <w:proofErr w:type="gramStart"/>
-      <w:r>
-        <w:rPr>
-          <w:lang w:val="en-US"/>
-        </w:rPr>
-        <w:t>dto.Password</w:t>
-      </w:r>
-      <w:proofErr w:type="spellEnd"/>
-      <w:r>
-        <w:rPr>
-          <w:lang w:val="en-US"/>
-        </w:rPr>
-        <w:t xml:space="preserve"> !=</w:t>
-      </w:r>
-      <w:proofErr w:type="gramEnd"/>
-      <w:r>
-        <w:rPr>
-          <w:lang w:val="en-US"/>
-        </w:rPr>
-        <w:t xml:space="preserve"> </w:t>
-      </w:r>
-      <w:proofErr w:type="spellStart"/>
-      <w:proofErr w:type="gramStart"/>
-      <w:r>
-        <w:rPr>
-          <w:lang w:val="en-US"/>
-        </w:rPr>
-        <w:t>user.Password</w:t>
-      </w:r>
-      <w:proofErr w:type="spellEnd"/>
-      <w:proofErr w:type="gramEnd"/>
-      <w:r>
-        <w:rPr>
-          <w:lang w:val="en-US"/>
-        </w:rPr>
-        <w:t>)</w:t>
-      </w:r>
-    </w:p>
-    <w:p>
-      <w:pPr>
-        <w:pStyle w:val="ac"/>
-        <w:rPr>
-          <w:lang w:val="en-US"/>
-        </w:rPr>
-      </w:pPr>
-      <w:r>
-        <w:rPr>
-          <w:lang w:val="en-US"/>
-        </w:rPr>
-        <w:t xml:space="preserve">        return </w:t>
-      </w:r>
-      <w:proofErr w:type="gramStart"/>
-      <w:r>
-        <w:rPr>
-          <w:lang w:val="en-US"/>
-        </w:rPr>
-        <w:t>Unauthorized(</w:t>
-      </w:r>
-      <w:proofErr w:type="gramEnd"/>
-      <w:r>
-        <w:rPr>
-          <w:lang w:val="en-US"/>
-        </w:rPr>
-        <w:t xml:space="preserve">new </w:t>
-      </w:r>
-      <w:proofErr w:type="gramStart"/>
-      <w:r>
-        <w:rPr>
-          <w:lang w:val="en-US"/>
-        </w:rPr>
-        <w:t>{ message</w:t>
-      </w:r>
-      <w:proofErr w:type="gramEnd"/>
-      <w:r>
-        <w:rPr>
-          <w:lang w:val="en-US"/>
-        </w:rPr>
-        <w:t xml:space="preserve"> = "</w:t>
-      </w:r>
-      <w:proofErr w:type="spellStart"/>
-      <w:r>
-        <w:rPr>
-          <w:lang w:val="en-US"/>
-        </w:rPr>
-        <w:t>Неверный</w:t>
-      </w:r>
-      <w:proofErr w:type="spellEnd"/>
-      <w:r>
-        <w:rPr>
-          <w:lang w:val="en-US"/>
-        </w:rPr>
-        <w:t xml:space="preserve"> </w:t>
-      </w:r>
-      <w:proofErr w:type="spellStart"/>
-      <w:r>
-        <w:rPr>
-          <w:lang w:val="en-US"/>
-        </w:rPr>
-        <w:t>логин</w:t>
-      </w:r>
-      <w:proofErr w:type="spellEnd"/>
-      <w:r>
-        <w:rPr>
-          <w:lang w:val="en-US"/>
-        </w:rPr>
-        <w:t xml:space="preserve"> </w:t>
-      </w:r>
-      <w:proofErr w:type="spellStart"/>
-      <w:r>
-        <w:rPr>
-          <w:lang w:val="en-US"/>
-        </w:rPr>
-        <w:t>или</w:t>
-      </w:r>
-      <w:proofErr w:type="spellEnd"/>
-      <w:r>
-        <w:rPr>
-          <w:lang w:val="en-US"/>
-        </w:rPr>
-        <w:t xml:space="preserve"> </w:t>
-      </w:r>
-      <w:proofErr w:type="spellStart"/>
-      <w:r>
-        <w:rPr>
-          <w:lang w:val="en-US"/>
-        </w:rPr>
-        <w:t>пароль</w:t>
-      </w:r>
-      <w:proofErr w:type="spellEnd"/>
-      <w:proofErr w:type="gramStart"/>
-      <w:r>
-        <w:rPr>
-          <w:lang w:val="en-US"/>
-        </w:rPr>
-        <w:t>" });</w:t>
-      </w:r>
-      <w:proofErr w:type="gramEnd"/>
-    </w:p>
-    <w:p>
-      <w:pPr>
-        <w:pStyle w:val="ac"/>
-        <w:rPr>
-          <w:lang w:val="en-US"/>
-        </w:rPr>
-      </w:pPr>
-    </w:p>
-    <w:p>
-      <w:pPr>
-        <w:pStyle w:val="ac"/>
-        <w:rPr>
-          <w:lang w:val="en-US"/>
-        </w:rPr>
-      </w:pPr>
-      <w:r>
-        <w:rPr>
-          <w:lang w:val="en-US"/>
-        </w:rPr>
-        <w:t xml:space="preserve">    string token = </w:t>
-      </w:r>
-      <w:proofErr w:type="spellStart"/>
-      <w:r>
-        <w:rPr>
-          <w:lang w:val="en-US"/>
-        </w:rPr>
-        <w:t>GenerateJwtToken</w:t>
-      </w:r>
-      <w:proofErr w:type="spellEnd"/>
-      <w:r>
-        <w:rPr>
-          <w:lang w:val="en-US"/>
-        </w:rPr>
-        <w:t>(user</w:t>
-      </w:r>
-      <w:proofErr w:type="gramStart"/>
-      <w:r>
-        <w:rPr>
-          <w:lang w:val="en-US"/>
-        </w:rPr>
-        <w:t>);</w:t>
-      </w:r>
-      <w:proofErr w:type="gramEnd"/>
-    </w:p>
-    <w:p>
-      <w:pPr>
-        <w:pStyle w:val="ac"/>
-        <w:rPr>
-          <w:lang w:val="en-US"/>
-        </w:rPr>
-      </w:pPr>
-    </w:p>
-    <w:p>
-      <w:pPr>
-        <w:pStyle w:val="ac"/>
-        <w:rPr>
-          <w:lang w:val="en-US"/>
-        </w:rPr>
-      </w:pPr>
-      <w:r>
-        <w:rPr>
-          <w:lang w:val="en-US"/>
-        </w:rPr>
-        <w:t xml:space="preserve">    return </w:t>
-      </w:r>
-      <w:proofErr w:type="gramStart"/>
-      <w:r>
-        <w:rPr>
-          <w:lang w:val="en-US"/>
-        </w:rPr>
-        <w:t>Ok(</w:t>
-      </w:r>
-      <w:proofErr w:type="gramEnd"/>
-      <w:r>
-        <w:rPr>
-          <w:lang w:val="en-US"/>
-        </w:rPr>
-        <w:t xml:space="preserve">new </w:t>
-      </w:r>
-      <w:proofErr w:type="spellStart"/>
-      <w:r>
-        <w:rPr>
-          <w:lang w:val="en-US"/>
-        </w:rPr>
-        <w:t>AuthResponse</w:t>
-      </w:r>
-      <w:proofErr w:type="spellEnd"/>
-    </w:p>
-    <w:p>
-      <w:pPr>
-        <w:pStyle w:val="ac"/>
+        <w:pStyle w:val="aff0"/>
+        <w:rPr>
+          <w:lang w:val="en-US"/>
+        </w:rPr>
+      </w:pPr>
+      <w:r>
+        <w:rPr>
+          <w:lang w:val="en-US"/>
+        </w:rPr>
+        <w:t xml:space="preserve">    var user = _context.Users.FirstOrDefault(u =&gt; u.Login == dto.Login);</w:t>
+      </w:r>
+    </w:p>
+    <w:p>
+      <w:pPr>
+        <w:pStyle w:val="aff0"/>
+        <w:rPr>
+          <w:lang w:val="en-US"/>
+        </w:rPr>
+      </w:pPr>
+    </w:p>
+    <w:p>
+      <w:pPr>
+        <w:pStyle w:val="aff0"/>
+        <w:rPr>
+          <w:lang w:val="en-US"/>
+        </w:rPr>
+      </w:pPr>
+      <w:r>
+        <w:rPr>
+          <w:lang w:val="en-US"/>
+        </w:rPr>
+        <w:t xml:space="preserve">    if (user == null || dto.Password != user.Password)</w:t>
+      </w:r>
+    </w:p>
+    <w:p>
+      <w:pPr>
+        <w:pStyle w:val="aff0"/>
+        <w:rPr>
+          <w:lang w:val="en-US"/>
+        </w:rPr>
+      </w:pPr>
+      <w:r>
+        <w:rPr>
+          <w:lang w:val="en-US"/>
+        </w:rPr>
+        <w:t xml:space="preserve">        return Unauthorized(new { message = "Неверный логин или пароль" });</w:t>
+      </w:r>
+    </w:p>
+    <w:p>
+      <w:pPr>
+        <w:pStyle w:val="aff0"/>
+        <w:rPr>
+          <w:lang w:val="en-US"/>
+        </w:rPr>
+      </w:pPr>
+    </w:p>
+    <w:p>
+      <w:pPr>
+        <w:pStyle w:val="aff0"/>
+        <w:rPr>
+          <w:lang w:val="en-US"/>
+        </w:rPr>
+      </w:pPr>
+      <w:r>
+        <w:rPr>
+          <w:lang w:val="en-US"/>
+        </w:rPr>
+        <w:t xml:space="preserve">    string token = GenerateJwtToken(user);</w:t>
+      </w:r>
+    </w:p>
+    <w:p>
+      <w:pPr>
+        <w:pStyle w:val="aff0"/>
+        <w:rPr>
+          <w:lang w:val="en-US"/>
+        </w:rPr>
+      </w:pPr>
+    </w:p>
+    <w:p>
+      <w:pPr>
+        <w:pStyle w:val="aff0"/>
+        <w:rPr>
+          <w:lang w:val="en-US"/>
+        </w:rPr>
+      </w:pPr>
+      <w:r>
+        <w:rPr>
+          <w:lang w:val="en-US"/>
+        </w:rPr>
+        <w:t xml:space="preserve">    return Ok(new AuthResponse</w:t>
+      </w:r>
+    </w:p>
+    <w:p>
+      <w:pPr>
+        <w:pStyle w:val="aff0"/>
         <w:rPr>
           <w:lang w:val="en-US"/>
         </w:rPr>
@@ -5715,7 +5177,7 @@
     </w:p>
     <w:p>
       <w:pPr>
-        <w:pStyle w:val="ac"/>
+        <w:pStyle w:val="aff0"/>
         <w:rPr>
           <w:lang w:val="en-US"/>
         </w:rPr>
@@ -5729,86 +5191,73 @@
     </w:p>
     <w:p>
       <w:pPr>
-        <w:pStyle w:val="ac"/>
-        <w:rPr>
-          <w:lang w:val="en-US"/>
-        </w:rPr>
-      </w:pPr>
-      <w:r>
-        <w:rPr>
-          <w:lang w:val="en-US"/>
-        </w:rPr>
-        <w:t xml:space="preserve">        Login = </w:t>
-      </w:r>
-      <w:proofErr w:type="spellStart"/>
-      <w:proofErr w:type="gramStart"/>
-      <w:r>
-        <w:rPr>
-          <w:lang w:val="en-US"/>
-        </w:rPr>
-        <w:t>user.Login</w:t>
-      </w:r>
-      <w:proofErr w:type="spellEnd"/>
-      <w:proofErr w:type="gramEnd"/>
-      <w:r>
-        <w:rPr>
-          <w:lang w:val="en-US"/>
-        </w:rPr>
-        <w:t>,</w:t>
-      </w:r>
-    </w:p>
-    <w:p>
-      <w:pPr>
-        <w:pStyle w:val="ac"/>
-      </w:pPr>
-      <w:r>
-        <w:rPr>
-          <w:lang w:val="en-US"/>
-        </w:rPr>
-        <w:t xml:space="preserve">        </w:t>
-      </w:r>
-      <w:proofErr w:type="spellStart"/>
+        <w:pStyle w:val="aff0"/>
+        <w:rPr>
+          <w:lang w:val="en-US"/>
+        </w:rPr>
+      </w:pPr>
+      <w:r>
+        <w:rPr>
+          <w:lang w:val="en-US"/>
+        </w:rPr>
+        <w:t xml:space="preserve">        Login = user.Login,</w:t>
+      </w:r>
+    </w:p>
+    <w:p>
+      <w:pPr>
+        <w:pStyle w:val="aff0"/>
+        <w:rPr>
+          <w:lang w:val="en-US"/>
+        </w:rPr>
+      </w:pPr>
+      <w:r>
+        <w:rPr>
+          <w:lang w:val="en-US"/>
+        </w:rPr>
+        <w:t xml:space="preserve">        IdUser</w:t>
+      </w:r>
+      <w:r>
+        <w:rPr>
+          <w:lang w:val="en-US"/>
+        </w:rPr>
+        <w:t xml:space="preserve"> = </w:t>
+      </w:r>
+      <w:r>
+        <w:rPr>
+          <w:lang w:val="en-US"/>
+        </w:rPr>
+        <w:t>user</w:t>
+      </w:r>
+      <w:r>
+        <w:rPr>
+          <w:lang w:val="en-US"/>
+        </w:rPr>
+        <w:t>.</w:t>
+      </w:r>
       <w:r>
         <w:rPr>
           <w:lang w:val="en-US"/>
         </w:rPr>
         <w:t>IdUser</w:t>
       </w:r>
-      <w:proofErr w:type="spellEnd"/>
-      <w:r>
-        <w:t xml:space="preserve"> = </w:t>
-      </w:r>
-      <w:proofErr w:type="gramStart"/>
-      <w:r>
-        <w:rPr>
-          <w:lang w:val="en-US"/>
-        </w:rPr>
-        <w:t>user</w:t>
-      </w:r>
-      <w:r>
-        <w:t>.</w:t>
-      </w:r>
-      <w:proofErr w:type="spellStart"/>
-      <w:r>
-        <w:rPr>
-          <w:lang w:val="en-US"/>
-        </w:rPr>
-        <w:t>IdUser</w:t>
-      </w:r>
-      <w:proofErr w:type="spellEnd"/>
-      <w:proofErr w:type="gramEnd"/>
-    </w:p>
-    <w:p>
-      <w:pPr>
-        <w:pStyle w:val="ac"/>
-      </w:pPr>
-      <w:r>
-        <w:t xml:space="preserve">    });</w:t>
-      </w:r>
-    </w:p>
-    <w:p>
-      <w:pPr>
-        <w:pStyle w:val="ac"/>
+    </w:p>
+    <w:p>
+      <w:pPr>
+        <w:pStyle w:val="aff0"/>
+      </w:pPr>
+      <w:r>
+        <w:rPr>
+          <w:lang w:val="en-US"/>
+        </w:rPr>
+        <w:t xml:space="preserve">    </w:t>
+      </w:r>
+      <w:r>
+        <w:t>});</w:t>
+      </w:r>
+    </w:p>
+    <w:p>
+      <w:pPr>
+        <w:pStyle w:val="aff0"/>
       </w:pPr>
       <w:r>
         <w:t>}</w:t>
@@ -5816,28 +5265,28 @@
     </w:p>
     <w:p>
       <w:pPr>
-        <w:pStyle w:val="ac"/>
-      </w:pPr>
-    </w:p>
-    <w:p>
-      <w:pPr>
-        <w:pStyle w:val="Heading1"/>
+        <w:pStyle w:val="aff0"/>
+      </w:pPr>
+    </w:p>
+    <w:p>
+      <w:pPr>
+        <w:pStyle w:val="10"/>
         <w:numPr>
           <w:ilvl w:val="0"/>
           <w:numId w:val="0"/>
         </w:numPr>
         <w:jc w:val="center"/>
       </w:pPr>
-      <w:bookmarkStart w:id="21" w:name="_Toc224499331"/>
+      <w:bookmarkStart w:id="22" w:name="_Toc224499331"/>
       <w:r>
         <w:lastRenderedPageBreak/>
         <w:t>ЗАКЛЮЧЕНИЕ</w:t>
       </w:r>
-      <w:bookmarkEnd w:id="21"/>
-    </w:p>
-    <w:p>
-      <w:pPr>
-        <w:pStyle w:val="a2"/>
+      <w:bookmarkEnd w:id="22"/>
+    </w:p>
+    <w:p>
+      <w:pPr>
+        <w:pStyle w:val="a3"/>
       </w:pPr>
       <w:r>
         <w:t xml:space="preserve">Для прохождения практики </w:t>
@@ -5857,7 +5306,7 @@
     </w:p>
     <w:p>
       <w:pPr>
-        <w:pStyle w:val="a2"/>
+        <w:pStyle w:val="a3"/>
       </w:pPr>
       <w:r>
         <w:t>Цели производственной практики достигнуты:</w:t>
@@ -5936,7 +5385,7 @@
     </w:p>
     <w:p>
       <w:pPr>
-        <w:pStyle w:val="a2"/>
+        <w:pStyle w:val="a3"/>
       </w:pPr>
       <w:r>
         <w:t>Выполнены следующие задачи:</w:t>
@@ -6050,19 +5499,19 @@
     </w:p>
     <w:p>
       <w:pPr>
-        <w:pStyle w:val="Heading1"/>
+        <w:pStyle w:val="10"/>
         <w:numPr>
           <w:ilvl w:val="0"/>
           <w:numId w:val="0"/>
         </w:numPr>
         <w:jc w:val="center"/>
       </w:pPr>
-      <w:bookmarkStart w:id="22" w:name="_Toc224499332"/>
+      <w:bookmarkStart w:id="23" w:name="_Toc224499332"/>
       <w:r>
         <w:lastRenderedPageBreak/>
         <w:t>СПИСОК ИСПОЛЬЗОВАННЫХ ИСТОЧНИКОВ</w:t>
       </w:r>
-      <w:bookmarkEnd w:id="22"/>
+      <w:bookmarkEnd w:id="23"/>
     </w:p>
     <w:p>
       <w:pPr>
@@ -6160,7 +5609,7 @@
       <w:hyperlink r:id="rId10" w:history="1">
         <w:r>
           <w:rPr>
-            <w:rStyle w:val="Hyperlink"/>
+            <w:rStyle w:val="af7"/>
             <w:color w:val="000000" w:themeColor="text1"/>
             <w:szCs w:val="28"/>
           </w:rPr>
@@ -6220,7 +5669,7 @@
       <w:hyperlink r:id="rId11" w:history="1">
         <w:r>
           <w:rPr>
-            <w:rStyle w:val="Hyperlink"/>
+            <w:rStyle w:val="af7"/>
             <w:color w:val="000000" w:themeColor="text1"/>
             <w:szCs w:val="28"/>
           </w:rPr>
@@ -6254,7 +5703,7 @@
     </w:p>
     <w:p>
       <w:pPr>
-        <w:pStyle w:val="a2"/>
+        <w:pStyle w:val="a3"/>
       </w:pPr>
     </w:p>
     <w:sectPr>
@@ -6271,7 +5720,7 @@
 </file>
 
 <file path=word/endnotes.xml><?xml version="1.0" encoding="utf-8"?>
-<w:endnotes xmlns:wpc="http://schemas.microsoft.com/office/word/2010/wordprocessingCanvas" xmlns:cx="http://schemas.microsoft.com/office/drawing/2014/chartex" xmlns:cx1="http://schemas.microsoft.com/office/drawing/2015/9/8/chartex" xmlns:cx2="http://schemas.microsoft.com/office/drawing/2015/10/21/chartex" xmlns:cx3="http://schemas.microsoft.com/office/drawing/2016/5/9/chartex" xmlns:cx4="http://schemas.microsoft.com/office/drawing/2016/5/10/chartex" xmlns:cx5="http://schemas.microsoft.com/office/drawing/2016/5/11/chartex" xmlns:cx6="http://schemas.microsoft.com/office/drawing/2016/5/12/chartex" xmlns:cx7="http://schemas.microsoft.com/office/drawing/2016/5/13/chartex" xmlns:cx8="http://schemas.microsoft.com/office/drawing/2016/5/14/chartex" xmlns:mc="http://schemas.openxmlformats.org/markup-compatibility/2006" xmlns:aink="http://schemas.microsoft.com/office/drawing/2016/ink" xmlns:am3d="http://schemas.microsoft.com/office/drawing/2017/model3d" xmlns:o="urn:schemas-microsoft-com:office:office" xmlns:oel="http://schemas.microsoft.com/office/2019/extlst" xmlns:r="http://schemas.openxmlformats.org/officeDocument/2006/relationships" xmlns:m="http://schemas.openxmlformats.org/officeDocument/2006/math" xmlns:v="urn:schemas-microsoft-com:vml" xmlns:wp14="http://schemas.microsoft.com/office/word/2010/wordprocessingDrawing" xmlns:wp="http://schemas.openxmlformats.org/drawingml/2006/wordprocessingDrawing" xmlns:w10="urn:schemas-microsoft-com:office:word" xmlns:w="http://schemas.openxmlformats.org/wordprocessingml/2006/main" xmlns:w14="http://schemas.microsoft.com/office/word/2010/wordml" xmlns:w15="http://schemas.microsoft.com/office/word/2012/wordml" xmlns:w16cex="http://schemas.microsoft.com/office/word/2018/wordml/cex" xmlns:w16cid="http://schemas.microsoft.com/office/word/2016/wordml/cid" xmlns:w16="http://schemas.microsoft.com/office/word/2018/wordml" xmlns:w16du="http://schemas.microsoft.com/office/word/2023/wordml/word16du" xmlns:w16sdtdh="http://schemas.microsoft.com/office/word/2020/wordml/sdtdatahash" xmlns:w16sdtfl="http://schemas.microsoft.com/office/word/2024/wordml/sdtformatlock" xmlns:w16se="http://schemas.microsoft.com/office/word/2015/wordml/symex" xmlns:wpg="http://schemas.microsoft.com/office/word/2010/wordprocessingGroup" xmlns:wpi="http://schemas.microsoft.com/office/word/2010/wordprocessingInk" xmlns:wne="http://schemas.microsoft.com/office/word/2006/wordml" xmlns:wps="http://schemas.microsoft.com/office/word/2010/wordprocessingShape" mc:Ignorable="w14 w15 w16se w16cid w16 w16cex w16sdtdh w16sdtfl w16du wp14">
+<w:endnotes xmlns:wpc="http://schemas.microsoft.com/office/word/2010/wordprocessingCanvas" xmlns:cx="http://schemas.microsoft.com/office/drawing/2014/chartex" xmlns:mc="http://schemas.openxmlformats.org/markup-compatibility/2006" xmlns:o="urn:schemas-microsoft-com:office:office" xmlns:r="http://schemas.openxmlformats.org/officeDocument/2006/relationships" xmlns:m="http://schemas.openxmlformats.org/officeDocument/2006/math" xmlns:v="urn:schemas-microsoft-com:vml" xmlns:wp14="http://schemas.microsoft.com/office/word/2010/wordprocessingDrawing" xmlns:wp="http://schemas.openxmlformats.org/drawingml/2006/wordprocessingDrawing" xmlns:w10="urn:schemas-microsoft-com:office:word" xmlns:w="http://schemas.openxmlformats.org/wordprocessingml/2006/main" xmlns:w14="http://schemas.microsoft.com/office/word/2010/wordml" xmlns:w15="http://schemas.microsoft.com/office/word/2012/wordml" xmlns:w16se="http://schemas.microsoft.com/office/word/2015/wordml/symex" xmlns:wpg="http://schemas.microsoft.com/office/word/2010/wordprocessingGroup" xmlns:wpi="http://schemas.microsoft.com/office/word/2010/wordprocessingInk" xmlns:wne="http://schemas.microsoft.com/office/word/2006/wordml" xmlns:wps="http://schemas.microsoft.com/office/word/2010/wordprocessingShape" mc:Ignorable="w14 w15 w16se wp14">
   <w:endnote w:type="separator" w:id="-1">
     <w:p>
       <w:r>
@@ -6290,7 +5739,7 @@
 </file>
 
 <file path=word/footer1.xml><?xml version="1.0" encoding="utf-8"?>
-<w:ftr xmlns:wpc="http://schemas.microsoft.com/office/word/2010/wordprocessingCanvas" xmlns:cx="http://schemas.microsoft.com/office/drawing/2014/chartex" xmlns:cx1="http://schemas.microsoft.com/office/drawing/2015/9/8/chartex" xmlns:cx2="http://schemas.microsoft.com/office/drawing/2015/10/21/chartex" xmlns:cx3="http://schemas.microsoft.com/office/drawing/2016/5/9/chartex" xmlns:cx4="http://schemas.microsoft.com/office/drawing/2016/5/10/chartex" xmlns:cx5="http://schemas.microsoft.com/office/drawing/2016/5/11/chartex" xmlns:cx6="http://schemas.microsoft.com/office/drawing/2016/5/12/chartex" xmlns:cx7="http://schemas.microsoft.com/office/drawing/2016/5/13/chartex" xmlns:cx8="http://schemas.microsoft.com/office/drawing/2016/5/14/chartex" xmlns:mc="http://schemas.openxmlformats.org/markup-compatibility/2006" xmlns:aink="http://schemas.microsoft.com/office/drawing/2016/ink" xmlns:am3d="http://schemas.microsoft.com/office/drawing/2017/model3d" xmlns:o="urn:schemas-microsoft-com:office:office" xmlns:oel="http://schemas.microsoft.com/office/2019/extlst" xmlns:r="http://schemas.openxmlformats.org/officeDocument/2006/relationships" xmlns:m="http://schemas.openxmlformats.org/officeDocument/2006/math" xmlns:v="urn:schemas-microsoft-com:vml" xmlns:wp14="http://schemas.microsoft.com/office/word/2010/wordprocessingDrawing" xmlns:wp="http://schemas.openxmlformats.org/drawingml/2006/wordprocessingDrawing" xmlns:w10="urn:schemas-microsoft-com:office:word" xmlns:w="http://schemas.openxmlformats.org/wordprocessingml/2006/main" xmlns:w14="http://schemas.microsoft.com/office/word/2010/wordml" xmlns:w15="http://schemas.microsoft.com/office/word/2012/wordml" xmlns:w16cex="http://schemas.microsoft.com/office/word/2018/wordml/cex" xmlns:w16cid="http://schemas.microsoft.com/office/word/2016/wordml/cid" xmlns:w16="http://schemas.microsoft.com/office/word/2018/wordml" xmlns:w16du="http://schemas.microsoft.com/office/word/2023/wordml/word16du" xmlns:w16sdtdh="http://schemas.microsoft.com/office/word/2020/wordml/sdtdatahash" xmlns:w16sdtfl="http://schemas.microsoft.com/office/word/2024/wordml/sdtformatlock" xmlns:w16se="http://schemas.microsoft.com/office/word/2015/wordml/symex" xmlns:wpg="http://schemas.microsoft.com/office/word/2010/wordprocessingGroup" xmlns:wpi="http://schemas.microsoft.com/office/word/2010/wordprocessingInk" xmlns:wne="http://schemas.microsoft.com/office/word/2006/wordml" xmlns:wps="http://schemas.microsoft.com/office/word/2010/wordprocessingShape" mc:Ignorable="w14 w15 w16se w16cid w16 w16cex w16sdtdh w16sdtfl w16du wp14">
+<w:ftr xmlns:wpc="http://schemas.microsoft.com/office/word/2010/wordprocessingCanvas" xmlns:cx="http://schemas.microsoft.com/office/drawing/2014/chartex" xmlns:mc="http://schemas.openxmlformats.org/markup-compatibility/2006" xmlns:o="urn:schemas-microsoft-com:office:office" xmlns:r="http://schemas.openxmlformats.org/officeDocument/2006/relationships" xmlns:m="http://schemas.openxmlformats.org/officeDocument/2006/math" xmlns:v="urn:schemas-microsoft-com:vml" xmlns:wp14="http://schemas.microsoft.com/office/word/2010/wordprocessingDrawing" xmlns:wp="http://schemas.openxmlformats.org/drawingml/2006/wordprocessingDrawing" xmlns:w10="urn:schemas-microsoft-com:office:word" xmlns:w="http://schemas.openxmlformats.org/wordprocessingml/2006/main" xmlns:w14="http://schemas.microsoft.com/office/word/2010/wordml" xmlns:w15="http://schemas.microsoft.com/office/word/2012/wordml" xmlns:w16se="http://schemas.microsoft.com/office/word/2015/wordml/symex" xmlns:wpg="http://schemas.microsoft.com/office/word/2010/wordprocessingGroup" xmlns:wpi="http://schemas.microsoft.com/office/word/2010/wordprocessingInk" xmlns:wne="http://schemas.microsoft.com/office/word/2006/wordml" xmlns:wps="http://schemas.microsoft.com/office/word/2010/wordprocessingShape" mc:Ignorable="w14 w15 w16se wp14">
   <w:sdt>
     <w:sdtPr>
       <w:id w:val="1643229897"/>
@@ -6299,10 +5748,11 @@
         <w:docPartUnique/>
       </w:docPartObj>
     </w:sdtPr>
+    <w:sdtEndPr/>
     <w:sdtContent>
       <w:p>
         <w:pPr>
-          <w:pStyle w:val="Footer"/>
+          <w:pStyle w:val="af4"/>
           <w:jc w:val="center"/>
         </w:pPr>
         <w:r>
@@ -6330,7 +5780,7 @@
 </file>
 
 <file path=word/footnotes.xml><?xml version="1.0" encoding="utf-8"?>
-<w:footnotes xmlns:wpc="http://schemas.microsoft.com/office/word/2010/wordprocessingCanvas" xmlns:cx="http://schemas.microsoft.com/office/drawing/2014/chartex" xmlns:cx1="http://schemas.microsoft.com/office/drawing/2015/9/8/chartex" xmlns:cx2="http://schemas.microsoft.com/office/drawing/2015/10/21/chartex" xmlns:cx3="http://schemas.microsoft.com/office/drawing/2016/5/9/chartex" xmlns:cx4="http://schemas.microsoft.com/office/drawing/2016/5/10/chartex" xmlns:cx5="http://schemas.microsoft.com/office/drawing/2016/5/11/chartex" xmlns:cx6="http://schemas.microsoft.com/office/drawing/2016/5/12/chartex" xmlns:cx7="http://schemas.microsoft.com/office/drawing/2016/5/13/chartex" xmlns:cx8="http://schemas.microsoft.com/office/drawing/2016/5/14/chartex" xmlns:mc="http://schemas.openxmlformats.org/markup-compatibility/2006" xmlns:aink="http://schemas.microsoft.com/office/drawing/2016/ink" xmlns:am3d="http://schemas.microsoft.com/office/drawing/2017/model3d" xmlns:o="urn:schemas-microsoft-com:office:office" xmlns:oel="http://schemas.microsoft.com/office/2019/extlst" xmlns:r="http://schemas.openxmlformats.org/officeDocument/2006/relationships" xmlns:m="http://schemas.openxmlformats.org/officeDocument/2006/math" xmlns:v="urn:schemas-microsoft-com:vml" xmlns:wp14="http://schemas.microsoft.com/office/word/2010/wordprocessingDrawing" xmlns:wp="http://schemas.openxmlformats.org/drawingml/2006/wordprocessingDrawing" xmlns:w10="urn:schemas-microsoft-com:office:word" xmlns:w="http://schemas.openxmlformats.org/wordprocessingml/2006/main" xmlns:w14="http://schemas.microsoft.com/office/word/2010/wordml" xmlns:w15="http://schemas.microsoft.com/office/word/2012/wordml" xmlns:w16cex="http://schemas.microsoft.com/office/word/2018/wordml/cex" xmlns:w16cid="http://schemas.microsoft.com/office/word/2016/wordml/cid" xmlns:w16="http://schemas.microsoft.com/office/word/2018/wordml" xmlns:w16du="http://schemas.microsoft.com/office/word/2023/wordml/word16du" xmlns:w16sdtdh="http://schemas.microsoft.com/office/word/2020/wordml/sdtdatahash" xmlns:w16sdtfl="http://schemas.microsoft.com/office/word/2024/wordml/sdtformatlock" xmlns:w16se="http://schemas.microsoft.com/office/word/2015/wordml/symex" xmlns:wpg="http://schemas.microsoft.com/office/word/2010/wordprocessingGroup" xmlns:wpi="http://schemas.microsoft.com/office/word/2010/wordprocessingInk" xmlns:wne="http://schemas.microsoft.com/office/word/2006/wordml" xmlns:wps="http://schemas.microsoft.com/office/word/2010/wordprocessingShape" mc:Ignorable="w14 w15 w16se w16cid w16 w16cex w16sdtdh w16sdtfl w16du wp14">
+<w:footnotes xmlns:wpc="http://schemas.microsoft.com/office/word/2010/wordprocessingCanvas" xmlns:cx="http://schemas.microsoft.com/office/drawing/2014/chartex" xmlns:mc="http://schemas.openxmlformats.org/markup-compatibility/2006" xmlns:o="urn:schemas-microsoft-com:office:office" xmlns:r="http://schemas.openxmlformats.org/officeDocument/2006/relationships" xmlns:m="http://schemas.openxmlformats.org/officeDocument/2006/math" xmlns:v="urn:schemas-microsoft-com:vml" xmlns:wp14="http://schemas.microsoft.com/office/word/2010/wordprocessingDrawing" xmlns:wp="http://schemas.openxmlformats.org/drawingml/2006/wordprocessingDrawing" xmlns:w10="urn:schemas-microsoft-com:office:word" xmlns:w="http://schemas.openxmlformats.org/wordprocessingml/2006/main" xmlns:w14="http://schemas.microsoft.com/office/word/2010/wordml" xmlns:w15="http://schemas.microsoft.com/office/word/2012/wordml" xmlns:w16se="http://schemas.microsoft.com/office/word/2015/wordml/symex" xmlns:wpg="http://schemas.microsoft.com/office/word/2010/wordprocessingGroup" xmlns:wpi="http://schemas.microsoft.com/office/word/2010/wordprocessingInk" xmlns:wne="http://schemas.microsoft.com/office/word/2006/wordml" xmlns:wps="http://schemas.microsoft.com/office/word/2010/wordprocessingShape" mc:Ignorable="w14 w15 w16se wp14">
   <w:footnote w:type="separator" w:id="-1">
     <w:p>
       <w:r>
@@ -6349,7 +5799,7 @@
 </file>
 
 <file path=word/numbering.xml><?xml version="1.0" encoding="utf-8"?>
-<w:numbering xmlns:wpc="http://schemas.microsoft.com/office/word/2010/wordprocessingCanvas" xmlns:cx="http://schemas.microsoft.com/office/drawing/2014/chartex" xmlns:cx1="http://schemas.microsoft.com/office/drawing/2015/9/8/chartex" xmlns:cx2="http://schemas.microsoft.com/office/drawing/2015/10/21/chartex" xmlns:cx3="http://schemas.microsoft.com/office/drawing/2016/5/9/chartex" xmlns:cx4="http://schemas.microsoft.com/office/drawing/2016/5/10/chartex" xmlns:cx5="http://schemas.microsoft.com/office/drawing/2016/5/11/chartex" xmlns:cx6="http://schemas.microsoft.com/office/drawing/2016/5/12/chartex" xmlns:cx7="http://schemas.microsoft.com/office/drawing/2016/5/13/chartex" xmlns:cx8="http://schemas.microsoft.com/office/drawing/2016/5/14/chartex" xmlns:mc="http://schemas.openxmlformats.org/markup-compatibility/2006" xmlns:aink="http://schemas.microsoft.com/office/drawing/2016/ink" xmlns:am3d="http://schemas.microsoft.com/office/drawing/2017/model3d" xmlns:o="urn:schemas-microsoft-com:office:office" xmlns:oel="http://schemas.microsoft.com/office/2019/extlst" xmlns:r="http://schemas.openxmlformats.org/officeDocument/2006/relationships" xmlns:m="http://schemas.openxmlformats.org/officeDocument/2006/math" xmlns:v="urn:schemas-microsoft-com:vml" xmlns:wp14="http://schemas.microsoft.com/office/word/2010/wordprocessingDrawing" xmlns:wp="http://schemas.openxmlformats.org/drawingml/2006/wordprocessingDrawing" xmlns:w10="urn:schemas-microsoft-com:office:word" xmlns:w="http://schemas.openxmlformats.org/wordprocessingml/2006/main" xmlns:w14="http://schemas.microsoft.com/office/word/2010/wordml" xmlns:w15="http://schemas.microsoft.com/office/word/2012/wordml" xmlns:w16cex="http://schemas.microsoft.com/office/word/2018/wordml/cex" xmlns:w16cid="http://schemas.microsoft.com/office/word/2016/wordml/cid" xmlns:w16="http://schemas.microsoft.com/office/word/2018/wordml" xmlns:w16du="http://schemas.microsoft.com/office/word/2023/wordml/word16du" xmlns:w16sdtdh="http://schemas.microsoft.com/office/word/2020/wordml/sdtdatahash" xmlns:w16sdtfl="http://schemas.microsoft.com/office/word/2024/wordml/sdtformatlock" xmlns:w16se="http://schemas.microsoft.com/office/word/2015/wordml/symex" xmlns:wpg="http://schemas.microsoft.com/office/word/2010/wordprocessingGroup" xmlns:wpi="http://schemas.microsoft.com/office/word/2010/wordprocessingInk" xmlns:wne="http://schemas.microsoft.com/office/word/2006/wordml" xmlns:wps="http://schemas.microsoft.com/office/word/2010/wordprocessingShape" mc:Ignorable="w14 w15 w16se w16cid w16 w16cex w16sdtdh w16sdtfl w16du wp14">
+<w:numbering xmlns:wpc="http://schemas.microsoft.com/office/word/2010/wordprocessingCanvas" xmlns:cx="http://schemas.microsoft.com/office/drawing/2014/chartex" xmlns:mc="http://schemas.openxmlformats.org/markup-compatibility/2006" xmlns:o="urn:schemas-microsoft-com:office:office" xmlns:r="http://schemas.openxmlformats.org/officeDocument/2006/relationships" xmlns:m="http://schemas.openxmlformats.org/officeDocument/2006/math" xmlns:v="urn:schemas-microsoft-com:vml" xmlns:wp14="http://schemas.microsoft.com/office/word/2010/wordprocessingDrawing" xmlns:wp="http://schemas.openxmlformats.org/drawingml/2006/wordprocessingDrawing" xmlns:w10="urn:schemas-microsoft-com:office:word" xmlns:w="http://schemas.openxmlformats.org/wordprocessingml/2006/main" xmlns:w14="http://schemas.microsoft.com/office/word/2010/wordml" xmlns:w15="http://schemas.microsoft.com/office/word/2012/wordml" xmlns:w16se="http://schemas.microsoft.com/office/word/2015/wordml/symex" xmlns:wpg="http://schemas.microsoft.com/office/word/2010/wordprocessingGroup" xmlns:wpi="http://schemas.microsoft.com/office/word/2010/wordprocessingInk" xmlns:wne="http://schemas.microsoft.com/office/word/2006/wordml" xmlns:wps="http://schemas.microsoft.com/office/word/2010/wordprocessingShape" mc:Ignorable="w14 w15 w16se wp14">
   <w:abstractNum w:abstractNumId="0" w15:restartNumberingAfterBreak="0">
     <w:nsid w:val="02CB4D21"/>
     <w:multiLevelType w:val="multilevel"/>
@@ -7489,7 +6939,7 @@
     <w:lvl w:ilvl="0">
       <w:start w:val="1"/>
       <w:numFmt w:val="decimal"/>
-      <w:pStyle w:val="Heading1"/>
+      <w:pStyle w:val="10"/>
       <w:suff w:val="space"/>
       <w:lvlText w:val="%1"/>
       <w:lvlJc w:val="left"/>
@@ -7506,7 +6956,7 @@
     <w:lvl w:ilvl="1">
       <w:start w:val="1"/>
       <w:numFmt w:val="decimal"/>
-      <w:pStyle w:val="Heading2"/>
+      <w:pStyle w:val="2"/>
       <w:suff w:val="space"/>
       <w:lvlText w:val="%1.%2"/>
       <w:lvlJc w:val="left"/>
@@ -7522,7 +6972,7 @@
     <w:lvl w:ilvl="2">
       <w:start w:val="1"/>
       <w:numFmt w:val="decimal"/>
-      <w:pStyle w:val="Heading3"/>
+      <w:pStyle w:val="3"/>
       <w:suff w:val="space"/>
       <w:lvlText w:val="%1.%2.%3"/>
       <w:lvlJc w:val="left"/>
@@ -7539,7 +6989,7 @@
     <w:lvl w:ilvl="3">
       <w:start w:val="1"/>
       <w:numFmt w:val="decimal"/>
-      <w:pStyle w:val="Heading4"/>
+      <w:pStyle w:val="4"/>
       <w:suff w:val="space"/>
       <w:lvlText w:val="%1.%2.%3.%4"/>
       <w:lvlJc w:val="left"/>
@@ -7556,7 +7006,7 @@
     <w:lvl w:ilvl="4">
       <w:start w:val="1"/>
       <w:numFmt w:val="decimal"/>
-      <w:pStyle w:val="Heading5"/>
+      <w:pStyle w:val="5"/>
       <w:suff w:val="space"/>
       <w:lvlText w:val="%1.%2.%3.%4.%5"/>
       <w:lvlJc w:val="left"/>
@@ -7573,7 +7023,7 @@
     <w:lvl w:ilvl="5">
       <w:start w:val="1"/>
       <w:numFmt w:val="decimal"/>
-      <w:pStyle w:val="Heading6"/>
+      <w:pStyle w:val="6"/>
       <w:suff w:val="space"/>
       <w:lvlText w:val="%1.%2.%3.%4.%5.%6"/>
       <w:lvlJc w:val="left"/>
@@ -7590,7 +7040,7 @@
     <w:lvl w:ilvl="6">
       <w:start w:val="1"/>
       <w:numFmt w:val="decimal"/>
-      <w:pStyle w:val="Heading7"/>
+      <w:pStyle w:val="7"/>
       <w:suff w:val="space"/>
       <w:lvlText w:val="%1.%2.%3.%4.%5.%6.%7"/>
       <w:lvlJc w:val="left"/>
@@ -7607,7 +7057,7 @@
     <w:lvl w:ilvl="7">
       <w:start w:val="1"/>
       <w:numFmt w:val="decimal"/>
-      <w:pStyle w:val="Heading8"/>
+      <w:pStyle w:val="8"/>
       <w:suff w:val="space"/>
       <w:lvlText w:val="%1.%2.%3.%4.%5.%6.%7.%8"/>
       <w:lvlJc w:val="left"/>
@@ -7624,7 +7074,7 @@
     <w:lvl w:ilvl="8">
       <w:start w:val="1"/>
       <w:numFmt w:val="decimal"/>
-      <w:pStyle w:val="Heading9"/>
+      <w:pStyle w:val="9"/>
       <w:suff w:val="space"/>
       <w:lvlText w:val="%1.%2.%3.%4.%5.%6.%7.%8.%9"/>
       <w:lvlJc w:val="left"/>
@@ -7752,43 +7202,43 @@
       </w:pPr>
     </w:lvl>
   </w:abstractNum>
-  <w:num w:numId="1" w16cid:durableId="2055230741">
+  <w:num w:numId="1">
     <w:abstractNumId w:val="10"/>
   </w:num>
-  <w:num w:numId="2" w16cid:durableId="1119373640">
+  <w:num w:numId="2">
     <w:abstractNumId w:val="5"/>
   </w:num>
-  <w:num w:numId="3" w16cid:durableId="1941789556">
+  <w:num w:numId="3">
     <w:abstractNumId w:val="3"/>
   </w:num>
-  <w:num w:numId="4" w16cid:durableId="649556051">
+  <w:num w:numId="4">
     <w:abstractNumId w:val="3"/>
     <w:lvlOverride w:ilvl="0">
       <w:startOverride w:val="1"/>
     </w:lvlOverride>
   </w:num>
-  <w:num w:numId="5" w16cid:durableId="230165343">
+  <w:num w:numId="5">
     <w:abstractNumId w:val="3"/>
     <w:lvlOverride w:ilvl="0">
       <w:startOverride w:val="1"/>
     </w:lvlOverride>
   </w:num>
-  <w:num w:numId="6" w16cid:durableId="820385606">
+  <w:num w:numId="6">
     <w:abstractNumId w:val="7"/>
   </w:num>
-  <w:num w:numId="7" w16cid:durableId="398942983">
+  <w:num w:numId="7">
     <w:abstractNumId w:val="8"/>
   </w:num>
-  <w:num w:numId="8" w16cid:durableId="1897817042">
+  <w:num w:numId="8">
     <w:abstractNumId w:val="2"/>
   </w:num>
-  <w:num w:numId="9" w16cid:durableId="30494832">
+  <w:num w:numId="9">
     <w:abstractNumId w:val="1"/>
   </w:num>
-  <w:num w:numId="10" w16cid:durableId="914632688">
+  <w:num w:numId="10">
     <w:abstractNumId w:val="11"/>
   </w:num>
-  <w:num w:numId="11" w16cid:durableId="35664713">
+  <w:num w:numId="11">
     <w:abstractNumId w:val="10"/>
     <w:lvlOverride w:ilvl="0">
       <w:startOverride w:val="1"/>
@@ -7818,29 +7268,29 @@
       <w:startOverride w:val="1"/>
     </w:lvlOverride>
   </w:num>
-  <w:num w:numId="12" w16cid:durableId="911692927">
+  <w:num w:numId="12">
     <w:abstractNumId w:val="1"/>
     <w:lvlOverride w:ilvl="0">
       <w:startOverride w:val="1"/>
     </w:lvlOverride>
   </w:num>
-  <w:num w:numId="13" w16cid:durableId="1963805811">
+  <w:num w:numId="13">
     <w:abstractNumId w:val="4"/>
   </w:num>
-  <w:num w:numId="14" w16cid:durableId="1514371342">
+  <w:num w:numId="14">
     <w:abstractNumId w:val="9"/>
   </w:num>
-  <w:num w:numId="15" w16cid:durableId="90316133">
+  <w:num w:numId="15">
     <w:abstractNumId w:val="0"/>
   </w:num>
-  <w:num w:numId="16" w16cid:durableId="1596741985">
+  <w:num w:numId="16">
     <w:abstractNumId w:val="6"/>
   </w:num>
 </w:numbering>
 </file>
 
 <file path=word/styles.xml><?xml version="1.0" encoding="utf-8"?>
-<w:styles xmlns:mc="http://schemas.openxmlformats.org/markup-compatibility/2006" xmlns:r="http://schemas.openxmlformats.org/officeDocument/2006/relationships" xmlns:w="http://schemas.openxmlformats.org/wordprocessingml/2006/main" xmlns:w14="http://schemas.microsoft.com/office/word/2010/wordml" xmlns:w15="http://schemas.microsoft.com/office/word/2012/wordml" xmlns:w16cex="http://schemas.microsoft.com/office/word/2018/wordml/cex" xmlns:w16cid="http://schemas.microsoft.com/office/word/2016/wordml/cid" xmlns:w16="http://schemas.microsoft.com/office/word/2018/wordml" xmlns:w16du="http://schemas.microsoft.com/office/word/2023/wordml/word16du" xmlns:w16sdtdh="http://schemas.microsoft.com/office/word/2020/wordml/sdtdatahash" xmlns:w16sdtfl="http://schemas.microsoft.com/office/word/2024/wordml/sdtformatlock" xmlns:w16se="http://schemas.microsoft.com/office/word/2015/wordml/symex" mc:Ignorable="w14 w15 w16se w16cid w16 w16cex w16sdtdh w16sdtfl w16du">
+<w:styles xmlns:mc="http://schemas.openxmlformats.org/markup-compatibility/2006" xmlns:r="http://schemas.openxmlformats.org/officeDocument/2006/relationships" xmlns:w="http://schemas.openxmlformats.org/wordprocessingml/2006/main" xmlns:w14="http://schemas.microsoft.com/office/word/2010/wordml" xmlns:w15="http://schemas.microsoft.com/office/word/2012/wordml" xmlns:w16se="http://schemas.microsoft.com/office/word/2015/wordml/symex" mc:Ignorable="w14 w15 w16se">
   <w:docDefaults>
     <w:rPrDefault>
       <w:rPr>
@@ -7858,7 +7308,7 @@
       </w:pPr>
     </w:pPrDefault>
   </w:docDefaults>
-  <w:latentStyles w:defLockedState="0" w:defUIPriority="99" w:defSemiHidden="0" w:defUnhideWhenUsed="0" w:defQFormat="0" w:count="376">
+  <w:latentStyles w:defLockedState="0" w:defUIPriority="99" w:defSemiHidden="0" w:defUnhideWhenUsed="0" w:defQFormat="0" w:count="371">
     <w:lsdException w:name="Normal" w:uiPriority="0" w:qFormat="1"/>
     <w:lsdException w:name="heading 1" w:uiPriority="9" w:qFormat="1"/>
     <w:lsdException w:name="heading 2" w:semiHidden="1" w:uiPriority="9" w:unhideWhenUsed="1" w:qFormat="1"/>
@@ -8230,13 +7680,8 @@
     <w:lsdException w:name="List Table 5 Dark Accent 6" w:uiPriority="50"/>
     <w:lsdException w:name="List Table 6 Colorful Accent 6" w:uiPriority="51"/>
     <w:lsdException w:name="List Table 7 Colorful Accent 6" w:uiPriority="52"/>
-    <w:lsdException w:name="Mention" w:semiHidden="1" w:unhideWhenUsed="1"/>
-    <w:lsdException w:name="Smart Hyperlink" w:semiHidden="1" w:unhideWhenUsed="1"/>
-    <w:lsdException w:name="Hashtag" w:semiHidden="1" w:unhideWhenUsed="1"/>
-    <w:lsdException w:name="Unresolved Mention" w:semiHidden="1" w:unhideWhenUsed="1"/>
-    <w:lsdException w:name="Smart Link" w:semiHidden="1" w:unhideWhenUsed="1"/>
   </w:latentStyles>
-  <w:style w:type="paragraph" w:default="1" w:styleId="Normal">
+  <w:style w:type="paragraph" w:default="1" w:styleId="a2">
     <w:name w:val="Normal"/>
     <w:qFormat/>
     <w:rsid w:val="00313BD4"/>
@@ -8249,11 +7694,11 @@
       <w:sz w:val="28"/>
     </w:rPr>
   </w:style>
-  <w:style w:type="paragraph" w:styleId="Heading1">
+  <w:style w:type="paragraph" w:styleId="10">
     <w:name w:val="heading 1"/>
-    <w:basedOn w:val="Normal"/>
-    <w:next w:val="a2"/>
-    <w:link w:val="Heading1Char"/>
+    <w:basedOn w:val="a2"/>
+    <w:next w:val="a3"/>
+    <w:link w:val="11"/>
     <w:uiPriority w:val="9"/>
     <w:qFormat/>
     <w:rsid w:val="005C6335"/>
@@ -8275,11 +7720,11 @@
       <w:szCs w:val="40"/>
     </w:rPr>
   </w:style>
-  <w:style w:type="paragraph" w:styleId="Heading2">
+  <w:style w:type="paragraph" w:styleId="2">
     <w:name w:val="heading 2"/>
-    <w:basedOn w:val="Heading1"/>
-    <w:next w:val="a2"/>
-    <w:link w:val="Heading2Char"/>
+    <w:basedOn w:val="10"/>
+    <w:next w:val="a3"/>
+    <w:link w:val="20"/>
     <w:uiPriority w:val="9"/>
     <w:unhideWhenUsed/>
     <w:qFormat/>
@@ -8297,11 +7742,11 @@
       <w:szCs w:val="32"/>
     </w:rPr>
   </w:style>
-  <w:style w:type="paragraph" w:styleId="Heading3">
+  <w:style w:type="paragraph" w:styleId="3">
     <w:name w:val="heading 3"/>
-    <w:basedOn w:val="Heading2"/>
-    <w:next w:val="a2"/>
-    <w:link w:val="Heading3Char"/>
+    <w:basedOn w:val="2"/>
+    <w:next w:val="a3"/>
+    <w:link w:val="30"/>
     <w:uiPriority w:val="9"/>
     <w:unhideWhenUsed/>
     <w:qFormat/>
@@ -8316,11 +7761,11 @@
       <w:szCs w:val="28"/>
     </w:rPr>
   </w:style>
-  <w:style w:type="paragraph" w:styleId="Heading4">
+  <w:style w:type="paragraph" w:styleId="4">
     <w:name w:val="heading 4"/>
-    <w:basedOn w:val="Normal"/>
-    <w:next w:val="Normal"/>
-    <w:link w:val="Heading4Char"/>
+    <w:basedOn w:val="a2"/>
+    <w:next w:val="a2"/>
+    <w:link w:val="40"/>
     <w:uiPriority w:val="9"/>
     <w:semiHidden/>
     <w:unhideWhenUsed/>
@@ -8342,11 +7787,11 @@
       <w:color w:val="0F4761" w:themeColor="accent1" w:themeShade="BF"/>
     </w:rPr>
   </w:style>
-  <w:style w:type="paragraph" w:styleId="Heading5">
+  <w:style w:type="paragraph" w:styleId="5">
     <w:name w:val="heading 5"/>
-    <w:basedOn w:val="Normal"/>
-    <w:next w:val="Normal"/>
-    <w:link w:val="Heading5Char"/>
+    <w:basedOn w:val="a2"/>
+    <w:next w:val="a2"/>
+    <w:link w:val="50"/>
     <w:uiPriority w:val="9"/>
     <w:semiHidden/>
     <w:unhideWhenUsed/>
@@ -8367,11 +7812,11 @@
       <w:color w:val="0F4761" w:themeColor="accent1" w:themeShade="BF"/>
     </w:rPr>
   </w:style>
-  <w:style w:type="paragraph" w:styleId="Heading6">
+  <w:style w:type="paragraph" w:styleId="6">
     <w:name w:val="heading 6"/>
-    <w:basedOn w:val="Normal"/>
-    <w:next w:val="Normal"/>
-    <w:link w:val="Heading6Char"/>
+    <w:basedOn w:val="a2"/>
+    <w:next w:val="a2"/>
+    <w:link w:val="60"/>
     <w:uiPriority w:val="9"/>
     <w:semiHidden/>
     <w:unhideWhenUsed/>
@@ -8394,11 +7839,11 @@
       <w:color w:val="595959" w:themeColor="text1" w:themeTint="A6"/>
     </w:rPr>
   </w:style>
-  <w:style w:type="paragraph" w:styleId="Heading7">
+  <w:style w:type="paragraph" w:styleId="7">
     <w:name w:val="heading 7"/>
-    <w:basedOn w:val="Normal"/>
-    <w:next w:val="Normal"/>
-    <w:link w:val="Heading7Char"/>
+    <w:basedOn w:val="a2"/>
+    <w:next w:val="a2"/>
+    <w:link w:val="70"/>
     <w:uiPriority w:val="9"/>
     <w:semiHidden/>
     <w:unhideWhenUsed/>
@@ -8419,11 +7864,11 @@
       <w:color w:val="595959" w:themeColor="text1" w:themeTint="A6"/>
     </w:rPr>
   </w:style>
-  <w:style w:type="paragraph" w:styleId="Heading8">
+  <w:style w:type="paragraph" w:styleId="8">
     <w:name w:val="heading 8"/>
-    <w:basedOn w:val="Normal"/>
-    <w:next w:val="Normal"/>
-    <w:link w:val="Heading8Char"/>
+    <w:basedOn w:val="a2"/>
+    <w:next w:val="a2"/>
+    <w:link w:val="80"/>
     <w:uiPriority w:val="9"/>
     <w:semiHidden/>
     <w:unhideWhenUsed/>
@@ -8445,11 +7890,11 @@
       <w:color w:val="272727" w:themeColor="text1" w:themeTint="D8"/>
     </w:rPr>
   </w:style>
-  <w:style w:type="paragraph" w:styleId="Heading9">
+  <w:style w:type="paragraph" w:styleId="9">
     <w:name w:val="heading 9"/>
-    <w:basedOn w:val="Normal"/>
-    <w:next w:val="Normal"/>
-    <w:link w:val="Heading9Char"/>
+    <w:basedOn w:val="a2"/>
+    <w:next w:val="a2"/>
+    <w:link w:val="90"/>
     <w:uiPriority w:val="9"/>
     <w:semiHidden/>
     <w:unhideWhenUsed/>
@@ -8469,13 +7914,13 @@
       <w:color w:val="272727" w:themeColor="text1" w:themeTint="D8"/>
     </w:rPr>
   </w:style>
-  <w:style w:type="character" w:default="1" w:styleId="DefaultParagraphFont">
+  <w:style w:type="character" w:default="1" w:styleId="a4">
     <w:name w:val="Default Paragraph Font"/>
     <w:uiPriority w:val="1"/>
     <w:semiHidden/>
     <w:unhideWhenUsed/>
   </w:style>
-  <w:style w:type="table" w:default="1" w:styleId="TableNormal">
+  <w:style w:type="table" w:default="1" w:styleId="a5">
     <w:name w:val="Normal Table"/>
     <w:uiPriority w:val="99"/>
     <w:semiHidden/>
@@ -8490,16 +7935,16 @@
       </w:tblCellMar>
     </w:tblPr>
   </w:style>
-  <w:style w:type="numbering" w:default="1" w:styleId="NoList">
+  <w:style w:type="numbering" w:default="1" w:styleId="a6">
     <w:name w:val="No List"/>
     <w:uiPriority w:val="99"/>
     <w:semiHidden/>
     <w:unhideWhenUsed/>
   </w:style>
-  <w:style w:type="character" w:customStyle="1" w:styleId="Heading1Char">
-    <w:name w:val="Heading 1 Char"/>
-    <w:basedOn w:val="DefaultParagraphFont"/>
-    <w:link w:val="Heading1"/>
+  <w:style w:type="character" w:customStyle="1" w:styleId="11">
+    <w:name w:val="Заголовок 1 Знак"/>
+    <w:basedOn w:val="a4"/>
+    <w:link w:val="10"/>
     <w:uiPriority w:val="9"/>
     <w:rsid w:val="005C6335"/>
     <w:rPr>
@@ -8509,10 +7954,10 @@
       <w:szCs w:val="40"/>
     </w:rPr>
   </w:style>
-  <w:style w:type="character" w:customStyle="1" w:styleId="Heading2Char">
-    <w:name w:val="Heading 2 Char"/>
-    <w:basedOn w:val="DefaultParagraphFont"/>
-    <w:link w:val="Heading2"/>
+  <w:style w:type="character" w:customStyle="1" w:styleId="20">
+    <w:name w:val="Заголовок 2 Знак"/>
+    <w:basedOn w:val="a4"/>
+    <w:link w:val="2"/>
     <w:uiPriority w:val="9"/>
     <w:rsid w:val="007B1296"/>
     <w:rPr>
@@ -8522,10 +7967,10 @@
       <w:szCs w:val="32"/>
     </w:rPr>
   </w:style>
-  <w:style w:type="character" w:customStyle="1" w:styleId="Heading3Char">
-    <w:name w:val="Heading 3 Char"/>
-    <w:basedOn w:val="DefaultParagraphFont"/>
-    <w:link w:val="Heading3"/>
+  <w:style w:type="character" w:customStyle="1" w:styleId="30">
+    <w:name w:val="Заголовок 3 Знак"/>
+    <w:basedOn w:val="a4"/>
+    <w:link w:val="3"/>
     <w:uiPriority w:val="9"/>
     <w:rsid w:val="00135AB1"/>
     <w:rPr>
@@ -8535,10 +7980,10 @@
       <w:szCs w:val="28"/>
     </w:rPr>
   </w:style>
-  <w:style w:type="character" w:customStyle="1" w:styleId="Heading4Char">
-    <w:name w:val="Heading 4 Char"/>
-    <w:basedOn w:val="DefaultParagraphFont"/>
-    <w:link w:val="Heading4"/>
+  <w:style w:type="character" w:customStyle="1" w:styleId="40">
+    <w:name w:val="Заголовок 4 Знак"/>
+    <w:basedOn w:val="a4"/>
+    <w:link w:val="4"/>
     <w:uiPriority w:val="9"/>
     <w:semiHidden/>
     <w:rsid w:val="00313BD4"/>
@@ -8549,10 +7994,10 @@
       <w:color w:val="0F4761" w:themeColor="accent1" w:themeShade="BF"/>
     </w:rPr>
   </w:style>
-  <w:style w:type="character" w:customStyle="1" w:styleId="Heading5Char">
-    <w:name w:val="Heading 5 Char"/>
-    <w:basedOn w:val="DefaultParagraphFont"/>
-    <w:link w:val="Heading5"/>
+  <w:style w:type="character" w:customStyle="1" w:styleId="50">
+    <w:name w:val="Заголовок 5 Знак"/>
+    <w:basedOn w:val="a4"/>
+    <w:link w:val="5"/>
     <w:uiPriority w:val="9"/>
     <w:semiHidden/>
     <w:rsid w:val="00313BD4"/>
@@ -8561,10 +8006,10 @@
       <w:color w:val="0F4761" w:themeColor="accent1" w:themeShade="BF"/>
     </w:rPr>
   </w:style>
-  <w:style w:type="character" w:customStyle="1" w:styleId="Heading6Char">
-    <w:name w:val="Heading 6 Char"/>
-    <w:basedOn w:val="DefaultParagraphFont"/>
-    <w:link w:val="Heading6"/>
+  <w:style w:type="character" w:customStyle="1" w:styleId="60">
+    <w:name w:val="Заголовок 6 Знак"/>
+    <w:basedOn w:val="a4"/>
+    <w:link w:val="6"/>
     <w:uiPriority w:val="9"/>
     <w:semiHidden/>
     <w:rsid w:val="00313BD4"/>
@@ -8575,10 +8020,10 @@
       <w:color w:val="595959" w:themeColor="text1" w:themeTint="A6"/>
     </w:rPr>
   </w:style>
-  <w:style w:type="character" w:customStyle="1" w:styleId="Heading7Char">
-    <w:name w:val="Heading 7 Char"/>
-    <w:basedOn w:val="DefaultParagraphFont"/>
-    <w:link w:val="Heading7"/>
+  <w:style w:type="character" w:customStyle="1" w:styleId="70">
+    <w:name w:val="Заголовок 7 Знак"/>
+    <w:basedOn w:val="a4"/>
+    <w:link w:val="7"/>
     <w:uiPriority w:val="9"/>
     <w:semiHidden/>
     <w:rsid w:val="00313BD4"/>
@@ -8587,10 +8032,10 @@
       <w:color w:val="595959" w:themeColor="text1" w:themeTint="A6"/>
     </w:rPr>
   </w:style>
-  <w:style w:type="character" w:customStyle="1" w:styleId="Heading8Char">
-    <w:name w:val="Heading 8 Char"/>
-    <w:basedOn w:val="DefaultParagraphFont"/>
-    <w:link w:val="Heading8"/>
+  <w:style w:type="character" w:customStyle="1" w:styleId="80">
+    <w:name w:val="Заголовок 8 Знак"/>
+    <w:basedOn w:val="a4"/>
+    <w:link w:val="8"/>
     <w:uiPriority w:val="9"/>
     <w:semiHidden/>
     <w:rsid w:val="00313BD4"/>
@@ -8601,10 +8046,10 @@
       <w:color w:val="272727" w:themeColor="text1" w:themeTint="D8"/>
     </w:rPr>
   </w:style>
-  <w:style w:type="character" w:customStyle="1" w:styleId="Heading9Char">
-    <w:name w:val="Heading 9 Char"/>
-    <w:basedOn w:val="DefaultParagraphFont"/>
-    <w:link w:val="Heading9"/>
+  <w:style w:type="character" w:customStyle="1" w:styleId="90">
+    <w:name w:val="Заголовок 9 Знак"/>
+    <w:basedOn w:val="a4"/>
+    <w:link w:val="9"/>
     <w:uiPriority w:val="9"/>
     <w:semiHidden/>
     <w:rsid w:val="00313BD4"/>
@@ -8613,11 +8058,11 @@
       <w:color w:val="272727" w:themeColor="text1" w:themeTint="D8"/>
     </w:rPr>
   </w:style>
-  <w:style w:type="paragraph" w:styleId="Title">
+  <w:style w:type="paragraph" w:styleId="a7">
     <w:name w:val="Title"/>
-    <w:basedOn w:val="Normal"/>
-    <w:next w:val="a2"/>
-    <w:link w:val="TitleChar"/>
+    <w:basedOn w:val="a2"/>
+    <w:next w:val="a3"/>
+    <w:link w:val="a8"/>
     <w:uiPriority w:val="10"/>
     <w:qFormat/>
     <w:rsid w:val="008532F7"/>
@@ -8637,10 +8082,10 @@
       <w:szCs w:val="56"/>
     </w:rPr>
   </w:style>
-  <w:style w:type="character" w:customStyle="1" w:styleId="TitleChar">
-    <w:name w:val="Title Char"/>
-    <w:basedOn w:val="DefaultParagraphFont"/>
-    <w:link w:val="Title"/>
+  <w:style w:type="character" w:customStyle="1" w:styleId="a8">
+    <w:name w:val="Заголовок Знак"/>
+    <w:basedOn w:val="a4"/>
+    <w:link w:val="a7"/>
     <w:uiPriority w:val="10"/>
     <w:rsid w:val="008532F7"/>
     <w:rPr>
@@ -8653,11 +8098,11 @@
       <w:szCs w:val="56"/>
     </w:rPr>
   </w:style>
-  <w:style w:type="paragraph" w:styleId="Subtitle">
+  <w:style w:type="paragraph" w:styleId="a9">
     <w:name w:val="Subtitle"/>
-    <w:basedOn w:val="Normal"/>
-    <w:next w:val="Normal"/>
-    <w:link w:val="SubtitleChar"/>
+    <w:basedOn w:val="a2"/>
+    <w:next w:val="a2"/>
+    <w:link w:val="aa"/>
     <w:uiPriority w:val="11"/>
     <w:qFormat/>
     <w:rsid w:val="00313BD4"/>
@@ -8673,10 +8118,10 @@
       <w:szCs w:val="28"/>
     </w:rPr>
   </w:style>
-  <w:style w:type="character" w:customStyle="1" w:styleId="SubtitleChar">
-    <w:name w:val="Subtitle Char"/>
-    <w:basedOn w:val="DefaultParagraphFont"/>
-    <w:link w:val="Subtitle"/>
+  <w:style w:type="character" w:customStyle="1" w:styleId="aa">
+    <w:name w:val="Подзаголовок Знак"/>
+    <w:basedOn w:val="a4"/>
+    <w:link w:val="a9"/>
     <w:uiPriority w:val="11"/>
     <w:rsid w:val="00313BD4"/>
     <w:rPr>
@@ -8687,11 +8132,11 @@
       <w:szCs w:val="28"/>
     </w:rPr>
   </w:style>
-  <w:style w:type="paragraph" w:styleId="Quote">
+  <w:style w:type="paragraph" w:styleId="21">
     <w:name w:val="Quote"/>
-    <w:basedOn w:val="Normal"/>
-    <w:next w:val="Normal"/>
-    <w:link w:val="QuoteChar"/>
+    <w:basedOn w:val="a2"/>
+    <w:next w:val="a2"/>
+    <w:link w:val="22"/>
     <w:uiPriority w:val="29"/>
     <w:qFormat/>
     <w:rsid w:val="00313BD4"/>
@@ -8705,10 +8150,10 @@
       <w:color w:val="404040" w:themeColor="text1" w:themeTint="BF"/>
     </w:rPr>
   </w:style>
-  <w:style w:type="character" w:customStyle="1" w:styleId="QuoteChar">
-    <w:name w:val="Quote Char"/>
-    <w:basedOn w:val="DefaultParagraphFont"/>
-    <w:link w:val="Quote"/>
+  <w:style w:type="character" w:customStyle="1" w:styleId="22">
+    <w:name w:val="Цитата 2 Знак"/>
+    <w:basedOn w:val="a4"/>
+    <w:link w:val="21"/>
     <w:uiPriority w:val="29"/>
     <w:rsid w:val="00313BD4"/>
     <w:rPr>
@@ -8717,9 +8162,9 @@
       <w:color w:val="404040" w:themeColor="text1" w:themeTint="BF"/>
     </w:rPr>
   </w:style>
-  <w:style w:type="paragraph" w:styleId="ListParagraph">
+  <w:style w:type="paragraph" w:styleId="ab">
     <w:name w:val="List Paragraph"/>
-    <w:basedOn w:val="Normal"/>
+    <w:basedOn w:val="a2"/>
     <w:uiPriority w:val="34"/>
     <w:qFormat/>
     <w:rsid w:val="00313BD4"/>
@@ -8728,9 +8173,9 @@
       <w:contextualSpacing/>
     </w:pPr>
   </w:style>
-  <w:style w:type="character" w:styleId="IntenseEmphasis">
+  <w:style w:type="character" w:styleId="ac">
     <w:name w:val="Intense Emphasis"/>
-    <w:basedOn w:val="DefaultParagraphFont"/>
+    <w:basedOn w:val="a4"/>
     <w:uiPriority w:val="21"/>
     <w:qFormat/>
     <w:rsid w:val="00313BD4"/>
@@ -8740,11 +8185,11 @@
       <w:color w:val="0F4761" w:themeColor="accent1" w:themeShade="BF"/>
     </w:rPr>
   </w:style>
-  <w:style w:type="paragraph" w:styleId="IntenseQuote">
+  <w:style w:type="paragraph" w:styleId="ad">
     <w:name w:val="Intense Quote"/>
-    <w:basedOn w:val="Normal"/>
-    <w:next w:val="Normal"/>
-    <w:link w:val="IntenseQuoteChar"/>
+    <w:basedOn w:val="a2"/>
+    <w:next w:val="a2"/>
+    <w:link w:val="ae"/>
     <w:uiPriority w:val="30"/>
     <w:qFormat/>
     <w:rsid w:val="00313BD4"/>
@@ -8763,10 +8208,10 @@
       <w:color w:val="0F4761" w:themeColor="accent1" w:themeShade="BF"/>
     </w:rPr>
   </w:style>
-  <w:style w:type="character" w:customStyle="1" w:styleId="IntenseQuoteChar">
-    <w:name w:val="Intense Quote Char"/>
-    <w:basedOn w:val="DefaultParagraphFont"/>
-    <w:link w:val="IntenseQuote"/>
+  <w:style w:type="character" w:customStyle="1" w:styleId="ae">
+    <w:name w:val="Выделенная цитата Знак"/>
+    <w:basedOn w:val="a4"/>
+    <w:link w:val="ad"/>
     <w:uiPriority w:val="30"/>
     <w:rsid w:val="00313BD4"/>
     <w:rPr>
@@ -8775,9 +8220,9 @@
       <w:color w:val="0F4761" w:themeColor="accent1" w:themeShade="BF"/>
     </w:rPr>
   </w:style>
-  <w:style w:type="character" w:styleId="IntenseReference">
+  <w:style w:type="character" w:styleId="af">
     <w:name w:val="Intense Reference"/>
-    <w:basedOn w:val="DefaultParagraphFont"/>
+    <w:basedOn w:val="a4"/>
     <w:uiPriority w:val="32"/>
     <w:qFormat/>
     <w:rsid w:val="00313BD4"/>
@@ -8789,10 +8234,10 @@
       <w:spacing w:val="5"/>
     </w:rPr>
   </w:style>
-  <w:style w:type="paragraph" w:customStyle="1" w:styleId="a2">
+  <w:style w:type="paragraph" w:customStyle="1" w:styleId="a3">
     <w:name w:val="Основной"/>
-    <w:basedOn w:val="Normal"/>
-    <w:link w:val="a3"/>
+    <w:basedOn w:val="a2"/>
+    <w:link w:val="af0"/>
     <w:uiPriority w:val="1"/>
     <w:qFormat/>
     <w:rsid w:val="00F31BF1"/>
@@ -8801,10 +8246,10 @@
       <w:ind w:firstLine="709"/>
     </w:pPr>
   </w:style>
-  <w:style w:type="character" w:customStyle="1" w:styleId="a3">
+  <w:style w:type="character" w:customStyle="1" w:styleId="af0">
     <w:name w:val="Основной Знак"/>
-    <w:basedOn w:val="DefaultParagraphFont"/>
-    <w:link w:val="a2"/>
+    <w:basedOn w:val="a4"/>
+    <w:link w:val="a3"/>
     <w:uiPriority w:val="1"/>
     <w:rsid w:val="00F31BF1"/>
     <w:rPr>
@@ -8812,9 +8257,9 @@
       <w:sz w:val="28"/>
     </w:rPr>
   </w:style>
-  <w:style w:type="table" w:styleId="TableGrid">
+  <w:style w:type="table" w:styleId="af1">
     <w:name w:val="Table Grid"/>
-    <w:basedOn w:val="TableNormal"/>
+    <w:basedOn w:val="a5"/>
     <w:uiPriority w:val="59"/>
     <w:rsid w:val="00157D07"/>
     <w:pPr>
@@ -8831,10 +8276,10 @@
       </w:tblBorders>
     </w:tblPr>
   </w:style>
-  <w:style w:type="paragraph" w:styleId="Header">
+  <w:style w:type="paragraph" w:styleId="af2">
     <w:name w:val="header"/>
-    <w:basedOn w:val="Normal"/>
-    <w:link w:val="HeaderChar"/>
+    <w:basedOn w:val="a2"/>
+    <w:link w:val="af3"/>
     <w:uiPriority w:val="99"/>
     <w:unhideWhenUsed/>
     <w:rsid w:val="007B1296"/>
@@ -8845,10 +8290,10 @@
       </w:tabs>
     </w:pPr>
   </w:style>
-  <w:style w:type="character" w:customStyle="1" w:styleId="HeaderChar">
-    <w:name w:val="Header Char"/>
-    <w:basedOn w:val="DefaultParagraphFont"/>
-    <w:link w:val="Header"/>
+  <w:style w:type="character" w:customStyle="1" w:styleId="af3">
+    <w:name w:val="Верхний колонтитул Знак"/>
+    <w:basedOn w:val="a4"/>
+    <w:link w:val="af2"/>
     <w:uiPriority w:val="99"/>
     <w:rsid w:val="007B1296"/>
     <w:rPr>
@@ -8856,10 +8301,10 @@
       <w:sz w:val="28"/>
     </w:rPr>
   </w:style>
-  <w:style w:type="paragraph" w:styleId="Footer">
+  <w:style w:type="paragraph" w:styleId="af4">
     <w:name w:val="footer"/>
-    <w:basedOn w:val="Normal"/>
-    <w:link w:val="FooterChar"/>
+    <w:basedOn w:val="a2"/>
+    <w:link w:val="af5"/>
     <w:uiPriority w:val="99"/>
     <w:unhideWhenUsed/>
     <w:rsid w:val="007B1296"/>
@@ -8870,10 +8315,10 @@
       </w:tabs>
     </w:pPr>
   </w:style>
-  <w:style w:type="character" w:customStyle="1" w:styleId="FooterChar">
-    <w:name w:val="Footer Char"/>
-    <w:basedOn w:val="DefaultParagraphFont"/>
-    <w:link w:val="Footer"/>
+  <w:style w:type="character" w:customStyle="1" w:styleId="af5">
+    <w:name w:val="Нижний колонтитул Знак"/>
+    <w:basedOn w:val="a4"/>
+    <w:link w:val="af4"/>
     <w:uiPriority w:val="99"/>
     <w:rsid w:val="007B1296"/>
     <w:rPr>
@@ -8883,8 +8328,8 @@
   </w:style>
   <w:style w:type="paragraph" w:customStyle="1" w:styleId="a1">
     <w:name w:val="Список маркированный"/>
-    <w:basedOn w:val="a2"/>
-    <w:link w:val="a4"/>
+    <w:basedOn w:val="a3"/>
+    <w:link w:val="af6"/>
     <w:qFormat/>
     <w:rsid w:val="006B2E38"/>
     <w:pPr>
@@ -8893,9 +8338,9 @@
       </w:numPr>
     </w:pPr>
   </w:style>
-  <w:style w:type="character" w:customStyle="1" w:styleId="a4">
+  <w:style w:type="character" w:customStyle="1" w:styleId="af6">
     <w:name w:val="Список маркированный Знак"/>
-    <w:basedOn w:val="a3"/>
+    <w:basedOn w:val="af0"/>
     <w:link w:val="a1"/>
     <w:rsid w:val="006B2E38"/>
     <w:rPr>
@@ -8903,10 +8348,10 @@
       <w:sz w:val="28"/>
     </w:rPr>
   </w:style>
-  <w:style w:type="paragraph" w:styleId="TOC4">
+  <w:style w:type="paragraph" w:styleId="41">
     <w:name w:val="toc 4"/>
-    <w:basedOn w:val="Normal"/>
-    <w:next w:val="Normal"/>
+    <w:basedOn w:val="a2"/>
+    <w:next w:val="a2"/>
     <w:autoRedefine/>
     <w:uiPriority w:val="39"/>
     <w:semiHidden/>
@@ -8917,10 +8362,10 @@
       <w:ind w:left="840"/>
     </w:pPr>
   </w:style>
-  <w:style w:type="paragraph" w:styleId="TOC1">
+  <w:style w:type="paragraph" w:styleId="12">
     <w:name w:val="toc 1"/>
-    <w:basedOn w:val="Normal"/>
-    <w:next w:val="Normal"/>
+    <w:basedOn w:val="a2"/>
+    <w:next w:val="a2"/>
     <w:autoRedefine/>
     <w:uiPriority w:val="39"/>
     <w:unhideWhenUsed/>
@@ -8930,10 +8375,10 @@
       <w:ind w:left="709" w:right="284"/>
     </w:pPr>
   </w:style>
-  <w:style w:type="paragraph" w:styleId="TOC2">
+  <w:style w:type="paragraph" w:styleId="23">
     <w:name w:val="toc 2"/>
-    <w:basedOn w:val="TOC1"/>
-    <w:next w:val="Normal"/>
+    <w:basedOn w:val="12"/>
+    <w:next w:val="a2"/>
     <w:autoRedefine/>
     <w:uiPriority w:val="39"/>
     <w:unhideWhenUsed/>
@@ -8945,10 +8390,10 @@
       <w:ind w:left="992"/>
     </w:pPr>
   </w:style>
-  <w:style w:type="paragraph" w:styleId="TOC3">
+  <w:style w:type="paragraph" w:styleId="31">
     <w:name w:val="toc 3"/>
-    <w:basedOn w:val="TOC2"/>
-    <w:next w:val="Normal"/>
+    <w:basedOn w:val="23"/>
+    <w:next w:val="a2"/>
     <w:autoRedefine/>
     <w:uiPriority w:val="39"/>
     <w:unhideWhenUsed/>
@@ -8957,9 +8402,9 @@
       <w:ind w:left="1276"/>
     </w:pPr>
   </w:style>
-  <w:style w:type="character" w:styleId="Hyperlink">
+  <w:style w:type="character" w:styleId="af7">
     <w:name w:val="Hyperlink"/>
-    <w:basedOn w:val="DefaultParagraphFont"/>
+    <w:basedOn w:val="a4"/>
     <w:uiPriority w:val="99"/>
     <w:unhideWhenUsed/>
     <w:qFormat/>
@@ -8969,17 +8414,17 @@
       <w:u w:val="single"/>
     </w:rPr>
   </w:style>
-  <w:style w:type="paragraph" w:customStyle="1" w:styleId="a5">
+  <w:style w:type="paragraph" w:customStyle="1" w:styleId="af8">
     <w:name w:val="Заголовок Содержание"/>
-    <w:basedOn w:val="Title"/>
-    <w:link w:val="a6"/>
+    <w:basedOn w:val="a7"/>
+    <w:link w:val="af9"/>
     <w:qFormat/>
     <w:rsid w:val="00C02CA6"/>
   </w:style>
-  <w:style w:type="character" w:customStyle="1" w:styleId="a6">
+  <w:style w:type="character" w:customStyle="1" w:styleId="af9">
     <w:name w:val="Заголовок Содержание Знак"/>
-    <w:basedOn w:val="TitleChar"/>
-    <w:link w:val="a5"/>
+    <w:basedOn w:val="a8"/>
+    <w:link w:val="af8"/>
     <w:rsid w:val="00C02CA6"/>
     <w:rPr>
       <w:rFonts w:ascii="Times New Roman" w:eastAsiaTheme="majorEastAsia" w:hAnsi="Times New Roman" w:cstheme="majorBidi"/>
@@ -8991,9 +8436,9 @@
       <w:szCs w:val="56"/>
     </w:rPr>
   </w:style>
-  <w:style w:type="paragraph" w:styleId="NormalWeb">
+  <w:style w:type="paragraph" w:styleId="afa">
     <w:name w:val="Normal (Web)"/>
-    <w:basedOn w:val="Normal"/>
+    <w:basedOn w:val="a2"/>
     <w:uiPriority w:val="99"/>
     <w:semiHidden/>
     <w:unhideWhenUsed/>
@@ -9013,8 +8458,8 @@
   </w:style>
   <w:style w:type="paragraph" w:customStyle="1" w:styleId="a0">
     <w:name w:val="Список буквенный"/>
-    <w:basedOn w:val="a2"/>
-    <w:link w:val="a7"/>
+    <w:basedOn w:val="a3"/>
+    <w:link w:val="afb"/>
     <w:qFormat/>
     <w:rsid w:val="00A57474"/>
     <w:pPr>
@@ -9023,9 +8468,9 @@
       </w:numPr>
     </w:pPr>
   </w:style>
-  <w:style w:type="character" w:customStyle="1" w:styleId="a7">
+  <w:style w:type="character" w:customStyle="1" w:styleId="afb">
     <w:name w:val="Список буквенный Знак"/>
-    <w:basedOn w:val="a3"/>
+    <w:basedOn w:val="af0"/>
     <w:link w:val="a0"/>
     <w:rsid w:val="00A57474"/>
     <w:rPr>
@@ -9035,8 +8480,8 @@
   </w:style>
   <w:style w:type="paragraph" w:customStyle="1" w:styleId="a">
     <w:name w:val="Список нумерованный"/>
-    <w:basedOn w:val="a2"/>
-    <w:link w:val="a8"/>
+    <w:basedOn w:val="a3"/>
+    <w:link w:val="afc"/>
     <w:qFormat/>
     <w:rsid w:val="00F44D11"/>
     <w:pPr>
@@ -9045,9 +8490,9 @@
       </w:numPr>
     </w:pPr>
   </w:style>
-  <w:style w:type="character" w:customStyle="1" w:styleId="a8">
+  <w:style w:type="character" w:customStyle="1" w:styleId="afc">
     <w:name w:val="Список нумерованный Знак"/>
-    <w:basedOn w:val="a3"/>
+    <w:basedOn w:val="af0"/>
     <w:link w:val="a"/>
     <w:rsid w:val="00F44D11"/>
     <w:rPr>
@@ -9055,10 +8500,10 @@
       <w:sz w:val="28"/>
     </w:rPr>
   </w:style>
-  <w:style w:type="paragraph" w:customStyle="1" w:styleId="a9">
+  <w:style w:type="paragraph" w:customStyle="1" w:styleId="afd">
     <w:name w:val="Рисунок"/>
-    <w:basedOn w:val="Normal"/>
-    <w:next w:val="Normal"/>
+    <w:basedOn w:val="a2"/>
+    <w:next w:val="a2"/>
     <w:qFormat/>
     <w:rsid w:val="00D160AE"/>
     <w:pPr>
@@ -9072,11 +8517,11 @@
       <w:szCs w:val="28"/>
     </w:rPr>
   </w:style>
-  <w:style w:type="paragraph" w:customStyle="1" w:styleId="aa">
+  <w:style w:type="paragraph" w:customStyle="1" w:styleId="afe">
     <w:name w:val="Подпись рисунка"/>
-    <w:basedOn w:val="Normal"/>
-    <w:next w:val="a2"/>
-    <w:link w:val="ab"/>
+    <w:basedOn w:val="a2"/>
+    <w:next w:val="a3"/>
+    <w:link w:val="aff"/>
     <w:qFormat/>
     <w:rsid w:val="00CB5F04"/>
     <w:pPr>
@@ -9084,20 +8529,20 @@
       <w:jc w:val="center"/>
     </w:pPr>
   </w:style>
-  <w:style w:type="character" w:customStyle="1" w:styleId="ab">
+  <w:style w:type="character" w:customStyle="1" w:styleId="aff">
     <w:name w:val="Подпись рисунка Знак"/>
-    <w:basedOn w:val="DefaultParagraphFont"/>
-    <w:link w:val="aa"/>
+    <w:basedOn w:val="a4"/>
+    <w:link w:val="afe"/>
     <w:rsid w:val="00CB5F04"/>
     <w:rPr>
       <w:rFonts w:ascii="Times New Roman" w:hAnsi="Times New Roman"/>
       <w:sz w:val="28"/>
     </w:rPr>
   </w:style>
-  <w:style w:type="paragraph" w:customStyle="1" w:styleId="ac">
+  <w:style w:type="paragraph" w:customStyle="1" w:styleId="aff0">
     <w:name w:val="Листинг"/>
-    <w:basedOn w:val="Normal"/>
-    <w:link w:val="ad"/>
+    <w:basedOn w:val="a2"/>
+    <w:link w:val="aff1"/>
     <w:qFormat/>
     <w:rsid w:val="00D51EAF"/>
     <w:pPr>
@@ -9111,10 +8556,10 @@
       <w:szCs w:val="20"/>
     </w:rPr>
   </w:style>
-  <w:style w:type="character" w:customStyle="1" w:styleId="ad">
+  <w:style w:type="character" w:customStyle="1" w:styleId="aff1">
     <w:name w:val="Листинг Знак"/>
-    <w:basedOn w:val="DefaultParagraphFont"/>
-    <w:link w:val="ac"/>
+    <w:basedOn w:val="a4"/>
+    <w:link w:val="aff0"/>
     <w:rsid w:val="00D51EAF"/>
     <w:rPr>
       <w:rFonts w:ascii="Courier New" w:hAnsi="Courier New" w:cs="Courier New"/>
@@ -9122,9 +8567,9 @@
       <w:szCs w:val="20"/>
     </w:rPr>
   </w:style>
-  <w:style w:type="paragraph" w:customStyle="1" w:styleId="ae">
+  <w:style w:type="paragraph" w:customStyle="1" w:styleId="aff2">
     <w:name w:val="Подпись элемента"/>
-    <w:basedOn w:val="Normal"/>
+    <w:basedOn w:val="a2"/>
     <w:qFormat/>
     <w:rsid w:val="00DE499E"/>
     <w:pPr>
@@ -9132,9 +8577,9 @@
       <w:spacing w:before="482" w:after="642"/>
     </w:pPr>
   </w:style>
-  <w:style w:type="character" w:styleId="CommentReference">
+  <w:style w:type="character" w:styleId="aff3">
     <w:name w:val="annotation reference"/>
-    <w:basedOn w:val="DefaultParagraphFont"/>
+    <w:basedOn w:val="a4"/>
     <w:uiPriority w:val="99"/>
     <w:semiHidden/>
     <w:unhideWhenUsed/>
@@ -9144,10 +8589,10 @@
       <w:szCs w:val="16"/>
     </w:rPr>
   </w:style>
-  <w:style w:type="paragraph" w:styleId="CommentText">
+  <w:style w:type="paragraph" w:styleId="aff4">
     <w:name w:val="annotation text"/>
-    <w:basedOn w:val="Normal"/>
-    <w:link w:val="CommentTextChar"/>
+    <w:basedOn w:val="a2"/>
+    <w:link w:val="aff5"/>
     <w:uiPriority w:val="99"/>
     <w:unhideWhenUsed/>
     <w:rsid w:val="003E2F9B"/>
@@ -9163,10 +8608,10 @@
       <w14:ligatures w14:val="none"/>
     </w:rPr>
   </w:style>
-  <w:style w:type="character" w:customStyle="1" w:styleId="CommentTextChar">
-    <w:name w:val="Comment Text Char"/>
-    <w:basedOn w:val="DefaultParagraphFont"/>
-    <w:link w:val="CommentText"/>
+  <w:style w:type="character" w:customStyle="1" w:styleId="aff5">
+    <w:name w:val="Текст примечания Знак"/>
+    <w:basedOn w:val="a4"/>
+    <w:link w:val="aff4"/>
     <w:uiPriority w:val="99"/>
     <w:rsid w:val="003E2F9B"/>
     <w:rPr>
@@ -9178,12 +8623,12 @@
   </w:style>
   <w:style w:type="character" w:customStyle="1" w:styleId="whitespace-normal">
     <w:name w:val="whitespace-normal"/>
-    <w:basedOn w:val="DefaultParagraphFont"/>
+    <w:basedOn w:val="a4"/>
     <w:rsid w:val="00D91790"/>
   </w:style>
   <w:style w:type="table" w:customStyle="1" w:styleId="PlainTable21">
     <w:name w:val="Plain Table 21"/>
-    <w:basedOn w:val="TableNormal"/>
+    <w:basedOn w:val="a5"/>
     <w:uiPriority w:val="59"/>
     <w:rsid w:val="005F261C"/>
     <w:pPr>
@@ -9270,7 +8715,7 @@
   </w:style>
   <w:style w:type="character" w:customStyle="1" w:styleId="UnresolvedMention1">
     <w:name w:val="Unresolved Mention1"/>
-    <w:basedOn w:val="DefaultParagraphFont"/>
+    <w:basedOn w:val="a4"/>
     <w:uiPriority w:val="99"/>
     <w:semiHidden/>
     <w:unhideWhenUsed/>
@@ -9280,10 +8725,10 @@
       <w:shd w:val="clear" w:color="auto" w:fill="E1DFDD"/>
     </w:rPr>
   </w:style>
-  <w:style w:type="paragraph" w:styleId="BalloonText">
+  <w:style w:type="paragraph" w:styleId="aff6">
     <w:name w:val="Balloon Text"/>
-    <w:basedOn w:val="Normal"/>
-    <w:link w:val="BalloonTextChar"/>
+    <w:basedOn w:val="a2"/>
+    <w:link w:val="aff7"/>
     <w:uiPriority w:val="99"/>
     <w:semiHidden/>
     <w:unhideWhenUsed/>
@@ -9294,10 +8739,10 @@
       <w:szCs w:val="16"/>
     </w:rPr>
   </w:style>
-  <w:style w:type="character" w:customStyle="1" w:styleId="BalloonTextChar">
-    <w:name w:val="Balloon Text Char"/>
-    <w:basedOn w:val="DefaultParagraphFont"/>
-    <w:link w:val="BalloonText"/>
+  <w:style w:type="character" w:customStyle="1" w:styleId="aff7">
+    <w:name w:val="Текст выноски Знак"/>
+    <w:basedOn w:val="a4"/>
+    <w:link w:val="aff6"/>
     <w:uiPriority w:val="99"/>
     <w:semiHidden/>
     <w:rsid w:val="001F6761"/>
@@ -9309,8 +8754,8 @@
   </w:style>
   <w:style w:type="paragraph" w:customStyle="1" w:styleId="1">
     <w:name w:val="Стиль1"/>
-    <w:basedOn w:val="Normal"/>
-    <w:link w:val="10"/>
+    <w:basedOn w:val="a2"/>
+    <w:link w:val="13"/>
     <w:qFormat/>
     <w:rsid w:val="00A91042"/>
     <w:pPr>
@@ -9329,9 +8774,9 @@
       <w14:ligatures w14:val="none"/>
     </w:rPr>
   </w:style>
-  <w:style w:type="character" w:customStyle="1" w:styleId="10">
+  <w:style w:type="character" w:customStyle="1" w:styleId="13">
     <w:name w:val="Стиль1 Знак"/>
-    <w:basedOn w:val="DefaultParagraphFont"/>
+    <w:basedOn w:val="a4"/>
     <w:link w:val="1"/>
     <w:rsid w:val="00A91042"/>
     <w:rPr>
@@ -9645,7 +9090,7 @@
 </file>
 
 <file path=customXml/itemProps1.xml><?xml version="1.0" encoding="utf-8"?>
-<ds:datastoreItem xmlns:ds="http://schemas.openxmlformats.org/officeDocument/2006/customXml" ds:itemID="{209029CF-54E5-46A1-8751-F6AD6A07BCA4}">
+<ds:datastoreItem xmlns:ds="http://schemas.openxmlformats.org/officeDocument/2006/customXml" ds:itemID="{254A7725-C8BC-41B0-919C-F39AD15FA92D}">
   <ds:schemaRefs>
     <ds:schemaRef ds:uri="http://schemas.openxmlformats.org/officeDocument/2006/bibliography"/>
   </ds:schemaRefs>

--- a/ТО04 (Правки).docx
+++ b/ТО04 (Правки).docx
@@ -1,6 +1,6 @@
 
 <file path=word/document.xml><?xml version="1.0" encoding="utf-8"?>
-<w:document xmlns:wpc="http://schemas.microsoft.com/office/word/2010/wordprocessingCanvas" xmlns:cx="http://schemas.microsoft.com/office/drawing/2014/chartex" xmlns:mc="http://schemas.openxmlformats.org/markup-compatibility/2006" xmlns:o="urn:schemas-microsoft-com:office:office" xmlns:r="http://schemas.openxmlformats.org/officeDocument/2006/relationships" xmlns:m="http://schemas.openxmlformats.org/officeDocument/2006/math" xmlns:v="urn:schemas-microsoft-com:vml" xmlns:wp14="http://schemas.microsoft.com/office/word/2010/wordprocessingDrawing" xmlns:wp="http://schemas.openxmlformats.org/drawingml/2006/wordprocessingDrawing" xmlns:w10="urn:schemas-microsoft-com:office:word" xmlns:w="http://schemas.openxmlformats.org/wordprocessingml/2006/main" xmlns:w14="http://schemas.microsoft.com/office/word/2010/wordml" xmlns:w15="http://schemas.microsoft.com/office/word/2012/wordml" xmlns:w16se="http://schemas.microsoft.com/office/word/2015/wordml/symex" xmlns:wpg="http://schemas.microsoft.com/office/word/2010/wordprocessingGroup" xmlns:wpi="http://schemas.microsoft.com/office/word/2010/wordprocessingInk" xmlns:wne="http://schemas.microsoft.com/office/word/2006/wordml" xmlns:wps="http://schemas.microsoft.com/office/word/2010/wordprocessingShape" mc:Ignorable="w14 w15 w16se wp14">
+<w:document xmlns:wpc="http://schemas.microsoft.com/office/word/2010/wordprocessingCanvas" xmlns:cx="http://schemas.microsoft.com/office/drawing/2014/chartex" xmlns:cx1="http://schemas.microsoft.com/office/drawing/2015/9/8/chartex" xmlns:cx2="http://schemas.microsoft.com/office/drawing/2015/10/21/chartex" xmlns:cx3="http://schemas.microsoft.com/office/drawing/2016/5/9/chartex" xmlns:cx4="http://schemas.microsoft.com/office/drawing/2016/5/10/chartex" xmlns:cx5="http://schemas.microsoft.com/office/drawing/2016/5/11/chartex" xmlns:cx6="http://schemas.microsoft.com/office/drawing/2016/5/12/chartex" xmlns:cx7="http://schemas.microsoft.com/office/drawing/2016/5/13/chartex" xmlns:cx8="http://schemas.microsoft.com/office/drawing/2016/5/14/chartex" xmlns:mc="http://schemas.openxmlformats.org/markup-compatibility/2006" xmlns:aink="http://schemas.microsoft.com/office/drawing/2016/ink" xmlns:am3d="http://schemas.microsoft.com/office/drawing/2017/model3d" xmlns:o="urn:schemas-microsoft-com:office:office" xmlns:oel="http://schemas.microsoft.com/office/2019/extlst" xmlns:r="http://schemas.openxmlformats.org/officeDocument/2006/relationships" xmlns:m="http://schemas.openxmlformats.org/officeDocument/2006/math" xmlns:v="urn:schemas-microsoft-com:vml" xmlns:wp14="http://schemas.microsoft.com/office/word/2010/wordprocessingDrawing" xmlns:wp="http://schemas.openxmlformats.org/drawingml/2006/wordprocessingDrawing" xmlns:w10="urn:schemas-microsoft-com:office:word" xmlns:w="http://schemas.openxmlformats.org/wordprocessingml/2006/main" xmlns:w14="http://schemas.microsoft.com/office/word/2010/wordml" xmlns:w15="http://schemas.microsoft.com/office/word/2012/wordml" xmlns:w16cex="http://schemas.microsoft.com/office/word/2018/wordml/cex" xmlns:w16cid="http://schemas.microsoft.com/office/word/2016/wordml/cid" xmlns:w16="http://schemas.microsoft.com/office/word/2018/wordml" xmlns:w16du="http://schemas.microsoft.com/office/word/2023/wordml/word16du" xmlns:w16sdtdh="http://schemas.microsoft.com/office/word/2020/wordml/sdtdatahash" xmlns:w16sdtfl="http://schemas.microsoft.com/office/word/2024/wordml/sdtformatlock" xmlns:w16se="http://schemas.microsoft.com/office/word/2015/wordml/symex" xmlns:wpg="http://schemas.microsoft.com/office/word/2010/wordprocessingGroup" xmlns:wpi="http://schemas.microsoft.com/office/word/2010/wordprocessingInk" xmlns:wne="http://schemas.microsoft.com/office/word/2006/wordml" xmlns:wps="http://schemas.microsoft.com/office/word/2010/wordprocessingShape" mc:Ignorable="w14 w15 w16se w16cid w16 w16cex w16sdtdh w16sdtfl w16du wp14">
   <w:body>
     <w:sdt>
       <w:sdtPr>
@@ -396,8 +396,6 @@
             </w:rPr>
             <w:t xml:space="preserve"> ____________</w:t>
           </w:r>
-          <w:bookmarkStart w:id="0" w:name="_GoBack"/>
-          <w:bookmarkEnd w:id="0"/>
         </w:p>
         <w:p>
           <w:pPr>
@@ -1703,7 +1701,7 @@
     </w:sdt>
     <w:p>
       <w:pPr>
-        <w:pStyle w:val="af8"/>
+        <w:pStyle w:val="a5"/>
       </w:pPr>
       <w:r>
         <w:lastRenderedPageBreak/>
@@ -1712,7 +1710,7 @@
     </w:p>
     <w:p>
       <w:pPr>
-        <w:pStyle w:val="12"/>
+        <w:pStyle w:val="TOC1"/>
         <w:tabs>
           <w:tab w:val="right" w:leader="dot" w:pos="9344"/>
         </w:tabs>
@@ -1736,7 +1734,7 @@
       <w:hyperlink w:anchor="_Toc224499320" w:history="1">
         <w:r>
           <w:rPr>
-            <w:rStyle w:val="af7"/>
+            <w:rStyle w:val="Hyperlink"/>
             <w:noProof/>
           </w:rPr>
           <w:t>Перечень сокращений и обозначений</w:t>
@@ -1793,7 +1791,7 @@
     </w:p>
     <w:p>
       <w:pPr>
-        <w:pStyle w:val="12"/>
+        <w:pStyle w:val="TOC1"/>
         <w:tabs>
           <w:tab w:val="right" w:leader="dot" w:pos="9344"/>
         </w:tabs>
@@ -1808,7 +1806,7 @@
       <w:hyperlink w:anchor="_Toc224499321" w:history="1">
         <w:r>
           <w:rPr>
-            <w:rStyle w:val="af7"/>
+            <w:rStyle w:val="Hyperlink"/>
             <w:noProof/>
           </w:rPr>
           <w:t>Введение</w:t>
@@ -1865,7 +1863,7 @@
     </w:p>
     <w:p>
       <w:pPr>
-        <w:pStyle w:val="12"/>
+        <w:pStyle w:val="TOC1"/>
         <w:tabs>
           <w:tab w:val="right" w:leader="dot" w:pos="9344"/>
         </w:tabs>
@@ -1880,7 +1878,7 @@
       <w:hyperlink w:anchor="_Toc224499322" w:history="1">
         <w:r>
           <w:rPr>
-            <w:rStyle w:val="af7"/>
+            <w:rStyle w:val="Hyperlink"/>
             <w:noProof/>
           </w:rPr>
           <w:t>1 Охрана труда и техника безопасности при работе на ПК</w:t>
@@ -1937,7 +1935,7 @@
     </w:p>
     <w:p>
       <w:pPr>
-        <w:pStyle w:val="23"/>
+        <w:pStyle w:val="TOC2"/>
         <w:rPr>
           <w:rFonts w:asciiTheme="minorHAnsi" w:eastAsiaTheme="minorEastAsia" w:hAnsiTheme="minorHAnsi"/>
           <w:noProof/>
@@ -1949,7 +1947,7 @@
       <w:hyperlink w:anchor="_Toc224499323" w:history="1">
         <w:r>
           <w:rPr>
-            <w:rStyle w:val="af7"/>
+            <w:rStyle w:val="Hyperlink"/>
             <w:rFonts w:eastAsia="Times New Roman"/>
             <w:noProof/>
           </w:rPr>
@@ -1957,7 +1955,7 @@
         </w:r>
         <w:r>
           <w:rPr>
-            <w:rStyle w:val="af7"/>
+            <w:rStyle w:val="Hyperlink"/>
             <w:noProof/>
           </w:rPr>
           <w:t xml:space="preserve"> Общие требования безопасности</w:t>
@@ -2014,7 +2012,7 @@
     </w:p>
     <w:p>
       <w:pPr>
-        <w:pStyle w:val="23"/>
+        <w:pStyle w:val="TOC2"/>
         <w:rPr>
           <w:rFonts w:asciiTheme="minorHAnsi" w:eastAsiaTheme="minorEastAsia" w:hAnsiTheme="minorHAnsi"/>
           <w:noProof/>
@@ -2026,7 +2024,7 @@
       <w:hyperlink w:anchor="_Toc224499324" w:history="1">
         <w:r>
           <w:rPr>
-            <w:rStyle w:val="af7"/>
+            <w:rStyle w:val="Hyperlink"/>
             <w:rFonts w:eastAsia="Times New Roman"/>
             <w:noProof/>
           </w:rPr>
@@ -2084,7 +2082,7 @@
     </w:p>
     <w:p>
       <w:pPr>
-        <w:pStyle w:val="23"/>
+        <w:pStyle w:val="TOC2"/>
         <w:rPr>
           <w:rFonts w:asciiTheme="minorHAnsi" w:eastAsiaTheme="minorEastAsia" w:hAnsiTheme="minorHAnsi"/>
           <w:noProof/>
@@ -2096,7 +2094,7 @@
       <w:hyperlink w:anchor="_Toc224499325" w:history="1">
         <w:r>
           <w:rPr>
-            <w:rStyle w:val="af7"/>
+            <w:rStyle w:val="Hyperlink"/>
             <w:rFonts w:eastAsia="Times New Roman"/>
             <w:noProof/>
           </w:rPr>
@@ -2154,7 +2152,7 @@
     </w:p>
     <w:p>
       <w:pPr>
-        <w:pStyle w:val="12"/>
+        <w:pStyle w:val="TOC1"/>
         <w:tabs>
           <w:tab w:val="right" w:leader="dot" w:pos="9344"/>
         </w:tabs>
@@ -2169,7 +2167,7 @@
       <w:hyperlink w:anchor="_Toc224499326" w:history="1">
         <w:r>
           <w:rPr>
-            <w:rStyle w:val="af7"/>
+            <w:rStyle w:val="Hyperlink"/>
             <w:noProof/>
             <w:lang w:val="en-US"/>
           </w:rPr>
@@ -2177,14 +2175,14 @@
         </w:r>
         <w:r>
           <w:rPr>
-            <w:rStyle w:val="af7"/>
+            <w:rStyle w:val="Hyperlink"/>
             <w:noProof/>
           </w:rPr>
           <w:t xml:space="preserve"> Выполнение</w:t>
         </w:r>
         <w:r>
           <w:rPr>
-            <w:rStyle w:val="af7"/>
+            <w:rStyle w:val="Hyperlink"/>
             <w:noProof/>
             <w:lang w:val="en-US"/>
           </w:rPr>
@@ -2192,14 +2190,14 @@
         </w:r>
         <w:r>
           <w:rPr>
-            <w:rStyle w:val="af7"/>
+            <w:rStyle w:val="Hyperlink"/>
             <w:noProof/>
           </w:rPr>
           <w:t>работ</w:t>
         </w:r>
         <w:r>
           <w:rPr>
-            <w:rStyle w:val="af7"/>
+            <w:rStyle w:val="Hyperlink"/>
             <w:noProof/>
             <w:lang w:val="en-US"/>
           </w:rPr>
@@ -2207,14 +2205,14 @@
         </w:r>
         <w:r>
           <w:rPr>
-            <w:rStyle w:val="af7"/>
+            <w:rStyle w:val="Hyperlink"/>
             <w:noProof/>
           </w:rPr>
           <w:t>по</w:t>
         </w:r>
         <w:r>
           <w:rPr>
-            <w:rStyle w:val="af7"/>
+            <w:rStyle w:val="Hyperlink"/>
             <w:noProof/>
             <w:lang w:val="en-US"/>
           </w:rPr>
@@ -2222,14 +2220,14 @@
         </w:r>
         <w:r>
           <w:rPr>
-            <w:rStyle w:val="af7"/>
+            <w:rStyle w:val="Hyperlink"/>
             <w:noProof/>
           </w:rPr>
           <w:t>ПМ</w:t>
         </w:r>
         <w:r>
           <w:rPr>
-            <w:rStyle w:val="af7"/>
+            <w:rStyle w:val="Hyperlink"/>
             <w:noProof/>
             <w:lang w:val="en-US"/>
           </w:rPr>
@@ -2237,7 +2235,7 @@
         </w:r>
         <w:r>
           <w:rPr>
-            <w:rStyle w:val="af7"/>
+            <w:rStyle w:val="Hyperlink"/>
             <w:noProof/>
           </w:rPr>
           <w:t>4</w:t>
@@ -2294,7 +2292,7 @@
     </w:p>
     <w:p>
       <w:pPr>
-        <w:pStyle w:val="23"/>
+        <w:pStyle w:val="TOC2"/>
         <w:rPr>
           <w:rFonts w:asciiTheme="minorHAnsi" w:eastAsiaTheme="minorEastAsia" w:hAnsiTheme="minorHAnsi"/>
           <w:noProof/>
@@ -2306,7 +2304,7 @@
       <w:hyperlink w:anchor="_Toc224499327" w:history="1">
         <w:r>
           <w:rPr>
-            <w:rStyle w:val="af7"/>
+            <w:rStyle w:val="Hyperlink"/>
             <w:noProof/>
           </w:rPr>
           <w:t>2.1 Настройка конфигурации и инсталляции ПО</w:t>
@@ -2363,7 +2361,7 @@
     </w:p>
     <w:p>
       <w:pPr>
-        <w:pStyle w:val="23"/>
+        <w:pStyle w:val="TOC2"/>
         <w:rPr>
           <w:rFonts w:asciiTheme="minorHAnsi" w:eastAsiaTheme="minorEastAsia" w:hAnsiTheme="minorHAnsi"/>
           <w:noProof/>
@@ -2375,7 +2373,7 @@
       <w:hyperlink w:anchor="_Toc224499328" w:history="1">
         <w:r>
           <w:rPr>
-            <w:rStyle w:val="af7"/>
+            <w:rStyle w:val="Hyperlink"/>
             <w:noProof/>
             <w:lang w:val="en-US"/>
           </w:rPr>
@@ -2383,7 +2381,7 @@
         </w:r>
         <w:r>
           <w:rPr>
-            <w:rStyle w:val="af7"/>
+            <w:rStyle w:val="Hyperlink"/>
             <w:noProof/>
           </w:rPr>
           <w:t xml:space="preserve"> Анализ эксплуатационных характеристик</w:t>
@@ -2440,7 +2438,7 @@
     </w:p>
     <w:p>
       <w:pPr>
-        <w:pStyle w:val="23"/>
+        <w:pStyle w:val="TOC2"/>
         <w:rPr>
           <w:rFonts w:asciiTheme="minorHAnsi" w:eastAsiaTheme="minorEastAsia" w:hAnsiTheme="minorHAnsi"/>
           <w:noProof/>
@@ -2452,7 +2450,7 @@
       <w:hyperlink w:anchor="_Toc224499329" w:history="1">
         <w:r>
           <w:rPr>
-            <w:rStyle w:val="af7"/>
+            <w:rStyle w:val="Hyperlink"/>
             <w:noProof/>
           </w:rPr>
           <w:t>2.3 Модификация компонентов ПО</w:t>
@@ -2509,7 +2507,7 @@
     </w:p>
     <w:p>
       <w:pPr>
-        <w:pStyle w:val="23"/>
+        <w:pStyle w:val="TOC2"/>
         <w:rPr>
           <w:rFonts w:asciiTheme="minorHAnsi" w:eastAsiaTheme="minorEastAsia" w:hAnsiTheme="minorHAnsi"/>
           <w:noProof/>
@@ -2521,7 +2519,7 @@
       <w:hyperlink w:anchor="_Toc224499330" w:history="1">
         <w:r>
           <w:rPr>
-            <w:rStyle w:val="af7"/>
+            <w:rStyle w:val="Hyperlink"/>
             <w:noProof/>
           </w:rPr>
           <w:t>2.4 Обеспечение защиты ПО и данных</w:t>
@@ -2578,7 +2576,7 @@
     </w:p>
     <w:p>
       <w:pPr>
-        <w:pStyle w:val="12"/>
+        <w:pStyle w:val="TOC1"/>
         <w:tabs>
           <w:tab w:val="right" w:leader="dot" w:pos="9344"/>
         </w:tabs>
@@ -2593,7 +2591,7 @@
       <w:hyperlink w:anchor="_Toc224499331" w:history="1">
         <w:r>
           <w:rPr>
-            <w:rStyle w:val="af7"/>
+            <w:rStyle w:val="Hyperlink"/>
             <w:noProof/>
           </w:rPr>
           <w:t>Заключение</w:t>
@@ -2650,7 +2648,7 @@
     </w:p>
     <w:p>
       <w:pPr>
-        <w:pStyle w:val="12"/>
+        <w:pStyle w:val="TOC1"/>
         <w:tabs>
           <w:tab w:val="right" w:leader="dot" w:pos="9344"/>
         </w:tabs>
@@ -2665,7 +2663,7 @@
       <w:hyperlink w:anchor="_Toc224499332" w:history="1">
         <w:r>
           <w:rPr>
-            <w:rStyle w:val="af7"/>
+            <w:rStyle w:val="Hyperlink"/>
             <w:noProof/>
           </w:rPr>
           <w:t>Список использованных источников</w:t>
@@ -2727,28 +2725,28 @@
     </w:p>
     <w:p>
       <w:pPr>
-        <w:pStyle w:val="10"/>
+        <w:pStyle w:val="Heading1"/>
         <w:numPr>
           <w:ilvl w:val="0"/>
           <w:numId w:val="0"/>
         </w:numPr>
         <w:jc w:val="center"/>
       </w:pPr>
-      <w:bookmarkStart w:id="1" w:name="_Toc223119244"/>
-      <w:bookmarkStart w:id="2" w:name="_Toc224499320"/>
+      <w:bookmarkStart w:id="0" w:name="_Toc223119244"/>
+      <w:bookmarkStart w:id="1" w:name="_Toc224499320"/>
       <w:r>
         <w:lastRenderedPageBreak/>
         <w:t>П</w:t>
       </w:r>
+      <w:bookmarkEnd w:id="0"/>
+      <w:r>
+        <w:t>ЕРЕЧЕНЬ СОКРАЩЕНИЙ И ОБОЗНАЧЕНИЙ</w:t>
+      </w:r>
       <w:bookmarkEnd w:id="1"/>
-      <w:r>
-        <w:t>ЕРЕЧЕНЬ СОКРАЩЕНИЙ И ОБОЗНАЧЕНИЙ</w:t>
-      </w:r>
-      <w:bookmarkEnd w:id="2"/>
-    </w:p>
-    <w:p>
-      <w:pPr>
-        <w:pStyle w:val="a3"/>
+    </w:p>
+    <w:p>
+      <w:pPr>
+        <w:pStyle w:val="a2"/>
       </w:pPr>
       <w:r>
         <w:t xml:space="preserve">В настоящем </w:t>
@@ -2768,7 +2766,7 @@
     </w:p>
     <w:p>
       <w:pPr>
-        <w:pStyle w:val="a3"/>
+        <w:pStyle w:val="a2"/>
       </w:pPr>
       <w:r>
         <w:t>ИС – информационная система</w:t>
@@ -2776,7 +2774,7 @@
     </w:p>
     <w:p>
       <w:pPr>
-        <w:pStyle w:val="a3"/>
+        <w:pStyle w:val="a2"/>
         <w:widowControl w:val="0"/>
         <w:rPr>
           <w:rFonts w:eastAsia="Times New Roman" w:cs="Times New Roman"/>
@@ -2792,7 +2790,7 @@
     </w:p>
     <w:p>
       <w:pPr>
-        <w:pStyle w:val="a3"/>
+        <w:pStyle w:val="a2"/>
         <w:widowControl w:val="0"/>
         <w:rPr>
           <w:rFonts w:eastAsia="Times New Roman" w:cs="Times New Roman"/>
@@ -2831,7 +2829,7 @@
     </w:p>
     <w:p>
       <w:pPr>
-        <w:pStyle w:val="a3"/>
+        <w:pStyle w:val="a2"/>
         <w:widowControl w:val="0"/>
         <w:rPr>
           <w:rFonts w:eastAsia="Times New Roman" w:cs="Times New Roman"/>
@@ -2846,7 +2844,7 @@
     </w:p>
     <w:p>
       <w:pPr>
-        <w:pStyle w:val="a3"/>
+        <w:pStyle w:val="a2"/>
         <w:widowControl w:val="0"/>
         <w:rPr>
           <w:rFonts w:eastAsia="Times New Roman" w:cs="Times New Roman"/>
@@ -2855,7 +2853,7 @@
     </w:p>
     <w:p>
       <w:pPr>
-        <w:pStyle w:val="a3"/>
+        <w:pStyle w:val="a2"/>
         <w:widowControl w:val="0"/>
         <w:rPr>
           <w:rFonts w:eastAsia="Times New Roman" w:cs="Times New Roman"/>
@@ -2893,7 +2891,7 @@
     </w:p>
     <w:p>
       <w:pPr>
-        <w:pStyle w:val="a3"/>
+        <w:pStyle w:val="a2"/>
         <w:widowControl w:val="0"/>
         <w:rPr>
           <w:rFonts w:eastAsia="Times New Roman" w:cs="Times New Roman"/>
@@ -2921,7 +2919,7 @@
     </w:p>
     <w:p>
       <w:pPr>
-        <w:pStyle w:val="a3"/>
+        <w:pStyle w:val="a2"/>
         <w:widowControl w:val="0"/>
         <w:rPr>
           <w:rFonts w:eastAsia="Times New Roman" w:cs="Times New Roman"/>
@@ -2936,7 +2934,7 @@
     </w:p>
     <w:p>
       <w:pPr>
-        <w:pStyle w:val="a3"/>
+        <w:pStyle w:val="a2"/>
         <w:widowControl w:val="0"/>
         <w:rPr>
           <w:rFonts w:eastAsia="Times New Roman" w:cs="Times New Roman"/>
@@ -2946,24 +2944,24 @@
     </w:p>
     <w:p>
       <w:pPr>
-        <w:pStyle w:val="10"/>
+        <w:pStyle w:val="Heading1"/>
         <w:numPr>
           <w:ilvl w:val="0"/>
           <w:numId w:val="0"/>
         </w:numPr>
         <w:jc w:val="center"/>
       </w:pPr>
-      <w:bookmarkStart w:id="3" w:name="_Toc223119245"/>
-      <w:bookmarkStart w:id="4" w:name="_Toc224499321"/>
+      <w:bookmarkStart w:id="2" w:name="_Toc223119245"/>
+      <w:bookmarkStart w:id="3" w:name="_Toc224499321"/>
       <w:r>
         <w:lastRenderedPageBreak/>
         <w:t>В</w:t>
       </w:r>
+      <w:bookmarkEnd w:id="2"/>
+      <w:r>
+        <w:t>ВЕДЕНИЕ</w:t>
+      </w:r>
       <w:bookmarkEnd w:id="3"/>
-      <w:r>
-        <w:t>ВЕДЕНИЕ</w:t>
-      </w:r>
-      <w:bookmarkEnd w:id="4"/>
     </w:p>
     <w:p>
       <w:pPr>
@@ -3432,107 +3430,107 @@
     </w:p>
     <w:p>
       <w:pPr>
-        <w:pStyle w:val="10"/>
-      </w:pPr>
-      <w:bookmarkStart w:id="5" w:name="_Toc224499322"/>
+        <w:pStyle w:val="Heading1"/>
+      </w:pPr>
+      <w:bookmarkStart w:id="4" w:name="_Toc224499322"/>
       <w:r>
         <w:lastRenderedPageBreak/>
         <w:t>Охрана труда и техника безопасности при работе на ПК</w:t>
       </w:r>
+      <w:bookmarkEnd w:id="4"/>
+    </w:p>
+    <w:p>
+      <w:pPr>
+        <w:pStyle w:val="Heading2"/>
+        <w:rPr>
+          <w:rFonts w:eastAsia="Times New Roman"/>
+        </w:rPr>
+      </w:pPr>
+      <w:bookmarkStart w:id="5" w:name="_Toc198813370"/>
+      <w:bookmarkStart w:id="6" w:name="_Toc224499323"/>
+      <w:r>
+        <w:t>Общие требования безопасности</w:t>
+      </w:r>
       <w:bookmarkEnd w:id="5"/>
-    </w:p>
-    <w:p>
-      <w:pPr>
-        <w:pStyle w:val="2"/>
+      <w:bookmarkEnd w:id="6"/>
+    </w:p>
+    <w:p>
+      <w:pPr>
+        <w:pStyle w:val="a2"/>
+      </w:pPr>
+      <w:r>
+        <w:t>К работе на персональном компьютере допускаются лица, прошедшие обучение безопасным методам труда, вводный инструктаж, первичный инструктаж на рабочем месте.</w:t>
+      </w:r>
+    </w:p>
+    <w:p>
+      <w:pPr>
+        <w:pStyle w:val="a2"/>
+      </w:pPr>
+      <w:r>
+        <w:t>При эксплуатации персонального компьютера на работника могут оказывать действие следующие опасные и вредные производственные факторы:</w:t>
+      </w:r>
+    </w:p>
+    <w:p>
+      <w:pPr>
+        <w:pStyle w:val="a1"/>
+      </w:pPr>
+      <w:r>
+        <w:t>повышенный уровень электромагнитных изучений;</w:t>
+      </w:r>
+    </w:p>
+    <w:p>
+      <w:pPr>
+        <w:pStyle w:val="a1"/>
+      </w:pPr>
+      <w:r>
+        <w:t>повышенный уровень статического электричества;</w:t>
+      </w:r>
+    </w:p>
+    <w:p>
+      <w:pPr>
+        <w:pStyle w:val="a1"/>
+      </w:pPr>
+      <w:r>
+        <w:t>статические физические перегрузки;</w:t>
+      </w:r>
+    </w:p>
+    <w:p>
+      <w:pPr>
+        <w:pStyle w:val="a1"/>
+      </w:pPr>
+      <w:r>
+        <w:t>перенапряжение зрительных анализаторов.</w:t>
+      </w:r>
+    </w:p>
+    <w:p>
+      <w:pPr>
+        <w:pStyle w:val="a2"/>
+      </w:pPr>
+      <w:r>
+        <w:t>Работник обязан выполнять только ту работу, которая определена его должностной инструкцией.</w:t>
+      </w:r>
+    </w:p>
+    <w:p>
+      <w:pPr>
+        <w:pStyle w:val="Heading2"/>
         <w:rPr>
           <w:rFonts w:eastAsia="Times New Roman"/>
         </w:rPr>
       </w:pPr>
-      <w:bookmarkStart w:id="6" w:name="_Toc198813370"/>
-      <w:bookmarkStart w:id="7" w:name="_Toc224499323"/>
-      <w:r>
-        <w:t>Общие требования безопасности</w:t>
-      </w:r>
-      <w:bookmarkEnd w:id="6"/>
+      <w:bookmarkStart w:id="7" w:name="_Toc198813371"/>
+      <w:bookmarkStart w:id="8" w:name="_Toc224499324"/>
+      <w:r>
+        <w:rPr>
+          <w:rFonts w:eastAsia="Times New Roman"/>
+        </w:rPr>
+        <w:t>Требования безопасности перед началом работы</w:t>
+      </w:r>
       <w:bookmarkEnd w:id="7"/>
-    </w:p>
-    <w:p>
-      <w:pPr>
-        <w:pStyle w:val="a3"/>
-      </w:pPr>
-      <w:r>
-        <w:t>К работе на персональном компьютере допускаются лица, прошедшие обучение безопасным методам труда, вводный инструктаж, первичный инструктаж на рабочем месте.</w:t>
-      </w:r>
-    </w:p>
-    <w:p>
-      <w:pPr>
-        <w:pStyle w:val="a3"/>
-      </w:pPr>
-      <w:r>
-        <w:t>При эксплуатации персонального компьютера на работника могут оказывать действие следующие опасные и вредные производственные факторы:</w:t>
-      </w:r>
-    </w:p>
-    <w:p>
-      <w:pPr>
-        <w:pStyle w:val="a1"/>
-      </w:pPr>
-      <w:r>
-        <w:t>повышенный уровень электромагнитных изучений;</w:t>
-      </w:r>
-    </w:p>
-    <w:p>
-      <w:pPr>
-        <w:pStyle w:val="a1"/>
-      </w:pPr>
-      <w:r>
-        <w:t>повышенный уровень статического электричества;</w:t>
-      </w:r>
-    </w:p>
-    <w:p>
-      <w:pPr>
-        <w:pStyle w:val="a1"/>
-      </w:pPr>
-      <w:r>
-        <w:t>статические физические перегрузки;</w:t>
-      </w:r>
-    </w:p>
-    <w:p>
-      <w:pPr>
-        <w:pStyle w:val="a1"/>
-      </w:pPr>
-      <w:r>
-        <w:t>перенапряжение зрительных анализаторов.</w:t>
-      </w:r>
-    </w:p>
-    <w:p>
-      <w:pPr>
-        <w:pStyle w:val="a3"/>
-      </w:pPr>
-      <w:r>
-        <w:t>Работник обязан выполнять только ту работу, которая определена его должностной инструкцией.</w:t>
-      </w:r>
-    </w:p>
-    <w:p>
-      <w:pPr>
-        <w:pStyle w:val="2"/>
-        <w:rPr>
-          <w:rFonts w:eastAsia="Times New Roman"/>
-        </w:rPr>
-      </w:pPr>
-      <w:bookmarkStart w:id="8" w:name="_Toc198813371"/>
-      <w:bookmarkStart w:id="9" w:name="_Toc224499324"/>
-      <w:r>
-        <w:rPr>
-          <w:rFonts w:eastAsia="Times New Roman"/>
-        </w:rPr>
-        <w:t>Требования безопасности перед началом работы</w:t>
-      </w:r>
       <w:bookmarkEnd w:id="8"/>
-      <w:bookmarkEnd w:id="9"/>
-    </w:p>
-    <w:p>
-      <w:pPr>
-        <w:pStyle w:val="a3"/>
+    </w:p>
+    <w:p>
+      <w:pPr>
+        <w:pStyle w:val="a2"/>
       </w:pPr>
       <w:r>
         <w:t>Перед началом работы пользователь обязан:</w:t>
@@ -3604,25 +3602,25 @@
     </w:p>
     <w:p>
       <w:pPr>
-        <w:pStyle w:val="2"/>
+        <w:pStyle w:val="Heading2"/>
         <w:rPr>
           <w:rFonts w:eastAsia="Times New Roman"/>
         </w:rPr>
       </w:pPr>
-      <w:bookmarkStart w:id="10" w:name="_Toc198813372"/>
-      <w:bookmarkStart w:id="11" w:name="_Toc224499325"/>
+      <w:bookmarkStart w:id="9" w:name="_Toc198813372"/>
+      <w:bookmarkStart w:id="10" w:name="_Toc224499325"/>
       <w:r>
         <w:rPr>
           <w:rFonts w:eastAsia="Times New Roman"/>
         </w:rPr>
         <w:t>Требования безопасности по окончании работы</w:t>
       </w:r>
+      <w:bookmarkEnd w:id="9"/>
       <w:bookmarkEnd w:id="10"/>
-      <w:bookmarkEnd w:id="11"/>
-    </w:p>
-    <w:p>
-      <w:pPr>
-        <w:pStyle w:val="a3"/>
+    </w:p>
+    <w:p>
+      <w:pPr>
+        <w:pStyle w:val="a2"/>
       </w:pPr>
       <w:r>
         <w:t>По окончании работы компьютера необходимо</w:t>
@@ -3666,13 +3664,13 @@
     </w:p>
     <w:p>
       <w:pPr>
-        <w:pStyle w:val="10"/>
-        <w:rPr>
-          <w:lang w:val="en-US"/>
-        </w:rPr>
-      </w:pPr>
-      <w:bookmarkStart w:id="12" w:name="_Toc223114662"/>
-      <w:bookmarkStart w:id="13" w:name="_Toc224499326"/>
+        <w:pStyle w:val="Heading1"/>
+        <w:rPr>
+          <w:lang w:val="en-US"/>
+        </w:rPr>
+      </w:pPr>
+      <w:bookmarkStart w:id="11" w:name="_Toc223114662"/>
+      <w:bookmarkStart w:id="12" w:name="_Toc224499326"/>
       <w:r>
         <w:lastRenderedPageBreak/>
         <w:t>Выполнение</w:t>
@@ -3713,24 +3711,24 @@
       <w:r>
         <w:t>4</w:t>
       </w:r>
+      <w:bookmarkEnd w:id="11"/>
       <w:bookmarkEnd w:id="12"/>
+    </w:p>
+    <w:p>
+      <w:pPr>
+        <w:pStyle w:val="Heading2"/>
+      </w:pPr>
+      <w:bookmarkStart w:id="13" w:name="_Toc223114663"/>
+      <w:bookmarkStart w:id="14" w:name="_Toc224499327"/>
+      <w:r>
+        <w:t>Настройка конфигурации и инсталляции ПО</w:t>
+      </w:r>
       <w:bookmarkEnd w:id="13"/>
-    </w:p>
-    <w:p>
-      <w:pPr>
-        <w:pStyle w:val="2"/>
-      </w:pPr>
-      <w:bookmarkStart w:id="14" w:name="_Toc223114663"/>
-      <w:bookmarkStart w:id="15" w:name="_Toc224499327"/>
-      <w:r>
-        <w:t>Настройка конфигурации и инсталляции ПО</w:t>
-      </w:r>
       <w:bookmarkEnd w:id="14"/>
-      <w:bookmarkEnd w:id="15"/>
-    </w:p>
-    <w:p>
-      <w:pPr>
-        <w:pStyle w:val="a3"/>
+    </w:p>
+    <w:p>
+      <w:pPr>
+        <w:pStyle w:val="a2"/>
       </w:pPr>
       <w:r>
         <w:t>В ходе производственной практики разработано и развернуто приложение</w:t>
@@ -3772,6 +3770,12 @@
         <w:rPr>
           <w:rStyle w:val="whitespace-normal"/>
         </w:rPr>
+        <w:t xml:space="preserve"> </w:t>
+      </w:r>
+      <w:r>
+        <w:rPr>
+          <w:rStyle w:val="whitespace-normal"/>
+        </w:rPr>
         <w:t>[</w:t>
       </w:r>
       <w:r>
@@ -3792,7 +3796,7 @@
     </w:p>
     <w:p>
       <w:pPr>
-        <w:pStyle w:val="a3"/>
+        <w:pStyle w:val="a2"/>
       </w:pPr>
       <w:r>
         <w:t>Для развертывания системы применен Docker Compose. Он позволяет объединить вс</w:t>
@@ -3810,6 +3814,9 @@
         <w:t xml:space="preserve"> в едином конфигурационном файле, обеспечивая централизованное управление и одновременный запуск всех сервисов многоконтейнерного приложения</w:t>
       </w:r>
       <w:r>
+        <w:t xml:space="preserve"> [3]</w:t>
+      </w:r>
+      <w:r>
         <w:t>.</w:t>
       </w:r>
       <w:r>
@@ -3821,12 +3828,12 @@
     </w:p>
     <w:p>
       <w:pPr>
-        <w:pStyle w:val="a3"/>
-      </w:pPr>
-    </w:p>
-    <w:p>
-      <w:pPr>
-        <w:pStyle w:val="a3"/>
+        <w:pStyle w:val="a2"/>
+      </w:pPr>
+    </w:p>
+    <w:p>
+      <w:pPr>
+        <w:pStyle w:val="a2"/>
         <w:ind w:firstLine="0"/>
       </w:pPr>
       <w:r>
@@ -3835,7 +3842,7 @@
     </w:p>
     <w:p>
       <w:pPr>
-        <w:pStyle w:val="aff0"/>
+        <w:pStyle w:val="ac"/>
       </w:pPr>
       <w:r>
         <w:t xml:space="preserve"># Содержимое конфигурационного файла </w:t>
@@ -3858,7 +3865,7 @@
     </w:p>
     <w:p>
       <w:pPr>
-        <w:pStyle w:val="aff0"/>
+        <w:pStyle w:val="ac"/>
       </w:pPr>
       <w:r>
         <w:rPr>
@@ -3872,12 +3879,12 @@
     </w:p>
     <w:p>
       <w:pPr>
-        <w:pStyle w:val="aff0"/>
-      </w:pPr>
-    </w:p>
-    <w:p>
-      <w:pPr>
-        <w:pStyle w:val="aff0"/>
+        <w:pStyle w:val="ac"/>
+      </w:pPr>
+    </w:p>
+    <w:p>
+      <w:pPr>
+        <w:pStyle w:val="ac"/>
         <w:rPr>
           <w:lang w:val="en-US"/>
         </w:rPr>
@@ -3891,7 +3898,7 @@
     </w:p>
     <w:p>
       <w:pPr>
-        <w:pStyle w:val="aff0"/>
+        <w:pStyle w:val="ac"/>
         <w:rPr>
           <w:lang w:val="en-US"/>
         </w:rPr>
@@ -3905,7 +3912,7 @@
     </w:p>
     <w:p>
       <w:pPr>
-        <w:pStyle w:val="aff0"/>
+        <w:pStyle w:val="ac"/>
         <w:rPr>
           <w:lang w:val="en-US"/>
         </w:rPr>
@@ -3931,7 +3938,7 @@
     </w:p>
     <w:p>
       <w:pPr>
-        <w:pStyle w:val="aff0"/>
+        <w:pStyle w:val="ac"/>
         <w:rPr>
           <w:lang w:val="en-US"/>
         </w:rPr>
@@ -3945,7 +3952,7 @@
     </w:p>
     <w:p>
       <w:pPr>
-        <w:pStyle w:val="aff0"/>
+        <w:pStyle w:val="ac"/>
         <w:rPr>
           <w:lang w:val="en-US"/>
         </w:rPr>
@@ -3959,7 +3966,7 @@
     </w:p>
     <w:p>
       <w:pPr>
-        <w:pStyle w:val="aff0"/>
+        <w:pStyle w:val="ac"/>
         <w:rPr>
           <w:lang w:val="en-US"/>
         </w:rPr>
@@ -3973,7 +3980,7 @@
     </w:p>
     <w:p>
       <w:pPr>
-        <w:pStyle w:val="aff0"/>
+        <w:pStyle w:val="ac"/>
         <w:rPr>
           <w:lang w:val="en-US"/>
         </w:rPr>
@@ -3987,7 +3994,7 @@
     </w:p>
     <w:p>
       <w:pPr>
-        <w:pStyle w:val="aff0"/>
+        <w:pStyle w:val="ac"/>
         <w:rPr>
           <w:lang w:val="en-US"/>
         </w:rPr>
@@ -4013,7 +4020,7 @@
     </w:p>
     <w:p>
       <w:pPr>
-        <w:pStyle w:val="aff0"/>
+        <w:pStyle w:val="ac"/>
         <w:rPr>
           <w:lang w:val="en-US"/>
         </w:rPr>
@@ -4039,7 +4046,7 @@
     </w:p>
     <w:p>
       <w:pPr>
-        <w:pStyle w:val="aff0"/>
+        <w:pStyle w:val="ac"/>
         <w:rPr>
           <w:lang w:val="en-US"/>
         </w:rPr>
@@ -4053,7 +4060,7 @@
     </w:p>
     <w:p>
       <w:pPr>
-        <w:pStyle w:val="aff0"/>
+        <w:pStyle w:val="ac"/>
         <w:rPr>
           <w:lang w:val="en-US"/>
         </w:rPr>
@@ -4073,7 +4080,7 @@
     </w:p>
     <w:p>
       <w:pPr>
-        <w:pStyle w:val="aff0"/>
+        <w:pStyle w:val="ac"/>
         <w:rPr>
           <w:lang w:val="en-US"/>
         </w:rPr>
@@ -4105,7 +4112,7 @@
     </w:p>
     <w:p>
       <w:pPr>
-        <w:pStyle w:val="aff0"/>
+        <w:pStyle w:val="ac"/>
         <w:rPr>
           <w:lang w:val="en-US"/>
         </w:rPr>
@@ -4125,7 +4132,7 @@
     </w:p>
     <w:p>
       <w:pPr>
-        <w:pStyle w:val="aff0"/>
+        <w:pStyle w:val="ac"/>
         <w:rPr>
           <w:lang w:val="en-US"/>
         </w:rPr>
@@ -4139,7 +4146,7 @@
     </w:p>
     <w:p>
       <w:pPr>
-        <w:pStyle w:val="aff0"/>
+        <w:pStyle w:val="ac"/>
         <w:rPr>
           <w:lang w:val="en-US"/>
         </w:rPr>
@@ -4153,7 +4160,7 @@
     </w:p>
     <w:p>
       <w:pPr>
-        <w:pStyle w:val="aff0"/>
+        <w:pStyle w:val="ac"/>
         <w:rPr>
           <w:lang w:val="en-US"/>
         </w:rPr>
@@ -4167,7 +4174,7 @@
     </w:p>
     <w:p>
       <w:pPr>
-        <w:pStyle w:val="aff0"/>
+        <w:pStyle w:val="ac"/>
         <w:rPr>
           <w:lang w:val="en-US"/>
         </w:rPr>
@@ -4181,7 +4188,7 @@
     </w:p>
     <w:p>
       <w:pPr>
-        <w:pStyle w:val="aff0"/>
+        <w:pStyle w:val="ac"/>
         <w:rPr>
           <w:lang w:val="en-US"/>
         </w:rPr>
@@ -4195,7 +4202,7 @@
     </w:p>
     <w:p>
       <w:pPr>
-        <w:pStyle w:val="aff0"/>
+        <w:pStyle w:val="ac"/>
         <w:rPr>
           <w:lang w:val="en-US"/>
         </w:rPr>
@@ -4227,7 +4234,7 @@
     </w:p>
     <w:p>
       <w:pPr>
-        <w:pStyle w:val="aff0"/>
+        <w:pStyle w:val="ac"/>
         <w:rPr>
           <w:lang w:val="en-US"/>
         </w:rPr>
@@ -4241,7 +4248,7 @@
     </w:p>
     <w:p>
       <w:pPr>
-        <w:pStyle w:val="aff0"/>
+        <w:pStyle w:val="ac"/>
         <w:rPr>
           <w:lang w:val="en-US"/>
         </w:rPr>
@@ -4255,7 +4262,7 @@
     </w:p>
     <w:p>
       <w:pPr>
-        <w:pStyle w:val="aff0"/>
+        <w:pStyle w:val="ac"/>
         <w:rPr>
           <w:lang w:val="en-US"/>
         </w:rPr>
@@ -4269,7 +4276,7 @@
     </w:p>
     <w:p>
       <w:pPr>
-        <w:pStyle w:val="aff0"/>
+        <w:pStyle w:val="ac"/>
         <w:rPr>
           <w:lang w:val="en-US"/>
         </w:rPr>
@@ -4283,31 +4290,37 @@
     </w:p>
     <w:p>
       <w:pPr>
-        <w:pStyle w:val="2"/>
-        <w:rPr>
-          <w:lang w:val="en-US"/>
-        </w:rPr>
-      </w:pPr>
-      <w:bookmarkStart w:id="16" w:name="_Toc223114664"/>
-      <w:bookmarkStart w:id="17" w:name="_Toc224499328"/>
+        <w:pStyle w:val="Heading2"/>
+        <w:rPr>
+          <w:lang w:val="en-US"/>
+        </w:rPr>
+      </w:pPr>
+      <w:bookmarkStart w:id="15" w:name="_Toc223114664"/>
+      <w:bookmarkStart w:id="16" w:name="_Toc224499328"/>
       <w:r>
         <w:lastRenderedPageBreak/>
         <w:t>Анализ эксплуатационных характеристик</w:t>
       </w:r>
+      <w:bookmarkEnd w:id="15"/>
       <w:bookmarkEnd w:id="16"/>
-      <w:bookmarkEnd w:id="17"/>
-    </w:p>
-    <w:p>
-      <w:pPr>
-        <w:pStyle w:val="a3"/>
-      </w:pPr>
-      <w:r>
-        <w:t>В ходе анализа системных и технических требований к разработанному оконному приложению выявлено, что оборудование, используемое для его работы, должно соответствовать следующим минимальным аппаратным и программным требованиям:</w:t>
-      </w:r>
-    </w:p>
-    <w:p>
-      <w:pPr>
-        <w:pStyle w:val="a3"/>
+    </w:p>
+    <w:p>
+      <w:pPr>
+        <w:pStyle w:val="a2"/>
+      </w:pPr>
+      <w:r>
+        <w:t>В ходе анализа системных и технических требований</w:t>
+      </w:r>
+      <w:r>
+        <w:t xml:space="preserve"> [1]</w:t>
+      </w:r>
+      <w:r>
+        <w:t xml:space="preserve"> к разработанному оконному приложению выявлено, что оборудование, используемое для его работы, должно соответствовать следующим минимальным аппаратным и программным требованиям:</w:t>
+      </w:r>
+    </w:p>
+    <w:p>
+      <w:pPr>
+        <w:pStyle w:val="a2"/>
         <w:numPr>
           <w:ilvl w:val="0"/>
           <w:numId w:val="13"/>
@@ -4333,7 +4346,7 @@
     </w:p>
     <w:p>
       <w:pPr>
-        <w:pStyle w:val="a3"/>
+        <w:pStyle w:val="a2"/>
         <w:numPr>
           <w:ilvl w:val="0"/>
           <w:numId w:val="13"/>
@@ -4349,7 +4362,7 @@
     </w:p>
     <w:p>
       <w:pPr>
-        <w:pStyle w:val="a3"/>
+        <w:pStyle w:val="a2"/>
         <w:numPr>
           <w:ilvl w:val="0"/>
           <w:numId w:val="13"/>
@@ -4377,7 +4390,7 @@
     </w:p>
     <w:p>
       <w:pPr>
-        <w:pStyle w:val="a3"/>
+        <w:pStyle w:val="a2"/>
         <w:numPr>
           <w:ilvl w:val="0"/>
           <w:numId w:val="13"/>
@@ -4405,7 +4418,7 @@
     </w:p>
     <w:p>
       <w:pPr>
-        <w:pStyle w:val="a3"/>
+        <w:pStyle w:val="a2"/>
       </w:pPr>
       <w:r>
         <w:t>Отказоустойчивость приложения обеспечивается механизмами автоматического перезапуска платформы Docker. По результатам тестирования информационная система подтвердила соответствие стандартам надежности и высокую производительность</w:t>
@@ -4416,19 +4429,19 @@
     </w:p>
     <w:p>
       <w:pPr>
-        <w:pStyle w:val="2"/>
-      </w:pPr>
-      <w:bookmarkStart w:id="18" w:name="_Toc223114665"/>
-      <w:bookmarkStart w:id="19" w:name="_Toc224499329"/>
+        <w:pStyle w:val="Heading2"/>
+      </w:pPr>
+      <w:bookmarkStart w:id="17" w:name="_Toc223114665"/>
+      <w:bookmarkStart w:id="18" w:name="_Toc224499329"/>
       <w:r>
         <w:t>Модификация компонентов ПО</w:t>
       </w:r>
+      <w:bookmarkEnd w:id="17"/>
       <w:bookmarkEnd w:id="18"/>
-      <w:bookmarkEnd w:id="19"/>
-    </w:p>
-    <w:p>
-      <w:pPr>
-        <w:pStyle w:val="a3"/>
+    </w:p>
+    <w:p>
+      <w:pPr>
+        <w:pStyle w:val="a2"/>
       </w:pPr>
       <w:r>
         <w:t>Дизайн интерфейса системы полностью адаптирован под</w:t>
@@ -4443,7 +4456,22 @@
         <w:t>основывается</w:t>
       </w:r>
       <w:r>
-        <w:t xml:space="preserve"> на конфигурационном файле Dockerfile, описывающем сборку автономного контейнера. При генерации образа </w:t>
+        <w:t xml:space="preserve"> на конфигурационном файле Dockerfile</w:t>
+      </w:r>
+      <w:r>
+        <w:t xml:space="preserve"> [</w:t>
+      </w:r>
+      <w:r>
+        <w:rPr>
+          <w:lang w:val="en-US"/>
+        </w:rPr>
+        <w:t>5</w:t>
+      </w:r>
+      <w:r>
+        <w:t>]</w:t>
+      </w:r>
+      <w:r>
+        <w:t xml:space="preserve">, описывающем сборку автономного контейнера. При генерации образа </w:t>
       </w:r>
       <w:r>
         <w:t>применяют многоэтапную сборку</w:t>
@@ -4466,7 +4494,7 @@
     </w:p>
     <w:p>
       <w:pPr>
-        <w:pStyle w:val="a3"/>
+        <w:pStyle w:val="a2"/>
       </w:pPr>
       <w:r>
         <w:t>Содержимое файла Dockerfile представлено листингом 3.</w:t>
@@ -4474,13 +4502,13 @@
     </w:p>
     <w:p>
       <w:pPr>
-        <w:pStyle w:val="a3"/>
+        <w:pStyle w:val="a2"/>
         <w:ind w:firstLine="0"/>
       </w:pPr>
     </w:p>
     <w:p>
       <w:pPr>
-        <w:pStyle w:val="a3"/>
+        <w:pStyle w:val="a2"/>
         <w:ind w:firstLine="0"/>
       </w:pPr>
       <w:r>
@@ -4489,7 +4517,7 @@
     </w:p>
     <w:p>
       <w:pPr>
-        <w:pStyle w:val="aff0"/>
+        <w:pStyle w:val="ac"/>
       </w:pPr>
       <w:r>
         <w:rPr>
@@ -4563,7 +4591,7 @@
     </w:p>
     <w:p>
       <w:pPr>
-        <w:pStyle w:val="aff0"/>
+        <w:pStyle w:val="ac"/>
         <w:rPr>
           <w:lang w:val="en-US"/>
         </w:rPr>
@@ -4577,15 +4605,15 @@
     </w:p>
     <w:p>
       <w:pPr>
-        <w:pStyle w:val="aff0"/>
-        <w:rPr>
-          <w:lang w:val="en-US"/>
-        </w:rPr>
-      </w:pPr>
-    </w:p>
-    <w:p>
-      <w:pPr>
-        <w:pStyle w:val="aff0"/>
+        <w:pStyle w:val="ac"/>
+        <w:rPr>
+          <w:lang w:val="en-US"/>
+        </w:rPr>
+      </w:pPr>
+    </w:p>
+    <w:p>
+      <w:pPr>
+        <w:pStyle w:val="ac"/>
         <w:rPr>
           <w:lang w:val="en-US"/>
         </w:rPr>
@@ -4600,7 +4628,7 @@
     </w:p>
     <w:p>
       <w:pPr>
-        <w:pStyle w:val="aff0"/>
+        <w:pStyle w:val="ac"/>
         <w:rPr>
           <w:lang w:val="en-US"/>
         </w:rPr>
@@ -4614,15 +4642,15 @@
     </w:p>
     <w:p>
       <w:pPr>
-        <w:pStyle w:val="aff0"/>
-        <w:rPr>
-          <w:lang w:val="en-US"/>
-        </w:rPr>
-      </w:pPr>
-    </w:p>
-    <w:p>
-      <w:pPr>
-        <w:pStyle w:val="aff0"/>
+        <w:pStyle w:val="ac"/>
+        <w:rPr>
+          <w:lang w:val="en-US"/>
+        </w:rPr>
+      </w:pPr>
+    </w:p>
+    <w:p>
+      <w:pPr>
+        <w:pStyle w:val="ac"/>
         <w:rPr>
           <w:lang w:val="en-US"/>
         </w:rPr>
@@ -4636,7 +4664,7 @@
     </w:p>
     <w:p>
       <w:pPr>
-        <w:pStyle w:val="aff0"/>
+        <w:pStyle w:val="ac"/>
         <w:rPr>
           <w:lang w:val="en-US"/>
         </w:rPr>
@@ -4650,15 +4678,15 @@
     </w:p>
     <w:p>
       <w:pPr>
-        <w:pStyle w:val="aff0"/>
-        <w:rPr>
-          <w:lang w:val="en-US"/>
-        </w:rPr>
-      </w:pPr>
-    </w:p>
-    <w:p>
-      <w:pPr>
-        <w:pStyle w:val="aff0"/>
+        <w:pStyle w:val="ac"/>
+        <w:rPr>
+          <w:lang w:val="en-US"/>
+        </w:rPr>
+      </w:pPr>
+    </w:p>
+    <w:p>
+      <w:pPr>
+        <w:pStyle w:val="ac"/>
         <w:rPr>
           <w:lang w:val="en-US"/>
         </w:rPr>
@@ -4672,7 +4700,7 @@
     </w:p>
     <w:p>
       <w:pPr>
-        <w:pStyle w:val="aff0"/>
+        <w:pStyle w:val="ac"/>
         <w:rPr>
           <w:lang w:val="en-US"/>
         </w:rPr>
@@ -4686,15 +4714,15 @@
     </w:p>
     <w:p>
       <w:pPr>
-        <w:pStyle w:val="aff0"/>
-        <w:rPr>
-          <w:lang w:val="en-US"/>
-        </w:rPr>
-      </w:pPr>
-    </w:p>
-    <w:p>
-      <w:pPr>
-        <w:pStyle w:val="aff0"/>
+        <w:pStyle w:val="ac"/>
+        <w:rPr>
+          <w:lang w:val="en-US"/>
+        </w:rPr>
+      </w:pPr>
+    </w:p>
+    <w:p>
+      <w:pPr>
+        <w:pStyle w:val="ac"/>
         <w:rPr>
           <w:lang w:val="en-US"/>
         </w:rPr>
@@ -4708,7 +4736,7 @@
     </w:p>
     <w:p>
       <w:pPr>
-        <w:pStyle w:val="aff0"/>
+        <w:pStyle w:val="ac"/>
         <w:rPr>
           <w:lang w:val="en-US"/>
         </w:rPr>
@@ -4722,7 +4750,7 @@
     </w:p>
     <w:p>
       <w:pPr>
-        <w:pStyle w:val="aff0"/>
+        <w:pStyle w:val="ac"/>
         <w:rPr>
           <w:lang w:val="en-US"/>
         </w:rPr>
@@ -4736,7 +4764,7 @@
     </w:p>
     <w:p>
       <w:pPr>
-        <w:pStyle w:val="aff0"/>
+        <w:pStyle w:val="ac"/>
       </w:pPr>
       <w:r>
         <w:rPr>
@@ -4777,7 +4805,7 @@
     </w:p>
     <w:p>
       <w:pPr>
-        <w:pStyle w:val="a3"/>
+        <w:pStyle w:val="a2"/>
       </w:pPr>
       <w:r>
         <w:t xml:space="preserve">Внешний вид страницы </w:t>
@@ -4786,17 +4814,29 @@
         <w:t>туров</w:t>
       </w:r>
       <w:r>
-        <w:t xml:space="preserve"> до модификации и после представлен на рисунках 1 и 2 соответственно.</w:t>
-      </w:r>
-    </w:p>
-    <w:p>
-      <w:pPr>
-        <w:pStyle w:val="a3"/>
-      </w:pPr>
-    </w:p>
-    <w:p>
-      <w:pPr>
-        <w:pStyle w:val="a3"/>
+        <w:t xml:space="preserve"> </w:t>
+      </w:r>
+      <w:r>
+        <w:t>до модификации</w:t>
+      </w:r>
+      <w:r>
+        <w:t xml:space="preserve"> </w:t>
+      </w:r>
+      <w:r>
+        <w:t>[4]</w:t>
+      </w:r>
+      <w:r>
+        <w:t xml:space="preserve"> и после представлен на рисунках 1 и 2 соответственно.</w:t>
+      </w:r>
+    </w:p>
+    <w:p>
+      <w:pPr>
+        <w:pStyle w:val="a2"/>
+      </w:pPr>
+    </w:p>
+    <w:p>
+      <w:pPr>
+        <w:pStyle w:val="a2"/>
         <w:ind w:firstLine="0"/>
         <w:jc w:val="center"/>
       </w:pPr>
@@ -4806,7 +4846,7 @@
           <w:lang w:eastAsia="ru-RU"/>
         </w:rPr>
         <w:drawing>
-          <wp:inline distT="0" distB="0" distL="0" distR="0" wp14:anchorId="11AD4213" wp14:editId="0E1809A1">
+          <wp:inline distT="0" distB="0" distL="0" distR="0" wp14:anchorId="11AD4213" wp14:editId="4D048F37">
             <wp:extent cx="5429250" cy="1835810"/>
             <wp:effectExtent l="19050" t="19050" r="19050" b="12065"/>
             <wp:docPr id="368851741" name="Picture 4"/>
@@ -4859,12 +4899,12 @@
     </w:p>
     <w:p>
       <w:pPr>
-        <w:pStyle w:val="a3"/>
-      </w:pPr>
-    </w:p>
-    <w:p>
-      <w:pPr>
-        <w:pStyle w:val="a3"/>
+        <w:pStyle w:val="a2"/>
+      </w:pPr>
+    </w:p>
+    <w:p>
+      <w:pPr>
+        <w:pStyle w:val="a2"/>
         <w:jc w:val="center"/>
       </w:pPr>
       <w:r>
@@ -4879,12 +4919,12 @@
     </w:p>
     <w:p>
       <w:pPr>
-        <w:pStyle w:val="a3"/>
-      </w:pPr>
-    </w:p>
-    <w:p>
-      <w:pPr>
-        <w:pStyle w:val="a3"/>
+        <w:pStyle w:val="a2"/>
+      </w:pPr>
+    </w:p>
+    <w:p>
+      <w:pPr>
+        <w:pStyle w:val="a2"/>
         <w:jc w:val="center"/>
       </w:pPr>
       <w:r>
@@ -4945,12 +4985,12 @@
     </w:p>
     <w:p>
       <w:pPr>
-        <w:pStyle w:val="a3"/>
-      </w:pPr>
-    </w:p>
-    <w:p>
-      <w:pPr>
-        <w:pStyle w:val="a3"/>
+        <w:pStyle w:val="a2"/>
+      </w:pPr>
+    </w:p>
+    <w:p>
+      <w:pPr>
+        <w:pStyle w:val="a2"/>
         <w:jc w:val="center"/>
       </w:pPr>
       <w:r>
@@ -4968,20 +5008,20 @@
     </w:p>
     <w:p>
       <w:pPr>
-        <w:pStyle w:val="2"/>
-      </w:pPr>
-      <w:bookmarkStart w:id="20" w:name="_Toc223114666"/>
-      <w:bookmarkStart w:id="21" w:name="_Toc224499330"/>
+        <w:pStyle w:val="Heading2"/>
+      </w:pPr>
+      <w:bookmarkStart w:id="19" w:name="_Toc223114666"/>
+      <w:bookmarkStart w:id="20" w:name="_Toc224499330"/>
       <w:r>
         <w:lastRenderedPageBreak/>
         <w:t>Обеспечение защиты ПО и данных</w:t>
       </w:r>
+      <w:bookmarkEnd w:id="19"/>
       <w:bookmarkEnd w:id="20"/>
-      <w:bookmarkEnd w:id="21"/>
-    </w:p>
-    <w:p>
-      <w:pPr>
-        <w:pStyle w:val="a3"/>
+    </w:p>
+    <w:p>
+      <w:pPr>
+        <w:pStyle w:val="a2"/>
       </w:pPr>
       <w:r>
         <w:t>Для обеспечения безопасности ИС выполнена настройка брандмауэра сервера и внедрена JWT-аутентификация пользователей. Для защиты загружаемых файлов, содержащих информацию о товарах, применяют автоматическое переименование</w:t>
@@ -4995,7 +5035,7 @@
     </w:p>
     <w:p>
       <w:pPr>
-        <w:pStyle w:val="a3"/>
+        <w:pStyle w:val="a2"/>
       </w:pPr>
       <w:r>
         <w:t xml:space="preserve">Метод аутентификации с помощью </w:t>
@@ -5021,12 +5061,12 @@
     </w:p>
     <w:p>
       <w:pPr>
-        <w:pStyle w:val="a3"/>
-      </w:pPr>
-    </w:p>
-    <w:p>
-      <w:pPr>
-        <w:pStyle w:val="a3"/>
+        <w:pStyle w:val="a2"/>
+      </w:pPr>
+    </w:p>
+    <w:p>
+      <w:pPr>
+        <w:pStyle w:val="a2"/>
         <w:ind w:firstLine="0"/>
       </w:pPr>
       <w:r>
@@ -5041,7 +5081,7 @@
     </w:p>
     <w:p>
       <w:pPr>
-        <w:pStyle w:val="aff0"/>
+        <w:pStyle w:val="ac"/>
         <w:rPr>
           <w:lang w:val="en-US"/>
         </w:rPr>
@@ -5055,7 +5095,7 @@
     </w:p>
     <w:p>
       <w:pPr>
-        <w:pStyle w:val="aff0"/>
+        <w:pStyle w:val="ac"/>
         <w:rPr>
           <w:lang w:val="en-US"/>
         </w:rPr>
@@ -5069,7 +5109,7 @@
     </w:p>
     <w:p>
       <w:pPr>
-        <w:pStyle w:val="aff0"/>
+        <w:pStyle w:val="ac"/>
         <w:rPr>
           <w:lang w:val="en-US"/>
         </w:rPr>
@@ -5083,15 +5123,15 @@
     </w:p>
     <w:p>
       <w:pPr>
-        <w:pStyle w:val="aff0"/>
-        <w:rPr>
-          <w:lang w:val="en-US"/>
-        </w:rPr>
-      </w:pPr>
-    </w:p>
-    <w:p>
-      <w:pPr>
-        <w:pStyle w:val="aff0"/>
+        <w:pStyle w:val="ac"/>
+        <w:rPr>
+          <w:lang w:val="en-US"/>
+        </w:rPr>
+      </w:pPr>
+    </w:p>
+    <w:p>
+      <w:pPr>
+        <w:pStyle w:val="ac"/>
         <w:rPr>
           <w:lang w:val="en-US"/>
         </w:rPr>
@@ -5105,7 +5145,7 @@
     </w:p>
     <w:p>
       <w:pPr>
-        <w:pStyle w:val="aff0"/>
+        <w:pStyle w:val="ac"/>
         <w:rPr>
           <w:lang w:val="en-US"/>
         </w:rPr>
@@ -5119,15 +5159,15 @@
     </w:p>
     <w:p>
       <w:pPr>
-        <w:pStyle w:val="aff0"/>
-        <w:rPr>
-          <w:lang w:val="en-US"/>
-        </w:rPr>
-      </w:pPr>
-    </w:p>
-    <w:p>
-      <w:pPr>
-        <w:pStyle w:val="aff0"/>
+        <w:pStyle w:val="ac"/>
+        <w:rPr>
+          <w:lang w:val="en-US"/>
+        </w:rPr>
+      </w:pPr>
+    </w:p>
+    <w:p>
+      <w:pPr>
+        <w:pStyle w:val="ac"/>
         <w:rPr>
           <w:lang w:val="en-US"/>
         </w:rPr>
@@ -5141,15 +5181,15 @@
     </w:p>
     <w:p>
       <w:pPr>
-        <w:pStyle w:val="aff0"/>
-        <w:rPr>
-          <w:lang w:val="en-US"/>
-        </w:rPr>
-      </w:pPr>
-    </w:p>
-    <w:p>
-      <w:pPr>
-        <w:pStyle w:val="aff0"/>
+        <w:pStyle w:val="ac"/>
+        <w:rPr>
+          <w:lang w:val="en-US"/>
+        </w:rPr>
+      </w:pPr>
+    </w:p>
+    <w:p>
+      <w:pPr>
+        <w:pStyle w:val="ac"/>
         <w:rPr>
           <w:lang w:val="en-US"/>
         </w:rPr>
@@ -5163,7 +5203,7 @@
     </w:p>
     <w:p>
       <w:pPr>
-        <w:pStyle w:val="aff0"/>
+        <w:pStyle w:val="ac"/>
         <w:rPr>
           <w:lang w:val="en-US"/>
         </w:rPr>
@@ -5177,7 +5217,7 @@
     </w:p>
     <w:p>
       <w:pPr>
-        <w:pStyle w:val="aff0"/>
+        <w:pStyle w:val="ac"/>
         <w:rPr>
           <w:lang w:val="en-US"/>
         </w:rPr>
@@ -5191,7 +5231,7 @@
     </w:p>
     <w:p>
       <w:pPr>
-        <w:pStyle w:val="aff0"/>
+        <w:pStyle w:val="ac"/>
         <w:rPr>
           <w:lang w:val="en-US"/>
         </w:rPr>
@@ -5205,10 +5245,7 @@
     </w:p>
     <w:p>
       <w:pPr>
-        <w:pStyle w:val="aff0"/>
-        <w:rPr>
-          <w:lang w:val="en-US"/>
-        </w:rPr>
+        <w:pStyle w:val="ac"/>
       </w:pPr>
       <w:r>
         <w:rPr>
@@ -5217,9 +5254,6 @@
         <w:t xml:space="preserve">        IdUser</w:t>
       </w:r>
       <w:r>
-        <w:rPr>
-          <w:lang w:val="en-US"/>
-        </w:rPr>
         <w:t xml:space="preserve"> = </w:t>
       </w:r>
       <w:r>
@@ -5229,9 +5263,6 @@
         <w:t>user</w:t>
       </w:r>
       <w:r>
-        <w:rPr>
-          <w:lang w:val="en-US"/>
-        </w:rPr>
         <w:t>.</w:t>
       </w:r>
       <w:r>
@@ -5243,12 +5274,9 @@
     </w:p>
     <w:p>
       <w:pPr>
-        <w:pStyle w:val="aff0"/>
-      </w:pPr>
-      <w:r>
-        <w:rPr>
-          <w:lang w:val="en-US"/>
-        </w:rPr>
+        <w:pStyle w:val="ac"/>
+      </w:pPr>
+      <w:r>
         <w:t xml:space="preserve">    </w:t>
       </w:r>
       <w:r>
@@ -5257,7 +5285,7 @@
     </w:p>
     <w:p>
       <w:pPr>
-        <w:pStyle w:val="aff0"/>
+        <w:pStyle w:val="ac"/>
       </w:pPr>
       <w:r>
         <w:t>}</w:t>
@@ -5265,28 +5293,28 @@
     </w:p>
     <w:p>
       <w:pPr>
-        <w:pStyle w:val="aff0"/>
-      </w:pPr>
-    </w:p>
-    <w:p>
-      <w:pPr>
-        <w:pStyle w:val="10"/>
+        <w:pStyle w:val="ac"/>
+      </w:pPr>
+    </w:p>
+    <w:p>
+      <w:pPr>
+        <w:pStyle w:val="Heading1"/>
         <w:numPr>
           <w:ilvl w:val="0"/>
           <w:numId w:val="0"/>
         </w:numPr>
         <w:jc w:val="center"/>
       </w:pPr>
-      <w:bookmarkStart w:id="22" w:name="_Toc224499331"/>
+      <w:bookmarkStart w:id="21" w:name="_Toc224499331"/>
       <w:r>
         <w:lastRenderedPageBreak/>
         <w:t>ЗАКЛЮЧЕНИЕ</w:t>
       </w:r>
-      <w:bookmarkEnd w:id="22"/>
-    </w:p>
-    <w:p>
-      <w:pPr>
-        <w:pStyle w:val="a3"/>
+      <w:bookmarkEnd w:id="21"/>
+    </w:p>
+    <w:p>
+      <w:pPr>
+        <w:pStyle w:val="a2"/>
       </w:pPr>
       <w:r>
         <w:t xml:space="preserve">Для прохождения практики </w:t>
@@ -5306,7 +5334,7 @@
     </w:p>
     <w:p>
       <w:pPr>
-        <w:pStyle w:val="a3"/>
+        <w:pStyle w:val="a2"/>
       </w:pPr>
       <w:r>
         <w:t>Цели производственной практики достигнуты:</w:t>
@@ -5385,7 +5413,7 @@
     </w:p>
     <w:p>
       <w:pPr>
-        <w:pStyle w:val="a3"/>
+        <w:pStyle w:val="a2"/>
       </w:pPr>
       <w:r>
         <w:t>Выполнены следующие задачи:</w:t>
@@ -5499,19 +5527,19 @@
     </w:p>
     <w:p>
       <w:pPr>
-        <w:pStyle w:val="10"/>
+        <w:pStyle w:val="Heading1"/>
         <w:numPr>
           <w:ilvl w:val="0"/>
           <w:numId w:val="0"/>
         </w:numPr>
         <w:jc w:val="center"/>
       </w:pPr>
-      <w:bookmarkStart w:id="23" w:name="_Toc224499332"/>
+      <w:bookmarkStart w:id="22" w:name="_Toc224499332"/>
       <w:r>
         <w:lastRenderedPageBreak/>
         <w:t>СПИСОК ИСПОЛЬЗОВАННЫХ ИСТОЧНИКОВ</w:t>
       </w:r>
-      <w:bookmarkEnd w:id="23"/>
+      <w:bookmarkEnd w:id="22"/>
     </w:p>
     <w:p>
       <w:pPr>
@@ -5609,9 +5637,10 @@
       <w:hyperlink r:id="rId10" w:history="1">
         <w:r>
           <w:rPr>
-            <w:rStyle w:val="af7"/>
+            <w:rStyle w:val="Hyperlink"/>
             <w:color w:val="000000" w:themeColor="text1"/>
             <w:szCs w:val="28"/>
+            <w:u w:val="none"/>
           </w:rPr>
           <w:t>https://ibooks.ru/bookshelf/386796/reading</w:t>
         </w:r>
@@ -5669,9 +5698,10 @@
       <w:hyperlink r:id="rId11" w:history="1">
         <w:r>
           <w:rPr>
-            <w:rStyle w:val="af7"/>
+            <w:rStyle w:val="Hyperlink"/>
             <w:color w:val="000000" w:themeColor="text1"/>
             <w:szCs w:val="28"/>
+            <w:u w:val="none"/>
           </w:rPr>
           <w:t>https://znanium.ru/catalog/product/2083407</w:t>
         </w:r>
@@ -5703,7 +5733,7 @@
     </w:p>
     <w:p>
       <w:pPr>
-        <w:pStyle w:val="a3"/>
+        <w:pStyle w:val="a2"/>
       </w:pPr>
     </w:p>
     <w:sectPr>
@@ -5720,7 +5750,7 @@
 </file>
 
 <file path=word/endnotes.xml><?xml version="1.0" encoding="utf-8"?>
-<w:endnotes xmlns:wpc="http://schemas.microsoft.com/office/word/2010/wordprocessingCanvas" xmlns:cx="http://schemas.microsoft.com/office/drawing/2014/chartex" xmlns:mc="http://schemas.openxmlformats.org/markup-compatibility/2006" xmlns:o="urn:schemas-microsoft-com:office:office" xmlns:r="http://schemas.openxmlformats.org/officeDocument/2006/relationships" xmlns:m="http://schemas.openxmlformats.org/officeDocument/2006/math" xmlns:v="urn:schemas-microsoft-com:vml" xmlns:wp14="http://schemas.microsoft.com/office/word/2010/wordprocessingDrawing" xmlns:wp="http://schemas.openxmlformats.org/drawingml/2006/wordprocessingDrawing" xmlns:w10="urn:schemas-microsoft-com:office:word" xmlns:w="http://schemas.openxmlformats.org/wordprocessingml/2006/main" xmlns:w14="http://schemas.microsoft.com/office/word/2010/wordml" xmlns:w15="http://schemas.microsoft.com/office/word/2012/wordml" xmlns:w16se="http://schemas.microsoft.com/office/word/2015/wordml/symex" xmlns:wpg="http://schemas.microsoft.com/office/word/2010/wordprocessingGroup" xmlns:wpi="http://schemas.microsoft.com/office/word/2010/wordprocessingInk" xmlns:wne="http://schemas.microsoft.com/office/word/2006/wordml" xmlns:wps="http://schemas.microsoft.com/office/word/2010/wordprocessingShape" mc:Ignorable="w14 w15 w16se wp14">
+<w:endnotes xmlns:wpc="http://schemas.microsoft.com/office/word/2010/wordprocessingCanvas" xmlns:cx="http://schemas.microsoft.com/office/drawing/2014/chartex" xmlns:cx1="http://schemas.microsoft.com/office/drawing/2015/9/8/chartex" xmlns:cx2="http://schemas.microsoft.com/office/drawing/2015/10/21/chartex" xmlns:cx3="http://schemas.microsoft.com/office/drawing/2016/5/9/chartex" xmlns:cx4="http://schemas.microsoft.com/office/drawing/2016/5/10/chartex" xmlns:cx5="http://schemas.microsoft.com/office/drawing/2016/5/11/chartex" xmlns:cx6="http://schemas.microsoft.com/office/drawing/2016/5/12/chartex" xmlns:cx7="http://schemas.microsoft.com/office/drawing/2016/5/13/chartex" xmlns:cx8="http://schemas.microsoft.com/office/drawing/2016/5/14/chartex" xmlns:mc="http://schemas.openxmlformats.org/markup-compatibility/2006" xmlns:aink="http://schemas.microsoft.com/office/drawing/2016/ink" xmlns:am3d="http://schemas.microsoft.com/office/drawing/2017/model3d" xmlns:o="urn:schemas-microsoft-com:office:office" xmlns:oel="http://schemas.microsoft.com/office/2019/extlst" xmlns:r="http://schemas.openxmlformats.org/officeDocument/2006/relationships" xmlns:m="http://schemas.openxmlformats.org/officeDocument/2006/math" xmlns:v="urn:schemas-microsoft-com:vml" xmlns:wp14="http://schemas.microsoft.com/office/word/2010/wordprocessingDrawing" xmlns:wp="http://schemas.openxmlformats.org/drawingml/2006/wordprocessingDrawing" xmlns:w10="urn:schemas-microsoft-com:office:word" xmlns:w="http://schemas.openxmlformats.org/wordprocessingml/2006/main" xmlns:w14="http://schemas.microsoft.com/office/word/2010/wordml" xmlns:w15="http://schemas.microsoft.com/office/word/2012/wordml" xmlns:w16cex="http://schemas.microsoft.com/office/word/2018/wordml/cex" xmlns:w16cid="http://schemas.microsoft.com/office/word/2016/wordml/cid" xmlns:w16="http://schemas.microsoft.com/office/word/2018/wordml" xmlns:w16du="http://schemas.microsoft.com/office/word/2023/wordml/word16du" xmlns:w16sdtdh="http://schemas.microsoft.com/office/word/2020/wordml/sdtdatahash" xmlns:w16sdtfl="http://schemas.microsoft.com/office/word/2024/wordml/sdtformatlock" xmlns:w16se="http://schemas.microsoft.com/office/word/2015/wordml/symex" xmlns:wpg="http://schemas.microsoft.com/office/word/2010/wordprocessingGroup" xmlns:wpi="http://schemas.microsoft.com/office/word/2010/wordprocessingInk" xmlns:wne="http://schemas.microsoft.com/office/word/2006/wordml" xmlns:wps="http://schemas.microsoft.com/office/word/2010/wordprocessingShape" mc:Ignorable="w14 w15 w16se w16cid w16 w16cex w16sdtdh w16sdtfl w16du wp14">
   <w:endnote w:type="separator" w:id="-1">
     <w:p>
       <w:r>
@@ -5739,7 +5769,7 @@
 </file>
 
 <file path=word/footer1.xml><?xml version="1.0" encoding="utf-8"?>
-<w:ftr xmlns:wpc="http://schemas.microsoft.com/office/word/2010/wordprocessingCanvas" xmlns:cx="http://schemas.microsoft.com/office/drawing/2014/chartex" xmlns:mc="http://schemas.openxmlformats.org/markup-compatibility/2006" xmlns:o="urn:schemas-microsoft-com:office:office" xmlns:r="http://schemas.openxmlformats.org/officeDocument/2006/relationships" xmlns:m="http://schemas.openxmlformats.org/officeDocument/2006/math" xmlns:v="urn:schemas-microsoft-com:vml" xmlns:wp14="http://schemas.microsoft.com/office/word/2010/wordprocessingDrawing" xmlns:wp="http://schemas.openxmlformats.org/drawingml/2006/wordprocessingDrawing" xmlns:w10="urn:schemas-microsoft-com:office:word" xmlns:w="http://schemas.openxmlformats.org/wordprocessingml/2006/main" xmlns:w14="http://schemas.microsoft.com/office/word/2010/wordml" xmlns:w15="http://schemas.microsoft.com/office/word/2012/wordml" xmlns:w16se="http://schemas.microsoft.com/office/word/2015/wordml/symex" xmlns:wpg="http://schemas.microsoft.com/office/word/2010/wordprocessingGroup" xmlns:wpi="http://schemas.microsoft.com/office/word/2010/wordprocessingInk" xmlns:wne="http://schemas.microsoft.com/office/word/2006/wordml" xmlns:wps="http://schemas.microsoft.com/office/word/2010/wordprocessingShape" mc:Ignorable="w14 w15 w16se wp14">
+<w:ftr xmlns:wpc="http://schemas.microsoft.com/office/word/2010/wordprocessingCanvas" xmlns:cx="http://schemas.microsoft.com/office/drawing/2014/chartex" xmlns:cx1="http://schemas.microsoft.com/office/drawing/2015/9/8/chartex" xmlns:cx2="http://schemas.microsoft.com/office/drawing/2015/10/21/chartex" xmlns:cx3="http://schemas.microsoft.com/office/drawing/2016/5/9/chartex" xmlns:cx4="http://schemas.microsoft.com/office/drawing/2016/5/10/chartex" xmlns:cx5="http://schemas.microsoft.com/office/drawing/2016/5/11/chartex" xmlns:cx6="http://schemas.microsoft.com/office/drawing/2016/5/12/chartex" xmlns:cx7="http://schemas.microsoft.com/office/drawing/2016/5/13/chartex" xmlns:cx8="http://schemas.microsoft.com/office/drawing/2016/5/14/chartex" xmlns:mc="http://schemas.openxmlformats.org/markup-compatibility/2006" xmlns:aink="http://schemas.microsoft.com/office/drawing/2016/ink" xmlns:am3d="http://schemas.microsoft.com/office/drawing/2017/model3d" xmlns:o="urn:schemas-microsoft-com:office:office" xmlns:oel="http://schemas.microsoft.com/office/2019/extlst" xmlns:r="http://schemas.openxmlformats.org/officeDocument/2006/relationships" xmlns:m="http://schemas.openxmlformats.org/officeDocument/2006/math" xmlns:v="urn:schemas-microsoft-com:vml" xmlns:wp14="http://schemas.microsoft.com/office/word/2010/wordprocessingDrawing" xmlns:wp="http://schemas.openxmlformats.org/drawingml/2006/wordprocessingDrawing" xmlns:w10="urn:schemas-microsoft-com:office:word" xmlns:w="http://schemas.openxmlformats.org/wordprocessingml/2006/main" xmlns:w14="http://schemas.microsoft.com/office/word/2010/wordml" xmlns:w15="http://schemas.microsoft.com/office/word/2012/wordml" xmlns:w16cex="http://schemas.microsoft.com/office/word/2018/wordml/cex" xmlns:w16cid="http://schemas.microsoft.com/office/word/2016/wordml/cid" xmlns:w16="http://schemas.microsoft.com/office/word/2018/wordml" xmlns:w16du="http://schemas.microsoft.com/office/word/2023/wordml/word16du" xmlns:w16sdtdh="http://schemas.microsoft.com/office/word/2020/wordml/sdtdatahash" xmlns:w16sdtfl="http://schemas.microsoft.com/office/word/2024/wordml/sdtformatlock" xmlns:w16se="http://schemas.microsoft.com/office/word/2015/wordml/symex" xmlns:wpg="http://schemas.microsoft.com/office/word/2010/wordprocessingGroup" xmlns:wpi="http://schemas.microsoft.com/office/word/2010/wordprocessingInk" xmlns:wne="http://schemas.microsoft.com/office/word/2006/wordml" xmlns:wps="http://schemas.microsoft.com/office/word/2010/wordprocessingShape" mc:Ignorable="w14 w15 w16se w16cid w16 w16cex w16sdtdh w16sdtfl w16du wp14">
   <w:sdt>
     <w:sdtPr>
       <w:id w:val="1643229897"/>
@@ -5748,11 +5778,10 @@
         <w:docPartUnique/>
       </w:docPartObj>
     </w:sdtPr>
-    <w:sdtEndPr/>
     <w:sdtContent>
       <w:p>
         <w:pPr>
-          <w:pStyle w:val="af4"/>
+          <w:pStyle w:val="Footer"/>
           <w:jc w:val="center"/>
         </w:pPr>
         <w:r>
@@ -5780,7 +5809,7 @@
 </file>
 
 <file path=word/footnotes.xml><?xml version="1.0" encoding="utf-8"?>
-<w:footnotes xmlns:wpc="http://schemas.microsoft.com/office/word/2010/wordprocessingCanvas" xmlns:cx="http://schemas.microsoft.com/office/drawing/2014/chartex" xmlns:mc="http://schemas.openxmlformats.org/markup-compatibility/2006" xmlns:o="urn:schemas-microsoft-com:office:office" xmlns:r="http://schemas.openxmlformats.org/officeDocument/2006/relationships" xmlns:m="http://schemas.openxmlformats.org/officeDocument/2006/math" xmlns:v="urn:schemas-microsoft-com:vml" xmlns:wp14="http://schemas.microsoft.com/office/word/2010/wordprocessingDrawing" xmlns:wp="http://schemas.openxmlformats.org/drawingml/2006/wordprocessingDrawing" xmlns:w10="urn:schemas-microsoft-com:office:word" xmlns:w="http://schemas.openxmlformats.org/wordprocessingml/2006/main" xmlns:w14="http://schemas.microsoft.com/office/word/2010/wordml" xmlns:w15="http://schemas.microsoft.com/office/word/2012/wordml" xmlns:w16se="http://schemas.microsoft.com/office/word/2015/wordml/symex" xmlns:wpg="http://schemas.microsoft.com/office/word/2010/wordprocessingGroup" xmlns:wpi="http://schemas.microsoft.com/office/word/2010/wordprocessingInk" xmlns:wne="http://schemas.microsoft.com/office/word/2006/wordml" xmlns:wps="http://schemas.microsoft.com/office/word/2010/wordprocessingShape" mc:Ignorable="w14 w15 w16se wp14">
+<w:footnotes xmlns:wpc="http://schemas.microsoft.com/office/word/2010/wordprocessingCanvas" xmlns:cx="http://schemas.microsoft.com/office/drawing/2014/chartex" xmlns:cx1="http://schemas.microsoft.com/office/drawing/2015/9/8/chartex" xmlns:cx2="http://schemas.microsoft.com/office/drawing/2015/10/21/chartex" xmlns:cx3="http://schemas.microsoft.com/office/drawing/2016/5/9/chartex" xmlns:cx4="http://schemas.microsoft.com/office/drawing/2016/5/10/chartex" xmlns:cx5="http://schemas.microsoft.com/office/drawing/2016/5/11/chartex" xmlns:cx6="http://schemas.microsoft.com/office/drawing/2016/5/12/chartex" xmlns:cx7="http://schemas.microsoft.com/office/drawing/2016/5/13/chartex" xmlns:cx8="http://schemas.microsoft.com/office/drawing/2016/5/14/chartex" xmlns:mc="http://schemas.openxmlformats.org/markup-compatibility/2006" xmlns:aink="http://schemas.microsoft.com/office/drawing/2016/ink" xmlns:am3d="http://schemas.microsoft.com/office/drawing/2017/model3d" xmlns:o="urn:schemas-microsoft-com:office:office" xmlns:oel="http://schemas.microsoft.com/office/2019/extlst" xmlns:r="http://schemas.openxmlformats.org/officeDocument/2006/relationships" xmlns:m="http://schemas.openxmlformats.org/officeDocument/2006/math" xmlns:v="urn:schemas-microsoft-com:vml" xmlns:wp14="http://schemas.microsoft.com/office/word/2010/wordprocessingDrawing" xmlns:wp="http://schemas.openxmlformats.org/drawingml/2006/wordprocessingDrawing" xmlns:w10="urn:schemas-microsoft-com:office:word" xmlns:w="http://schemas.openxmlformats.org/wordprocessingml/2006/main" xmlns:w14="http://schemas.microsoft.com/office/word/2010/wordml" xmlns:w15="http://schemas.microsoft.com/office/word/2012/wordml" xmlns:w16cex="http://schemas.microsoft.com/office/word/2018/wordml/cex" xmlns:w16cid="http://schemas.microsoft.com/office/word/2016/wordml/cid" xmlns:w16="http://schemas.microsoft.com/office/word/2018/wordml" xmlns:w16du="http://schemas.microsoft.com/office/word/2023/wordml/word16du" xmlns:w16sdtdh="http://schemas.microsoft.com/office/word/2020/wordml/sdtdatahash" xmlns:w16sdtfl="http://schemas.microsoft.com/office/word/2024/wordml/sdtformatlock" xmlns:w16se="http://schemas.microsoft.com/office/word/2015/wordml/symex" xmlns:wpg="http://schemas.microsoft.com/office/word/2010/wordprocessingGroup" xmlns:wpi="http://schemas.microsoft.com/office/word/2010/wordprocessingInk" xmlns:wne="http://schemas.microsoft.com/office/word/2006/wordml" xmlns:wps="http://schemas.microsoft.com/office/word/2010/wordprocessingShape" mc:Ignorable="w14 w15 w16se w16cid w16 w16cex w16sdtdh w16sdtfl w16du wp14">
   <w:footnote w:type="separator" w:id="-1">
     <w:p>
       <w:r>
@@ -5799,7 +5828,7 @@
 </file>
 
 <file path=word/numbering.xml><?xml version="1.0" encoding="utf-8"?>
-<w:numbering xmlns:wpc="http://schemas.microsoft.com/office/word/2010/wordprocessingCanvas" xmlns:cx="http://schemas.microsoft.com/office/drawing/2014/chartex" xmlns:mc="http://schemas.openxmlformats.org/markup-compatibility/2006" xmlns:o="urn:schemas-microsoft-com:office:office" xmlns:r="http://schemas.openxmlformats.org/officeDocument/2006/relationships" xmlns:m="http://schemas.openxmlformats.org/officeDocument/2006/math" xmlns:v="urn:schemas-microsoft-com:vml" xmlns:wp14="http://schemas.microsoft.com/office/word/2010/wordprocessingDrawing" xmlns:wp="http://schemas.openxmlformats.org/drawingml/2006/wordprocessingDrawing" xmlns:w10="urn:schemas-microsoft-com:office:word" xmlns:w="http://schemas.openxmlformats.org/wordprocessingml/2006/main" xmlns:w14="http://schemas.microsoft.com/office/word/2010/wordml" xmlns:w15="http://schemas.microsoft.com/office/word/2012/wordml" xmlns:w16se="http://schemas.microsoft.com/office/word/2015/wordml/symex" xmlns:wpg="http://schemas.microsoft.com/office/word/2010/wordprocessingGroup" xmlns:wpi="http://schemas.microsoft.com/office/word/2010/wordprocessingInk" xmlns:wne="http://schemas.microsoft.com/office/word/2006/wordml" xmlns:wps="http://schemas.microsoft.com/office/word/2010/wordprocessingShape" mc:Ignorable="w14 w15 w16se wp14">
+<w:numbering xmlns:wpc="http://schemas.microsoft.com/office/word/2010/wordprocessingCanvas" xmlns:cx="http://schemas.microsoft.com/office/drawing/2014/chartex" xmlns:cx1="http://schemas.microsoft.com/office/drawing/2015/9/8/chartex" xmlns:cx2="http://schemas.microsoft.com/office/drawing/2015/10/21/chartex" xmlns:cx3="http://schemas.microsoft.com/office/drawing/2016/5/9/chartex" xmlns:cx4="http://schemas.microsoft.com/office/drawing/2016/5/10/chartex" xmlns:cx5="http://schemas.microsoft.com/office/drawing/2016/5/11/chartex" xmlns:cx6="http://schemas.microsoft.com/office/drawing/2016/5/12/chartex" xmlns:cx7="http://schemas.microsoft.com/office/drawing/2016/5/13/chartex" xmlns:cx8="http://schemas.microsoft.com/office/drawing/2016/5/14/chartex" xmlns:mc="http://schemas.openxmlformats.org/markup-compatibility/2006" xmlns:aink="http://schemas.microsoft.com/office/drawing/2016/ink" xmlns:am3d="http://schemas.microsoft.com/office/drawing/2017/model3d" xmlns:o="urn:schemas-microsoft-com:office:office" xmlns:oel="http://schemas.microsoft.com/office/2019/extlst" xmlns:r="http://schemas.openxmlformats.org/officeDocument/2006/relationships" xmlns:m="http://schemas.openxmlformats.org/officeDocument/2006/math" xmlns:v="urn:schemas-microsoft-com:vml" xmlns:wp14="http://schemas.microsoft.com/office/word/2010/wordprocessingDrawing" xmlns:wp="http://schemas.openxmlformats.org/drawingml/2006/wordprocessingDrawing" xmlns:w10="urn:schemas-microsoft-com:office:word" xmlns:w="http://schemas.openxmlformats.org/wordprocessingml/2006/main" xmlns:w14="http://schemas.microsoft.com/office/word/2010/wordml" xmlns:w15="http://schemas.microsoft.com/office/word/2012/wordml" xmlns:w16cex="http://schemas.microsoft.com/office/word/2018/wordml/cex" xmlns:w16cid="http://schemas.microsoft.com/office/word/2016/wordml/cid" xmlns:w16="http://schemas.microsoft.com/office/word/2018/wordml" xmlns:w16du="http://schemas.microsoft.com/office/word/2023/wordml/word16du" xmlns:w16sdtdh="http://schemas.microsoft.com/office/word/2020/wordml/sdtdatahash" xmlns:w16sdtfl="http://schemas.microsoft.com/office/word/2024/wordml/sdtformatlock" xmlns:w16se="http://schemas.microsoft.com/office/word/2015/wordml/symex" xmlns:wpg="http://schemas.microsoft.com/office/word/2010/wordprocessingGroup" xmlns:wpi="http://schemas.microsoft.com/office/word/2010/wordprocessingInk" xmlns:wne="http://schemas.microsoft.com/office/word/2006/wordml" xmlns:wps="http://schemas.microsoft.com/office/word/2010/wordprocessingShape" mc:Ignorable="w14 w15 w16se w16cid w16 w16cex w16sdtdh w16sdtfl w16du wp14">
   <w:abstractNum w:abstractNumId="0" w15:restartNumberingAfterBreak="0">
     <w:nsid w:val="02CB4D21"/>
     <w:multiLevelType w:val="multilevel"/>
@@ -6939,7 +6968,7 @@
     <w:lvl w:ilvl="0">
       <w:start w:val="1"/>
       <w:numFmt w:val="decimal"/>
-      <w:pStyle w:val="10"/>
+      <w:pStyle w:val="Heading1"/>
       <w:suff w:val="space"/>
       <w:lvlText w:val="%1"/>
       <w:lvlJc w:val="left"/>
@@ -6956,7 +6985,7 @@
     <w:lvl w:ilvl="1">
       <w:start w:val="1"/>
       <w:numFmt w:val="decimal"/>
-      <w:pStyle w:val="2"/>
+      <w:pStyle w:val="Heading2"/>
       <w:suff w:val="space"/>
       <w:lvlText w:val="%1.%2"/>
       <w:lvlJc w:val="left"/>
@@ -6972,7 +7001,7 @@
     <w:lvl w:ilvl="2">
       <w:start w:val="1"/>
       <w:numFmt w:val="decimal"/>
-      <w:pStyle w:val="3"/>
+      <w:pStyle w:val="Heading3"/>
       <w:suff w:val="space"/>
       <w:lvlText w:val="%1.%2.%3"/>
       <w:lvlJc w:val="left"/>
@@ -6989,7 +7018,7 @@
     <w:lvl w:ilvl="3">
       <w:start w:val="1"/>
       <w:numFmt w:val="decimal"/>
-      <w:pStyle w:val="4"/>
+      <w:pStyle w:val="Heading4"/>
       <w:suff w:val="space"/>
       <w:lvlText w:val="%1.%2.%3.%4"/>
       <w:lvlJc w:val="left"/>
@@ -7006,7 +7035,7 @@
     <w:lvl w:ilvl="4">
       <w:start w:val="1"/>
       <w:numFmt w:val="decimal"/>
-      <w:pStyle w:val="5"/>
+      <w:pStyle w:val="Heading5"/>
       <w:suff w:val="space"/>
       <w:lvlText w:val="%1.%2.%3.%4.%5"/>
       <w:lvlJc w:val="left"/>
@@ -7023,7 +7052,7 @@
     <w:lvl w:ilvl="5">
       <w:start w:val="1"/>
       <w:numFmt w:val="decimal"/>
-      <w:pStyle w:val="6"/>
+      <w:pStyle w:val="Heading6"/>
       <w:suff w:val="space"/>
       <w:lvlText w:val="%1.%2.%3.%4.%5.%6"/>
       <w:lvlJc w:val="left"/>
@@ -7040,7 +7069,7 @@
     <w:lvl w:ilvl="6">
       <w:start w:val="1"/>
       <w:numFmt w:val="decimal"/>
-      <w:pStyle w:val="7"/>
+      <w:pStyle w:val="Heading7"/>
       <w:suff w:val="space"/>
       <w:lvlText w:val="%1.%2.%3.%4.%5.%6.%7"/>
       <w:lvlJc w:val="left"/>
@@ -7057,7 +7086,7 @@
     <w:lvl w:ilvl="7">
       <w:start w:val="1"/>
       <w:numFmt w:val="decimal"/>
-      <w:pStyle w:val="8"/>
+      <w:pStyle w:val="Heading8"/>
       <w:suff w:val="space"/>
       <w:lvlText w:val="%1.%2.%3.%4.%5.%6.%7.%8"/>
       <w:lvlJc w:val="left"/>
@@ -7074,7 +7103,7 @@
     <w:lvl w:ilvl="8">
       <w:start w:val="1"/>
       <w:numFmt w:val="decimal"/>
-      <w:pStyle w:val="9"/>
+      <w:pStyle w:val="Heading9"/>
       <w:suff w:val="space"/>
       <w:lvlText w:val="%1.%2.%3.%4.%5.%6.%7.%8.%9"/>
       <w:lvlJc w:val="left"/>
@@ -7202,43 +7231,43 @@
       </w:pPr>
     </w:lvl>
   </w:abstractNum>
-  <w:num w:numId="1">
+  <w:num w:numId="1" w16cid:durableId="2115442003">
     <w:abstractNumId w:val="10"/>
   </w:num>
-  <w:num w:numId="2">
+  <w:num w:numId="2" w16cid:durableId="1941522426">
     <w:abstractNumId w:val="5"/>
   </w:num>
-  <w:num w:numId="3">
+  <w:num w:numId="3" w16cid:durableId="813252069">
     <w:abstractNumId w:val="3"/>
   </w:num>
-  <w:num w:numId="4">
+  <w:num w:numId="4" w16cid:durableId="121119228">
     <w:abstractNumId w:val="3"/>
     <w:lvlOverride w:ilvl="0">
       <w:startOverride w:val="1"/>
     </w:lvlOverride>
   </w:num>
-  <w:num w:numId="5">
+  <w:num w:numId="5" w16cid:durableId="1805806503">
     <w:abstractNumId w:val="3"/>
     <w:lvlOverride w:ilvl="0">
       <w:startOverride w:val="1"/>
     </w:lvlOverride>
   </w:num>
-  <w:num w:numId="6">
+  <w:num w:numId="6" w16cid:durableId="76944716">
     <w:abstractNumId w:val="7"/>
   </w:num>
-  <w:num w:numId="7">
+  <w:num w:numId="7" w16cid:durableId="1851873600">
     <w:abstractNumId w:val="8"/>
   </w:num>
-  <w:num w:numId="8">
+  <w:num w:numId="8" w16cid:durableId="1585802289">
     <w:abstractNumId w:val="2"/>
   </w:num>
-  <w:num w:numId="9">
+  <w:num w:numId="9" w16cid:durableId="93331332">
     <w:abstractNumId w:val="1"/>
   </w:num>
-  <w:num w:numId="10">
+  <w:num w:numId="10" w16cid:durableId="539438808">
     <w:abstractNumId w:val="11"/>
   </w:num>
-  <w:num w:numId="11">
+  <w:num w:numId="11" w16cid:durableId="1947694588">
     <w:abstractNumId w:val="10"/>
     <w:lvlOverride w:ilvl="0">
       <w:startOverride w:val="1"/>
@@ -7268,29 +7297,29 @@
       <w:startOverride w:val="1"/>
     </w:lvlOverride>
   </w:num>
-  <w:num w:numId="12">
+  <w:num w:numId="12" w16cid:durableId="1838838182">
     <w:abstractNumId w:val="1"/>
     <w:lvlOverride w:ilvl="0">
       <w:startOverride w:val="1"/>
     </w:lvlOverride>
   </w:num>
-  <w:num w:numId="13">
+  <w:num w:numId="13" w16cid:durableId="1456096349">
     <w:abstractNumId w:val="4"/>
   </w:num>
-  <w:num w:numId="14">
+  <w:num w:numId="14" w16cid:durableId="199900047">
     <w:abstractNumId w:val="9"/>
   </w:num>
-  <w:num w:numId="15">
+  <w:num w:numId="15" w16cid:durableId="315258478">
     <w:abstractNumId w:val="0"/>
   </w:num>
-  <w:num w:numId="16">
+  <w:num w:numId="16" w16cid:durableId="997339542">
     <w:abstractNumId w:val="6"/>
   </w:num>
 </w:numbering>
 </file>
 
 <file path=word/styles.xml><?xml version="1.0" encoding="utf-8"?>
-<w:styles xmlns:mc="http://schemas.openxmlformats.org/markup-compatibility/2006" xmlns:r="http://schemas.openxmlformats.org/officeDocument/2006/relationships" xmlns:w="http://schemas.openxmlformats.org/wordprocessingml/2006/main" xmlns:w14="http://schemas.microsoft.com/office/word/2010/wordml" xmlns:w15="http://schemas.microsoft.com/office/word/2012/wordml" xmlns:w16se="http://schemas.microsoft.com/office/word/2015/wordml/symex" mc:Ignorable="w14 w15 w16se">
+<w:styles xmlns:mc="http://schemas.openxmlformats.org/markup-compatibility/2006" xmlns:r="http://schemas.openxmlformats.org/officeDocument/2006/relationships" xmlns:w="http://schemas.openxmlformats.org/wordprocessingml/2006/main" xmlns:w14="http://schemas.microsoft.com/office/word/2010/wordml" xmlns:w15="http://schemas.microsoft.com/office/word/2012/wordml" xmlns:w16cex="http://schemas.microsoft.com/office/word/2018/wordml/cex" xmlns:w16cid="http://schemas.microsoft.com/office/word/2016/wordml/cid" xmlns:w16="http://schemas.microsoft.com/office/word/2018/wordml" xmlns:w16du="http://schemas.microsoft.com/office/word/2023/wordml/word16du" xmlns:w16sdtdh="http://schemas.microsoft.com/office/word/2020/wordml/sdtdatahash" xmlns:w16sdtfl="http://schemas.microsoft.com/office/word/2024/wordml/sdtformatlock" xmlns:w16se="http://schemas.microsoft.com/office/word/2015/wordml/symex" mc:Ignorable="w14 w15 w16se w16cid w16 w16cex w16sdtdh w16sdtfl w16du">
   <w:docDefaults>
     <w:rPrDefault>
       <w:rPr>
@@ -7308,7 +7337,7 @@
       </w:pPr>
     </w:pPrDefault>
   </w:docDefaults>
-  <w:latentStyles w:defLockedState="0" w:defUIPriority="99" w:defSemiHidden="0" w:defUnhideWhenUsed="0" w:defQFormat="0" w:count="371">
+  <w:latentStyles w:defLockedState="0" w:defUIPriority="99" w:defSemiHidden="0" w:defUnhideWhenUsed="0" w:defQFormat="0" w:count="376">
     <w:lsdException w:name="Normal" w:uiPriority="0" w:qFormat="1"/>
     <w:lsdException w:name="heading 1" w:uiPriority="9" w:qFormat="1"/>
     <w:lsdException w:name="heading 2" w:semiHidden="1" w:uiPriority="9" w:unhideWhenUsed="1" w:qFormat="1"/>
@@ -7680,8 +7709,13 @@
     <w:lsdException w:name="List Table 5 Dark Accent 6" w:uiPriority="50"/>
     <w:lsdException w:name="List Table 6 Colorful Accent 6" w:uiPriority="51"/>
     <w:lsdException w:name="List Table 7 Colorful Accent 6" w:uiPriority="52"/>
+    <w:lsdException w:name="Mention" w:semiHidden="1" w:unhideWhenUsed="1"/>
+    <w:lsdException w:name="Smart Hyperlink" w:semiHidden="1" w:unhideWhenUsed="1"/>
+    <w:lsdException w:name="Hashtag" w:semiHidden="1" w:unhideWhenUsed="1"/>
+    <w:lsdException w:name="Unresolved Mention" w:semiHidden="1" w:unhideWhenUsed="1"/>
+    <w:lsdException w:name="Smart Link" w:semiHidden="1" w:unhideWhenUsed="1"/>
   </w:latentStyles>
-  <w:style w:type="paragraph" w:default="1" w:styleId="a2">
+  <w:style w:type="paragraph" w:default="1" w:styleId="Normal">
     <w:name w:val="Normal"/>
     <w:qFormat/>
     <w:rsid w:val="00313BD4"/>
@@ -7694,11 +7728,11 @@
       <w:sz w:val="28"/>
     </w:rPr>
   </w:style>
-  <w:style w:type="paragraph" w:styleId="10">
+  <w:style w:type="paragraph" w:styleId="Heading1">
     <w:name w:val="heading 1"/>
-    <w:basedOn w:val="a2"/>
-    <w:next w:val="a3"/>
-    <w:link w:val="11"/>
+    <w:basedOn w:val="Normal"/>
+    <w:next w:val="a2"/>
+    <w:link w:val="Heading1Char"/>
     <w:uiPriority w:val="9"/>
     <w:qFormat/>
     <w:rsid w:val="005C6335"/>
@@ -7720,11 +7754,11 @@
       <w:szCs w:val="40"/>
     </w:rPr>
   </w:style>
-  <w:style w:type="paragraph" w:styleId="2">
+  <w:style w:type="paragraph" w:styleId="Heading2">
     <w:name w:val="heading 2"/>
-    <w:basedOn w:val="10"/>
-    <w:next w:val="a3"/>
-    <w:link w:val="20"/>
+    <w:basedOn w:val="Heading1"/>
+    <w:next w:val="a2"/>
+    <w:link w:val="Heading2Char"/>
     <w:uiPriority w:val="9"/>
     <w:unhideWhenUsed/>
     <w:qFormat/>
@@ -7742,11 +7776,11 @@
       <w:szCs w:val="32"/>
     </w:rPr>
   </w:style>
-  <w:style w:type="paragraph" w:styleId="3">
+  <w:style w:type="paragraph" w:styleId="Heading3">
     <w:name w:val="heading 3"/>
-    <w:basedOn w:val="2"/>
-    <w:next w:val="a3"/>
-    <w:link w:val="30"/>
+    <w:basedOn w:val="Heading2"/>
+    <w:next w:val="a2"/>
+    <w:link w:val="Heading3Char"/>
     <w:uiPriority w:val="9"/>
     <w:unhideWhenUsed/>
     <w:qFormat/>
@@ -7761,11 +7795,11 @@
       <w:szCs w:val="28"/>
     </w:rPr>
   </w:style>
-  <w:style w:type="paragraph" w:styleId="4">
+  <w:style w:type="paragraph" w:styleId="Heading4">
     <w:name w:val="heading 4"/>
-    <w:basedOn w:val="a2"/>
-    <w:next w:val="a2"/>
-    <w:link w:val="40"/>
+    <w:basedOn w:val="Normal"/>
+    <w:next w:val="Normal"/>
+    <w:link w:val="Heading4Char"/>
     <w:uiPriority w:val="9"/>
     <w:semiHidden/>
     <w:unhideWhenUsed/>
@@ -7787,11 +7821,11 @@
       <w:color w:val="0F4761" w:themeColor="accent1" w:themeShade="BF"/>
     </w:rPr>
   </w:style>
-  <w:style w:type="paragraph" w:styleId="5">
+  <w:style w:type="paragraph" w:styleId="Heading5">
     <w:name w:val="heading 5"/>
-    <w:basedOn w:val="a2"/>
-    <w:next w:val="a2"/>
-    <w:link w:val="50"/>
+    <w:basedOn w:val="Normal"/>
+    <w:next w:val="Normal"/>
+    <w:link w:val="Heading5Char"/>
     <w:uiPriority w:val="9"/>
     <w:semiHidden/>
     <w:unhideWhenUsed/>
@@ -7812,11 +7846,11 @@
       <w:color w:val="0F4761" w:themeColor="accent1" w:themeShade="BF"/>
     </w:rPr>
   </w:style>
-  <w:style w:type="paragraph" w:styleId="6">
+  <w:style w:type="paragraph" w:styleId="Heading6">
     <w:name w:val="heading 6"/>
-    <w:basedOn w:val="a2"/>
-    <w:next w:val="a2"/>
-    <w:link w:val="60"/>
+    <w:basedOn w:val="Normal"/>
+    <w:next w:val="Normal"/>
+    <w:link w:val="Heading6Char"/>
     <w:uiPriority w:val="9"/>
     <w:semiHidden/>
     <w:unhideWhenUsed/>
@@ -7839,11 +7873,11 @@
       <w:color w:val="595959" w:themeColor="text1" w:themeTint="A6"/>
     </w:rPr>
   </w:style>
-  <w:style w:type="paragraph" w:styleId="7">
+  <w:style w:type="paragraph" w:styleId="Heading7">
     <w:name w:val="heading 7"/>
-    <w:basedOn w:val="a2"/>
-    <w:next w:val="a2"/>
-    <w:link w:val="70"/>
+    <w:basedOn w:val="Normal"/>
+    <w:next w:val="Normal"/>
+    <w:link w:val="Heading7Char"/>
     <w:uiPriority w:val="9"/>
     <w:semiHidden/>
     <w:unhideWhenUsed/>
@@ -7864,11 +7898,11 @@
       <w:color w:val="595959" w:themeColor="text1" w:themeTint="A6"/>
     </w:rPr>
   </w:style>
-  <w:style w:type="paragraph" w:styleId="8">
+  <w:style w:type="paragraph" w:styleId="Heading8">
     <w:name w:val="heading 8"/>
-    <w:basedOn w:val="a2"/>
-    <w:next w:val="a2"/>
-    <w:link w:val="80"/>
+    <w:basedOn w:val="Normal"/>
+    <w:next w:val="Normal"/>
+    <w:link w:val="Heading8Char"/>
     <w:uiPriority w:val="9"/>
     <w:semiHidden/>
     <w:unhideWhenUsed/>
@@ -7890,11 +7924,11 @@
       <w:color w:val="272727" w:themeColor="text1" w:themeTint="D8"/>
     </w:rPr>
   </w:style>
-  <w:style w:type="paragraph" w:styleId="9">
+  <w:style w:type="paragraph" w:styleId="Heading9">
     <w:name w:val="heading 9"/>
-    <w:basedOn w:val="a2"/>
-    <w:next w:val="a2"/>
-    <w:link w:val="90"/>
+    <w:basedOn w:val="Normal"/>
+    <w:next w:val="Normal"/>
+    <w:link w:val="Heading9Char"/>
     <w:uiPriority w:val="9"/>
     <w:semiHidden/>
     <w:unhideWhenUsed/>
@@ -7914,13 +7948,13 @@
       <w:color w:val="272727" w:themeColor="text1" w:themeTint="D8"/>
     </w:rPr>
   </w:style>
-  <w:style w:type="character" w:default="1" w:styleId="a4">
+  <w:style w:type="character" w:default="1" w:styleId="DefaultParagraphFont">
     <w:name w:val="Default Paragraph Font"/>
     <w:uiPriority w:val="1"/>
     <w:semiHidden/>
     <w:unhideWhenUsed/>
   </w:style>
-  <w:style w:type="table" w:default="1" w:styleId="a5">
+  <w:style w:type="table" w:default="1" w:styleId="TableNormal">
     <w:name w:val="Normal Table"/>
     <w:uiPriority w:val="99"/>
     <w:semiHidden/>
@@ -7935,16 +7969,16 @@
       </w:tblCellMar>
     </w:tblPr>
   </w:style>
-  <w:style w:type="numbering" w:default="1" w:styleId="a6">
+  <w:style w:type="numbering" w:default="1" w:styleId="NoList">
     <w:name w:val="No List"/>
     <w:uiPriority w:val="99"/>
     <w:semiHidden/>
     <w:unhideWhenUsed/>
   </w:style>
-  <w:style w:type="character" w:customStyle="1" w:styleId="11">
-    <w:name w:val="Заголовок 1 Знак"/>
-    <w:basedOn w:val="a4"/>
-    <w:link w:val="10"/>
+  <w:style w:type="character" w:customStyle="1" w:styleId="Heading1Char">
+    <w:name w:val="Heading 1 Char"/>
+    <w:basedOn w:val="DefaultParagraphFont"/>
+    <w:link w:val="Heading1"/>
     <w:uiPriority w:val="9"/>
     <w:rsid w:val="005C6335"/>
     <w:rPr>
@@ -7954,10 +7988,10 @@
       <w:szCs w:val="40"/>
     </w:rPr>
   </w:style>
-  <w:style w:type="character" w:customStyle="1" w:styleId="20">
-    <w:name w:val="Заголовок 2 Знак"/>
-    <w:basedOn w:val="a4"/>
-    <w:link w:val="2"/>
+  <w:style w:type="character" w:customStyle="1" w:styleId="Heading2Char">
+    <w:name w:val="Heading 2 Char"/>
+    <w:basedOn w:val="DefaultParagraphFont"/>
+    <w:link w:val="Heading2"/>
     <w:uiPriority w:val="9"/>
     <w:rsid w:val="007B1296"/>
     <w:rPr>
@@ -7967,10 +8001,10 @@
       <w:szCs w:val="32"/>
     </w:rPr>
   </w:style>
-  <w:style w:type="character" w:customStyle="1" w:styleId="30">
-    <w:name w:val="Заголовок 3 Знак"/>
-    <w:basedOn w:val="a4"/>
-    <w:link w:val="3"/>
+  <w:style w:type="character" w:customStyle="1" w:styleId="Heading3Char">
+    <w:name w:val="Heading 3 Char"/>
+    <w:basedOn w:val="DefaultParagraphFont"/>
+    <w:link w:val="Heading3"/>
     <w:uiPriority w:val="9"/>
     <w:rsid w:val="00135AB1"/>
     <w:rPr>
@@ -7980,10 +8014,10 @@
       <w:szCs w:val="28"/>
     </w:rPr>
   </w:style>
-  <w:style w:type="character" w:customStyle="1" w:styleId="40">
-    <w:name w:val="Заголовок 4 Знак"/>
-    <w:basedOn w:val="a4"/>
-    <w:link w:val="4"/>
+  <w:style w:type="character" w:customStyle="1" w:styleId="Heading4Char">
+    <w:name w:val="Heading 4 Char"/>
+    <w:basedOn w:val="DefaultParagraphFont"/>
+    <w:link w:val="Heading4"/>
     <w:uiPriority w:val="9"/>
     <w:semiHidden/>
     <w:rsid w:val="00313BD4"/>
@@ -7994,10 +8028,10 @@
       <w:color w:val="0F4761" w:themeColor="accent1" w:themeShade="BF"/>
     </w:rPr>
   </w:style>
-  <w:style w:type="character" w:customStyle="1" w:styleId="50">
-    <w:name w:val="Заголовок 5 Знак"/>
-    <w:basedOn w:val="a4"/>
-    <w:link w:val="5"/>
+  <w:style w:type="character" w:customStyle="1" w:styleId="Heading5Char">
+    <w:name w:val="Heading 5 Char"/>
+    <w:basedOn w:val="DefaultParagraphFont"/>
+    <w:link w:val="Heading5"/>
     <w:uiPriority w:val="9"/>
     <w:semiHidden/>
     <w:rsid w:val="00313BD4"/>
@@ -8006,10 +8040,10 @@
       <w:color w:val="0F4761" w:themeColor="accent1" w:themeShade="BF"/>
     </w:rPr>
   </w:style>
-  <w:style w:type="character" w:customStyle="1" w:styleId="60">
-    <w:name w:val="Заголовок 6 Знак"/>
-    <w:basedOn w:val="a4"/>
-    <w:link w:val="6"/>
+  <w:style w:type="character" w:customStyle="1" w:styleId="Heading6Char">
+    <w:name w:val="Heading 6 Char"/>
+    <w:basedOn w:val="DefaultParagraphFont"/>
+    <w:link w:val="Heading6"/>
     <w:uiPriority w:val="9"/>
     <w:semiHidden/>
     <w:rsid w:val="00313BD4"/>
@@ -8020,10 +8054,10 @@
       <w:color w:val="595959" w:themeColor="text1" w:themeTint="A6"/>
     </w:rPr>
   </w:style>
-  <w:style w:type="character" w:customStyle="1" w:styleId="70">
-    <w:name w:val="Заголовок 7 Знак"/>
-    <w:basedOn w:val="a4"/>
-    <w:link w:val="7"/>
+  <w:style w:type="character" w:customStyle="1" w:styleId="Heading7Char">
+    <w:name w:val="Heading 7 Char"/>
+    <w:basedOn w:val="DefaultParagraphFont"/>
+    <w:link w:val="Heading7"/>
     <w:uiPriority w:val="9"/>
     <w:semiHidden/>
     <w:rsid w:val="00313BD4"/>
@@ -8032,10 +8066,10 @@
       <w:color w:val="595959" w:themeColor="text1" w:themeTint="A6"/>
     </w:rPr>
   </w:style>
-  <w:style w:type="character" w:customStyle="1" w:styleId="80">
-    <w:name w:val="Заголовок 8 Знак"/>
-    <w:basedOn w:val="a4"/>
-    <w:link w:val="8"/>
+  <w:style w:type="character" w:customStyle="1" w:styleId="Heading8Char">
+    <w:name w:val="Heading 8 Char"/>
+    <w:basedOn w:val="DefaultParagraphFont"/>
+    <w:link w:val="Heading8"/>
     <w:uiPriority w:val="9"/>
     <w:semiHidden/>
     <w:rsid w:val="00313BD4"/>
@@ -8046,10 +8080,10 @@
       <w:color w:val="272727" w:themeColor="text1" w:themeTint="D8"/>
     </w:rPr>
   </w:style>
-  <w:style w:type="character" w:customStyle="1" w:styleId="90">
-    <w:name w:val="Заголовок 9 Знак"/>
-    <w:basedOn w:val="a4"/>
-    <w:link w:val="9"/>
+  <w:style w:type="character" w:customStyle="1" w:styleId="Heading9Char">
+    <w:name w:val="Heading 9 Char"/>
+    <w:basedOn w:val="DefaultParagraphFont"/>
+    <w:link w:val="Heading9"/>
     <w:uiPriority w:val="9"/>
     <w:semiHidden/>
     <w:rsid w:val="00313BD4"/>
@@ -8058,11 +8092,11 @@
       <w:color w:val="272727" w:themeColor="text1" w:themeTint="D8"/>
     </w:rPr>
   </w:style>
-  <w:style w:type="paragraph" w:styleId="a7">
+  <w:style w:type="paragraph" w:styleId="Title">
     <w:name w:val="Title"/>
-    <w:basedOn w:val="a2"/>
-    <w:next w:val="a3"/>
-    <w:link w:val="a8"/>
+    <w:basedOn w:val="Normal"/>
+    <w:next w:val="a2"/>
+    <w:link w:val="TitleChar"/>
     <w:uiPriority w:val="10"/>
     <w:qFormat/>
     <w:rsid w:val="008532F7"/>
@@ -8082,10 +8116,10 @@
       <w:szCs w:val="56"/>
     </w:rPr>
   </w:style>
-  <w:style w:type="character" w:customStyle="1" w:styleId="a8">
-    <w:name w:val="Заголовок Знак"/>
-    <w:basedOn w:val="a4"/>
-    <w:link w:val="a7"/>
+  <w:style w:type="character" w:customStyle="1" w:styleId="TitleChar">
+    <w:name w:val="Title Char"/>
+    <w:basedOn w:val="DefaultParagraphFont"/>
+    <w:link w:val="Title"/>
     <w:uiPriority w:val="10"/>
     <w:rsid w:val="008532F7"/>
     <w:rPr>
@@ -8098,11 +8132,11 @@
       <w:szCs w:val="56"/>
     </w:rPr>
   </w:style>
-  <w:style w:type="paragraph" w:styleId="a9">
+  <w:style w:type="paragraph" w:styleId="Subtitle">
     <w:name w:val="Subtitle"/>
-    <w:basedOn w:val="a2"/>
-    <w:next w:val="a2"/>
-    <w:link w:val="aa"/>
+    <w:basedOn w:val="Normal"/>
+    <w:next w:val="Normal"/>
+    <w:link w:val="SubtitleChar"/>
     <w:uiPriority w:val="11"/>
     <w:qFormat/>
     <w:rsid w:val="00313BD4"/>
@@ -8118,10 +8152,10 @@
       <w:szCs w:val="28"/>
     </w:rPr>
   </w:style>
-  <w:style w:type="character" w:customStyle="1" w:styleId="aa">
-    <w:name w:val="Подзаголовок Знак"/>
-    <w:basedOn w:val="a4"/>
-    <w:link w:val="a9"/>
+  <w:style w:type="character" w:customStyle="1" w:styleId="SubtitleChar">
+    <w:name w:val="Subtitle Char"/>
+    <w:basedOn w:val="DefaultParagraphFont"/>
+    <w:link w:val="Subtitle"/>
     <w:uiPriority w:val="11"/>
     <w:rsid w:val="00313BD4"/>
     <w:rPr>
@@ -8132,11 +8166,11 @@
       <w:szCs w:val="28"/>
     </w:rPr>
   </w:style>
-  <w:style w:type="paragraph" w:styleId="21">
+  <w:style w:type="paragraph" w:styleId="Quote">
     <w:name w:val="Quote"/>
-    <w:basedOn w:val="a2"/>
-    <w:next w:val="a2"/>
-    <w:link w:val="22"/>
+    <w:basedOn w:val="Normal"/>
+    <w:next w:val="Normal"/>
+    <w:link w:val="QuoteChar"/>
     <w:uiPriority w:val="29"/>
     <w:qFormat/>
     <w:rsid w:val="00313BD4"/>
@@ -8150,10 +8184,10 @@
       <w:color w:val="404040" w:themeColor="text1" w:themeTint="BF"/>
     </w:rPr>
   </w:style>
-  <w:style w:type="character" w:customStyle="1" w:styleId="22">
-    <w:name w:val="Цитата 2 Знак"/>
-    <w:basedOn w:val="a4"/>
-    <w:link w:val="21"/>
+  <w:style w:type="character" w:customStyle="1" w:styleId="QuoteChar">
+    <w:name w:val="Quote Char"/>
+    <w:basedOn w:val="DefaultParagraphFont"/>
+    <w:link w:val="Quote"/>
     <w:uiPriority w:val="29"/>
     <w:rsid w:val="00313BD4"/>
     <w:rPr>
@@ -8162,9 +8196,9 @@
       <w:color w:val="404040" w:themeColor="text1" w:themeTint="BF"/>
     </w:rPr>
   </w:style>
-  <w:style w:type="paragraph" w:styleId="ab">
+  <w:style w:type="paragraph" w:styleId="ListParagraph">
     <w:name w:val="List Paragraph"/>
-    <w:basedOn w:val="a2"/>
+    <w:basedOn w:val="Normal"/>
     <w:uiPriority w:val="34"/>
     <w:qFormat/>
     <w:rsid w:val="00313BD4"/>
@@ -8173,9 +8207,9 @@
       <w:contextualSpacing/>
     </w:pPr>
   </w:style>
-  <w:style w:type="character" w:styleId="ac">
+  <w:style w:type="character" w:styleId="IntenseEmphasis">
     <w:name w:val="Intense Emphasis"/>
-    <w:basedOn w:val="a4"/>
+    <w:basedOn w:val="DefaultParagraphFont"/>
     <w:uiPriority w:val="21"/>
     <w:qFormat/>
     <w:rsid w:val="00313BD4"/>
@@ -8185,11 +8219,11 @@
       <w:color w:val="0F4761" w:themeColor="accent1" w:themeShade="BF"/>
     </w:rPr>
   </w:style>
-  <w:style w:type="paragraph" w:styleId="ad">
+  <w:style w:type="paragraph" w:styleId="IntenseQuote">
     <w:name w:val="Intense Quote"/>
-    <w:basedOn w:val="a2"/>
-    <w:next w:val="a2"/>
-    <w:link w:val="ae"/>
+    <w:basedOn w:val="Normal"/>
+    <w:next w:val="Normal"/>
+    <w:link w:val="IntenseQuoteChar"/>
     <w:uiPriority w:val="30"/>
     <w:qFormat/>
     <w:rsid w:val="00313BD4"/>
@@ -8208,10 +8242,10 @@
       <w:color w:val="0F4761" w:themeColor="accent1" w:themeShade="BF"/>
     </w:rPr>
   </w:style>
-  <w:style w:type="character" w:customStyle="1" w:styleId="ae">
-    <w:name w:val="Выделенная цитата Знак"/>
-    <w:basedOn w:val="a4"/>
-    <w:link w:val="ad"/>
+  <w:style w:type="character" w:customStyle="1" w:styleId="IntenseQuoteChar">
+    <w:name w:val="Intense Quote Char"/>
+    <w:basedOn w:val="DefaultParagraphFont"/>
+    <w:link w:val="IntenseQuote"/>
     <w:uiPriority w:val="30"/>
     <w:rsid w:val="00313BD4"/>
     <w:rPr>
@@ -8220,9 +8254,9 @@
       <w:color w:val="0F4761" w:themeColor="accent1" w:themeShade="BF"/>
     </w:rPr>
   </w:style>
-  <w:style w:type="character" w:styleId="af">
+  <w:style w:type="character" w:styleId="IntenseReference">
     <w:name w:val="Intense Reference"/>
-    <w:basedOn w:val="a4"/>
+    <w:basedOn w:val="DefaultParagraphFont"/>
     <w:uiPriority w:val="32"/>
     <w:qFormat/>
     <w:rsid w:val="00313BD4"/>
@@ -8234,10 +8268,10 @@
       <w:spacing w:val="5"/>
     </w:rPr>
   </w:style>
-  <w:style w:type="paragraph" w:customStyle="1" w:styleId="a3">
+  <w:style w:type="paragraph" w:customStyle="1" w:styleId="a2">
     <w:name w:val="Основной"/>
-    <w:basedOn w:val="a2"/>
-    <w:link w:val="af0"/>
+    <w:basedOn w:val="Normal"/>
+    <w:link w:val="a3"/>
     <w:uiPriority w:val="1"/>
     <w:qFormat/>
     <w:rsid w:val="00F31BF1"/>
@@ -8246,10 +8280,10 @@
       <w:ind w:firstLine="709"/>
     </w:pPr>
   </w:style>
-  <w:style w:type="character" w:customStyle="1" w:styleId="af0">
+  <w:style w:type="character" w:customStyle="1" w:styleId="a3">
     <w:name w:val="Основной Знак"/>
-    <w:basedOn w:val="a4"/>
-    <w:link w:val="a3"/>
+    <w:basedOn w:val="DefaultParagraphFont"/>
+    <w:link w:val="a2"/>
     <w:uiPriority w:val="1"/>
     <w:rsid w:val="00F31BF1"/>
     <w:rPr>
@@ -8257,9 +8291,9 @@
       <w:sz w:val="28"/>
     </w:rPr>
   </w:style>
-  <w:style w:type="table" w:styleId="af1">
+  <w:style w:type="table" w:styleId="TableGrid">
     <w:name w:val="Table Grid"/>
-    <w:basedOn w:val="a5"/>
+    <w:basedOn w:val="TableNormal"/>
     <w:uiPriority w:val="59"/>
     <w:rsid w:val="00157D07"/>
     <w:pPr>
@@ -8276,10 +8310,10 @@
       </w:tblBorders>
     </w:tblPr>
   </w:style>
-  <w:style w:type="paragraph" w:styleId="af2">
+  <w:style w:type="paragraph" w:styleId="Header">
     <w:name w:val="header"/>
-    <w:basedOn w:val="a2"/>
-    <w:link w:val="af3"/>
+    <w:basedOn w:val="Normal"/>
+    <w:link w:val="HeaderChar"/>
     <w:uiPriority w:val="99"/>
     <w:unhideWhenUsed/>
     <w:rsid w:val="007B1296"/>
@@ -8290,10 +8324,10 @@
       </w:tabs>
     </w:pPr>
   </w:style>
-  <w:style w:type="character" w:customStyle="1" w:styleId="af3">
-    <w:name w:val="Верхний колонтитул Знак"/>
-    <w:basedOn w:val="a4"/>
-    <w:link w:val="af2"/>
+  <w:style w:type="character" w:customStyle="1" w:styleId="HeaderChar">
+    <w:name w:val="Header Char"/>
+    <w:basedOn w:val="DefaultParagraphFont"/>
+    <w:link w:val="Header"/>
     <w:uiPriority w:val="99"/>
     <w:rsid w:val="007B1296"/>
     <w:rPr>
@@ -8301,10 +8335,10 @@
       <w:sz w:val="28"/>
     </w:rPr>
   </w:style>
-  <w:style w:type="paragraph" w:styleId="af4">
+  <w:style w:type="paragraph" w:styleId="Footer">
     <w:name w:val="footer"/>
-    <w:basedOn w:val="a2"/>
-    <w:link w:val="af5"/>
+    <w:basedOn w:val="Normal"/>
+    <w:link w:val="FooterChar"/>
     <w:uiPriority w:val="99"/>
     <w:unhideWhenUsed/>
     <w:rsid w:val="007B1296"/>
@@ -8315,10 +8349,10 @@
       </w:tabs>
     </w:pPr>
   </w:style>
-  <w:style w:type="character" w:customStyle="1" w:styleId="af5">
-    <w:name w:val="Нижний колонтитул Знак"/>
-    <w:basedOn w:val="a4"/>
-    <w:link w:val="af4"/>
+  <w:style w:type="character" w:customStyle="1" w:styleId="FooterChar">
+    <w:name w:val="Footer Char"/>
+    <w:basedOn w:val="DefaultParagraphFont"/>
+    <w:link w:val="Footer"/>
     <w:uiPriority w:val="99"/>
     <w:rsid w:val="007B1296"/>
     <w:rPr>
@@ -8328,8 +8362,8 @@
   </w:style>
   <w:style w:type="paragraph" w:customStyle="1" w:styleId="a1">
     <w:name w:val="Список маркированный"/>
-    <w:basedOn w:val="a3"/>
-    <w:link w:val="af6"/>
+    <w:basedOn w:val="a2"/>
+    <w:link w:val="a4"/>
     <w:qFormat/>
     <w:rsid w:val="006B2E38"/>
     <w:pPr>
@@ -8338,9 +8372,9 @@
       </w:numPr>
     </w:pPr>
   </w:style>
-  <w:style w:type="character" w:customStyle="1" w:styleId="af6">
+  <w:style w:type="character" w:customStyle="1" w:styleId="a4">
     <w:name w:val="Список маркированный Знак"/>
-    <w:basedOn w:val="af0"/>
+    <w:basedOn w:val="a3"/>
     <w:link w:val="a1"/>
     <w:rsid w:val="006B2E38"/>
     <w:rPr>
@@ -8348,10 +8382,10 @@
       <w:sz w:val="28"/>
     </w:rPr>
   </w:style>
-  <w:style w:type="paragraph" w:styleId="41">
+  <w:style w:type="paragraph" w:styleId="TOC4">
     <w:name w:val="toc 4"/>
-    <w:basedOn w:val="a2"/>
-    <w:next w:val="a2"/>
+    <w:basedOn w:val="Normal"/>
+    <w:next w:val="Normal"/>
     <w:autoRedefine/>
     <w:uiPriority w:val="39"/>
     <w:semiHidden/>
@@ -8362,10 +8396,10 @@
       <w:ind w:left="840"/>
     </w:pPr>
   </w:style>
-  <w:style w:type="paragraph" w:styleId="12">
+  <w:style w:type="paragraph" w:styleId="TOC1">
     <w:name w:val="toc 1"/>
-    <w:basedOn w:val="a2"/>
-    <w:next w:val="a2"/>
+    <w:basedOn w:val="Normal"/>
+    <w:next w:val="Normal"/>
     <w:autoRedefine/>
     <w:uiPriority w:val="39"/>
     <w:unhideWhenUsed/>
@@ -8375,10 +8409,10 @@
       <w:ind w:left="709" w:right="284"/>
     </w:pPr>
   </w:style>
-  <w:style w:type="paragraph" w:styleId="23">
+  <w:style w:type="paragraph" w:styleId="TOC2">
     <w:name w:val="toc 2"/>
-    <w:basedOn w:val="12"/>
-    <w:next w:val="a2"/>
+    <w:basedOn w:val="TOC1"/>
+    <w:next w:val="Normal"/>
     <w:autoRedefine/>
     <w:uiPriority w:val="39"/>
     <w:unhideWhenUsed/>
@@ -8390,10 +8424,10 @@
       <w:ind w:left="992"/>
     </w:pPr>
   </w:style>
-  <w:style w:type="paragraph" w:styleId="31">
+  <w:style w:type="paragraph" w:styleId="TOC3">
     <w:name w:val="toc 3"/>
-    <w:basedOn w:val="23"/>
-    <w:next w:val="a2"/>
+    <w:basedOn w:val="TOC2"/>
+    <w:next w:val="Normal"/>
     <w:autoRedefine/>
     <w:uiPriority w:val="39"/>
     <w:unhideWhenUsed/>
@@ -8402,9 +8436,9 @@
       <w:ind w:left="1276"/>
     </w:pPr>
   </w:style>
-  <w:style w:type="character" w:styleId="af7">
+  <w:style w:type="character" w:styleId="Hyperlink">
     <w:name w:val="Hyperlink"/>
-    <w:basedOn w:val="a4"/>
+    <w:basedOn w:val="DefaultParagraphFont"/>
     <w:uiPriority w:val="99"/>
     <w:unhideWhenUsed/>
     <w:qFormat/>
@@ -8414,17 +8448,17 @@
       <w:u w:val="single"/>
     </w:rPr>
   </w:style>
-  <w:style w:type="paragraph" w:customStyle="1" w:styleId="af8">
+  <w:style w:type="paragraph" w:customStyle="1" w:styleId="a5">
     <w:name w:val="Заголовок Содержание"/>
-    <w:basedOn w:val="a7"/>
-    <w:link w:val="af9"/>
+    <w:basedOn w:val="Title"/>
+    <w:link w:val="a6"/>
     <w:qFormat/>
     <w:rsid w:val="00C02CA6"/>
   </w:style>
-  <w:style w:type="character" w:customStyle="1" w:styleId="af9">
+  <w:style w:type="character" w:customStyle="1" w:styleId="a6">
     <w:name w:val="Заголовок Содержание Знак"/>
-    <w:basedOn w:val="a8"/>
-    <w:link w:val="af8"/>
+    <w:basedOn w:val="TitleChar"/>
+    <w:link w:val="a5"/>
     <w:rsid w:val="00C02CA6"/>
     <w:rPr>
       <w:rFonts w:ascii="Times New Roman" w:eastAsiaTheme="majorEastAsia" w:hAnsi="Times New Roman" w:cstheme="majorBidi"/>
@@ -8436,9 +8470,9 @@
       <w:szCs w:val="56"/>
     </w:rPr>
   </w:style>
-  <w:style w:type="paragraph" w:styleId="afa">
+  <w:style w:type="paragraph" w:styleId="NormalWeb">
     <w:name w:val="Normal (Web)"/>
-    <w:basedOn w:val="a2"/>
+    <w:basedOn w:val="Normal"/>
     <w:uiPriority w:val="99"/>
     <w:semiHidden/>
     <w:unhideWhenUsed/>
@@ -8458,8 +8492,8 @@
   </w:style>
   <w:style w:type="paragraph" w:customStyle="1" w:styleId="a0">
     <w:name w:val="Список буквенный"/>
-    <w:basedOn w:val="a3"/>
-    <w:link w:val="afb"/>
+    <w:basedOn w:val="a2"/>
+    <w:link w:val="a7"/>
     <w:qFormat/>
     <w:rsid w:val="00A57474"/>
     <w:pPr>
@@ -8468,9 +8502,9 @@
       </w:numPr>
     </w:pPr>
   </w:style>
-  <w:style w:type="character" w:customStyle="1" w:styleId="afb">
+  <w:style w:type="character" w:customStyle="1" w:styleId="a7">
     <w:name w:val="Список буквенный Знак"/>
-    <w:basedOn w:val="af0"/>
+    <w:basedOn w:val="a3"/>
     <w:link w:val="a0"/>
     <w:rsid w:val="00A57474"/>
     <w:rPr>
@@ -8480,8 +8514,8 @@
   </w:style>
   <w:style w:type="paragraph" w:customStyle="1" w:styleId="a">
     <w:name w:val="Список нумерованный"/>
-    <w:basedOn w:val="a3"/>
-    <w:link w:val="afc"/>
+    <w:basedOn w:val="a2"/>
+    <w:link w:val="a8"/>
     <w:qFormat/>
     <w:rsid w:val="00F44D11"/>
     <w:pPr>
@@ -8490,9 +8524,9 @@
       </w:numPr>
     </w:pPr>
   </w:style>
-  <w:style w:type="character" w:customStyle="1" w:styleId="afc">
+  <w:style w:type="character" w:customStyle="1" w:styleId="a8">
     <w:name w:val="Список нумерованный Знак"/>
-    <w:basedOn w:val="af0"/>
+    <w:basedOn w:val="a3"/>
     <w:link w:val="a"/>
     <w:rsid w:val="00F44D11"/>
     <w:rPr>
@@ -8500,10 +8534,10 @@
       <w:sz w:val="28"/>
     </w:rPr>
   </w:style>
-  <w:style w:type="paragraph" w:customStyle="1" w:styleId="afd">
+  <w:style w:type="paragraph" w:customStyle="1" w:styleId="a9">
     <w:name w:val="Рисунок"/>
-    <w:basedOn w:val="a2"/>
-    <w:next w:val="a2"/>
+    <w:basedOn w:val="Normal"/>
+    <w:next w:val="Normal"/>
     <w:qFormat/>
     <w:rsid w:val="00D160AE"/>
     <w:pPr>
@@ -8517,11 +8551,11 @@
       <w:szCs w:val="28"/>
     </w:rPr>
   </w:style>
-  <w:style w:type="paragraph" w:customStyle="1" w:styleId="afe">
+  <w:style w:type="paragraph" w:customStyle="1" w:styleId="aa">
     <w:name w:val="Подпись рисунка"/>
-    <w:basedOn w:val="a2"/>
-    <w:next w:val="a3"/>
-    <w:link w:val="aff"/>
+    <w:basedOn w:val="Normal"/>
+    <w:next w:val="a2"/>
+    <w:link w:val="ab"/>
     <w:qFormat/>
     <w:rsid w:val="00CB5F04"/>
     <w:pPr>
@@ -8529,20 +8563,20 @@
       <w:jc w:val="center"/>
     </w:pPr>
   </w:style>
-  <w:style w:type="character" w:customStyle="1" w:styleId="aff">
+  <w:style w:type="character" w:customStyle="1" w:styleId="ab">
     <w:name w:val="Подпись рисунка Знак"/>
-    <w:basedOn w:val="a4"/>
-    <w:link w:val="afe"/>
+    <w:basedOn w:val="DefaultParagraphFont"/>
+    <w:link w:val="aa"/>
     <w:rsid w:val="00CB5F04"/>
     <w:rPr>
       <w:rFonts w:ascii="Times New Roman" w:hAnsi="Times New Roman"/>
       <w:sz w:val="28"/>
     </w:rPr>
   </w:style>
-  <w:style w:type="paragraph" w:customStyle="1" w:styleId="aff0">
+  <w:style w:type="paragraph" w:customStyle="1" w:styleId="ac">
     <w:name w:val="Листинг"/>
-    <w:basedOn w:val="a2"/>
-    <w:link w:val="aff1"/>
+    <w:basedOn w:val="Normal"/>
+    <w:link w:val="ad"/>
     <w:qFormat/>
     <w:rsid w:val="00D51EAF"/>
     <w:pPr>
@@ -8556,10 +8590,10 @@
       <w:szCs w:val="20"/>
     </w:rPr>
   </w:style>
-  <w:style w:type="character" w:customStyle="1" w:styleId="aff1">
+  <w:style w:type="character" w:customStyle="1" w:styleId="ad">
     <w:name w:val="Листинг Знак"/>
-    <w:basedOn w:val="a4"/>
-    <w:link w:val="aff0"/>
+    <w:basedOn w:val="DefaultParagraphFont"/>
+    <w:link w:val="ac"/>
     <w:rsid w:val="00D51EAF"/>
     <w:rPr>
       <w:rFonts w:ascii="Courier New" w:hAnsi="Courier New" w:cs="Courier New"/>
@@ -8567,9 +8601,9 @@
       <w:szCs w:val="20"/>
     </w:rPr>
   </w:style>
-  <w:style w:type="paragraph" w:customStyle="1" w:styleId="aff2">
+  <w:style w:type="paragraph" w:customStyle="1" w:styleId="ae">
     <w:name w:val="Подпись элемента"/>
-    <w:basedOn w:val="a2"/>
+    <w:basedOn w:val="Normal"/>
     <w:qFormat/>
     <w:rsid w:val="00DE499E"/>
     <w:pPr>
@@ -8577,9 +8611,9 @@
       <w:spacing w:before="482" w:after="642"/>
     </w:pPr>
   </w:style>
-  <w:style w:type="character" w:styleId="aff3">
+  <w:style w:type="character" w:styleId="CommentReference">
     <w:name w:val="annotation reference"/>
-    <w:basedOn w:val="a4"/>
+    <w:basedOn w:val="DefaultParagraphFont"/>
     <w:uiPriority w:val="99"/>
     <w:semiHidden/>
     <w:unhideWhenUsed/>
@@ -8589,10 +8623,10 @@
       <w:szCs w:val="16"/>
     </w:rPr>
   </w:style>
-  <w:style w:type="paragraph" w:styleId="aff4">
+  <w:style w:type="paragraph" w:styleId="CommentText">
     <w:name w:val="annotation text"/>
-    <w:basedOn w:val="a2"/>
-    <w:link w:val="aff5"/>
+    <w:basedOn w:val="Normal"/>
+    <w:link w:val="CommentTextChar"/>
     <w:uiPriority w:val="99"/>
     <w:unhideWhenUsed/>
     <w:rsid w:val="003E2F9B"/>
@@ -8608,10 +8642,10 @@
       <w14:ligatures w14:val="none"/>
     </w:rPr>
   </w:style>
-  <w:style w:type="character" w:customStyle="1" w:styleId="aff5">
-    <w:name w:val="Текст примечания Знак"/>
-    <w:basedOn w:val="a4"/>
-    <w:link w:val="aff4"/>
+  <w:style w:type="character" w:customStyle="1" w:styleId="CommentTextChar">
+    <w:name w:val="Comment Text Char"/>
+    <w:basedOn w:val="DefaultParagraphFont"/>
+    <w:link w:val="CommentText"/>
     <w:uiPriority w:val="99"/>
     <w:rsid w:val="003E2F9B"/>
     <w:rPr>
@@ -8623,12 +8657,12 @@
   </w:style>
   <w:style w:type="character" w:customStyle="1" w:styleId="whitespace-normal">
     <w:name w:val="whitespace-normal"/>
-    <w:basedOn w:val="a4"/>
+    <w:basedOn w:val="DefaultParagraphFont"/>
     <w:rsid w:val="00D91790"/>
   </w:style>
   <w:style w:type="table" w:customStyle="1" w:styleId="PlainTable21">
     <w:name w:val="Plain Table 21"/>
-    <w:basedOn w:val="a5"/>
+    <w:basedOn w:val="TableNormal"/>
     <w:uiPriority w:val="59"/>
     <w:rsid w:val="005F261C"/>
     <w:pPr>
@@ -8715,7 +8749,7 @@
   </w:style>
   <w:style w:type="character" w:customStyle="1" w:styleId="UnresolvedMention1">
     <w:name w:val="Unresolved Mention1"/>
-    <w:basedOn w:val="a4"/>
+    <w:basedOn w:val="DefaultParagraphFont"/>
     <w:uiPriority w:val="99"/>
     <w:semiHidden/>
     <w:unhideWhenUsed/>
@@ -8725,10 +8759,10 @@
       <w:shd w:val="clear" w:color="auto" w:fill="E1DFDD"/>
     </w:rPr>
   </w:style>
-  <w:style w:type="paragraph" w:styleId="aff6">
+  <w:style w:type="paragraph" w:styleId="BalloonText">
     <w:name w:val="Balloon Text"/>
-    <w:basedOn w:val="a2"/>
-    <w:link w:val="aff7"/>
+    <w:basedOn w:val="Normal"/>
+    <w:link w:val="BalloonTextChar"/>
     <w:uiPriority w:val="99"/>
     <w:semiHidden/>
     <w:unhideWhenUsed/>
@@ -8739,10 +8773,10 @@
       <w:szCs w:val="16"/>
     </w:rPr>
   </w:style>
-  <w:style w:type="character" w:customStyle="1" w:styleId="aff7">
-    <w:name w:val="Текст выноски Знак"/>
-    <w:basedOn w:val="a4"/>
-    <w:link w:val="aff6"/>
+  <w:style w:type="character" w:customStyle="1" w:styleId="BalloonTextChar">
+    <w:name w:val="Balloon Text Char"/>
+    <w:basedOn w:val="DefaultParagraphFont"/>
+    <w:link w:val="BalloonText"/>
     <w:uiPriority w:val="99"/>
     <w:semiHidden/>
     <w:rsid w:val="001F6761"/>
@@ -8754,8 +8788,8 @@
   </w:style>
   <w:style w:type="paragraph" w:customStyle="1" w:styleId="1">
     <w:name w:val="Стиль1"/>
-    <w:basedOn w:val="a2"/>
-    <w:link w:val="13"/>
+    <w:basedOn w:val="Normal"/>
+    <w:link w:val="10"/>
     <w:qFormat/>
     <w:rsid w:val="00A91042"/>
     <w:pPr>
@@ -8774,9 +8808,9 @@
       <w14:ligatures w14:val="none"/>
     </w:rPr>
   </w:style>
-  <w:style w:type="character" w:customStyle="1" w:styleId="13">
+  <w:style w:type="character" w:customStyle="1" w:styleId="10">
     <w:name w:val="Стиль1 Знак"/>
-    <w:basedOn w:val="a4"/>
+    <w:basedOn w:val="DefaultParagraphFont"/>
     <w:link w:val="1"/>
     <w:rsid w:val="00A91042"/>
     <w:rPr>
